--- a/Where did all these kids come from.docx
+++ b/Where did all these kids come from.docx
@@ -5,6 +5,8 @@
     <w:p>
       <w:pPr>
         <w:pStyle w:val="Title"/>
+        <w:ind w:right="10362"/>
+        <w:jc w:val="left"/>
       </w:pPr>
       <w:r>
         <w:t>Where did all these kids come from?</w:t>
@@ -14,15 +16,17 @@
       <w:pPr>
         <w:pStyle w:val="BodyText"/>
         <w:spacing w:line="240" w:lineRule="auto"/>
-        <w:rPr>
-          <w:lang w:eastAsia="en-US"/>
-        </w:rPr>
-      </w:pPr>
-    </w:p>
-    <w:p>
-      <w:pPr>
-        <w:pStyle w:val="BodyText"/>
-        <w:spacing w:line="240" w:lineRule="auto"/>
+        <w:ind w:right="10362"/>
+        <w:rPr>
+          <w:lang w:eastAsia="en-US"/>
+        </w:rPr>
+      </w:pPr>
+    </w:p>
+    <w:p>
+      <w:pPr>
+        <w:pStyle w:val="BodyText"/>
+        <w:spacing w:line="240" w:lineRule="auto"/>
+        <w:ind w:right="10362"/>
         <w:rPr>
           <w:lang w:eastAsia="en-US"/>
         </w:rPr>
@@ -116,7 +120,7 @@
         </w:rPr>
         <w:t xml:space="preserve">, according to a recent Wall Street Journal </w:t>
       </w:r>
-      <w:hyperlink r:id="rId9" w:history="1">
+      <w:hyperlink r:id="rId10" w:history="1">
         <w:r>
           <w:rPr>
             <w:rStyle w:val="Hyperlink"/>
@@ -153,7 +157,37 @@
         <w:rPr>
           <w:lang w:eastAsia="en-US"/>
         </w:rPr>
-        <w:t xml:space="preserve"> (there was a 1% decline nationwide). </w:t>
+        <w:t xml:space="preserve">. Nationwide, </w:t>
+      </w:r>
+      <w:r>
+        <w:rPr>
+          <w:lang w:eastAsia="en-US"/>
+        </w:rPr>
+        <w:t xml:space="preserve">the </w:t>
+      </w:r>
+      <w:r>
+        <w:rPr>
+          <w:lang w:eastAsia="en-US"/>
+        </w:rPr>
+        <w:t xml:space="preserve">youth </w:t>
+      </w:r>
+      <w:r>
+        <w:rPr>
+          <w:lang w:eastAsia="en-US"/>
+        </w:rPr>
+        <w:t>population</w:t>
+      </w:r>
+      <w:r>
+        <w:rPr>
+          <w:lang w:eastAsia="en-US"/>
+        </w:rPr>
+        <w:t xml:space="preserve"> declined </w:t>
+      </w:r>
+      <w:r>
+        <w:rPr>
+          <w:lang w:eastAsia="en-US"/>
+        </w:rPr>
+        <w:t xml:space="preserve">1%. </w:t>
       </w:r>
       <w:r>
         <w:rPr>
@@ -172,6 +206,276 @@
       <w:pPr>
         <w:pStyle w:val="BodyText"/>
         <w:spacing w:line="240" w:lineRule="auto"/>
+        <w:ind w:right="10362"/>
+        <w:rPr>
+          <w:lang w:eastAsia="en-US"/>
+        </w:rPr>
+      </w:pPr>
+    </w:p>
+    <w:p>
+      <w:pPr>
+        <w:pStyle w:val="BodyText"/>
+        <w:spacing w:line="240" w:lineRule="auto"/>
+        <w:ind w:right="10362"/>
+        <w:rPr>
+          <w:lang w:eastAsia="en-US"/>
+        </w:rPr>
+      </w:pPr>
+      <w:r>
+        <w:rPr>
+          <w:lang w:eastAsia="en-US"/>
+        </w:rPr>
+        <w:t>Takeaways:</w:t>
+      </w:r>
+    </w:p>
+    <w:p>
+      <w:pPr>
+        <w:pStyle w:val="BodyText"/>
+        <w:numPr>
+          <w:ilvl w:val="0"/>
+          <w:numId w:val="3"/>
+        </w:numPr>
+        <w:spacing w:line="240" w:lineRule="auto"/>
+        <w:ind w:right="10362"/>
+        <w:rPr>
+          <w:lang w:eastAsia="en-US"/>
+        </w:rPr>
+      </w:pPr>
+      <w:r>
+        <w:rPr>
+          <w:lang w:eastAsia="en-US"/>
+        </w:rPr>
+        <w:t>In the mid-20</w:t>
+      </w:r>
+      <w:r>
+        <w:rPr>
+          <w:vertAlign w:val="superscript"/>
+          <w:lang w:eastAsia="en-US"/>
+        </w:rPr>
+        <w:t>th</w:t>
+      </w:r>
+      <w:r>
+        <w:rPr>
+          <w:lang w:eastAsia="en-US"/>
+        </w:rPr>
+        <w:t xml:space="preserve"> century, the District had many more children than it has today.</w:t>
+      </w:r>
+    </w:p>
+    <w:p>
+      <w:pPr>
+        <w:pStyle w:val="BodyText"/>
+        <w:numPr>
+          <w:ilvl w:val="0"/>
+          <w:numId w:val="3"/>
+        </w:numPr>
+        <w:spacing w:line="240" w:lineRule="auto"/>
+        <w:ind w:right="10362"/>
+        <w:rPr>
+          <w:lang w:eastAsia="en-US"/>
+        </w:rPr>
+      </w:pPr>
+      <w:r>
+        <w:rPr>
+          <w:lang w:eastAsia="en-US"/>
+        </w:rPr>
+        <w:t>A significant share of the</w:t>
+      </w:r>
+      <w:r>
+        <w:rPr>
+          <w:lang w:eastAsia="en-US"/>
+        </w:rPr>
+        <w:t xml:space="preserve"> 2010s growth </w:t>
+      </w:r>
+      <w:r>
+        <w:rPr>
+          <w:lang w:eastAsia="en-US"/>
+        </w:rPr>
+        <w:t xml:space="preserve">in DC’s youth population </w:t>
+      </w:r>
+      <w:r>
+        <w:rPr>
+          <w:lang w:eastAsia="en-US"/>
+        </w:rPr>
+        <w:t xml:space="preserve">is a return to the child population DC had around </w:t>
+      </w:r>
+      <w:r>
+        <w:rPr>
+          <w:lang w:eastAsia="en-US"/>
+        </w:rPr>
+        <w:t>1995</w:t>
+      </w:r>
+      <w:r>
+        <w:rPr>
+          <w:lang w:eastAsia="en-US"/>
+        </w:rPr>
+        <w:t>.</w:t>
+      </w:r>
+      <w:r>
+        <w:rPr>
+          <w:lang w:eastAsia="en-US"/>
+        </w:rPr>
+        <w:t xml:space="preserve"> </w:t>
+      </w:r>
+    </w:p>
+    <w:p>
+      <w:pPr>
+        <w:pStyle w:val="BodyText"/>
+        <w:numPr>
+          <w:ilvl w:val="0"/>
+          <w:numId w:val="3"/>
+        </w:numPr>
+        <w:spacing w:line="240" w:lineRule="auto"/>
+        <w:ind w:right="10362"/>
+        <w:rPr>
+          <w:lang w:eastAsia="en-US"/>
+        </w:rPr>
+      </w:pPr>
+      <w:r>
+        <w:rPr>
+          <w:lang w:eastAsia="en-US"/>
+        </w:rPr>
+        <w:t>Some of DC’s 2010s child population growth came from more births. That happened because more adults of childbearing age lived here, not because fertility rose (it fell).</w:t>
+      </w:r>
+    </w:p>
+    <w:p>
+      <w:pPr>
+        <w:pStyle w:val="BodyText"/>
+        <w:numPr>
+          <w:ilvl w:val="0"/>
+          <w:numId w:val="3"/>
+        </w:numPr>
+        <w:spacing w:line="240" w:lineRule="auto"/>
+        <w:ind w:right="10362"/>
+        <w:rPr>
+          <w:lang w:eastAsia="en-US"/>
+        </w:rPr>
+      </w:pPr>
+      <w:r>
+        <w:rPr>
+          <w:lang w:eastAsia="en-US"/>
+        </w:rPr>
+        <w:t>Child net out-migration also shrank</w:t>
+      </w:r>
+      <w:r>
+        <w:rPr>
+          <w:lang w:eastAsia="en-US"/>
+        </w:rPr>
+        <w:t xml:space="preserve"> during the 2010s: relatively more families with children moved into DC</w:t>
+      </w:r>
+      <w:r>
+        <w:rPr>
+          <w:lang w:eastAsia="en-US"/>
+        </w:rPr>
+        <w:t>,</w:t>
+      </w:r>
+      <w:r>
+        <w:rPr>
+          <w:lang w:eastAsia="en-US"/>
+        </w:rPr>
+        <w:t xml:space="preserve"> and fewer moved out. That said,</w:t>
+      </w:r>
+      <w:r>
+        <w:rPr>
+          <w:lang w:eastAsia="en-US"/>
+        </w:rPr>
+        <w:t xml:space="preserve"> </w:t>
+      </w:r>
+      <w:r>
+        <w:rPr>
+          <w:lang w:eastAsia="en-US"/>
+        </w:rPr>
+        <w:t xml:space="preserve">net migration </w:t>
+      </w:r>
+      <w:r>
+        <w:rPr>
+          <w:lang w:eastAsia="en-US"/>
+        </w:rPr>
+        <w:t>remained negative at every child age</w:t>
+      </w:r>
+      <w:r>
+        <w:rPr>
+          <w:lang w:eastAsia="en-US"/>
+        </w:rPr>
+        <w:t xml:space="preserve"> during the 2010s</w:t>
+      </w:r>
+      <w:r>
+        <w:rPr>
+          <w:lang w:eastAsia="en-US"/>
+        </w:rPr>
+        <w:t xml:space="preserve"> (it just became less negative than in, say, the 2000s)</w:t>
+      </w:r>
+      <w:r>
+        <w:rPr>
+          <w:lang w:eastAsia="en-US"/>
+        </w:rPr>
+        <w:t>.</w:t>
+      </w:r>
+    </w:p>
+    <w:p>
+      <w:pPr>
+        <w:pStyle w:val="BodyText"/>
+        <w:numPr>
+          <w:ilvl w:val="0"/>
+          <w:numId w:val="3"/>
+        </w:numPr>
+        <w:spacing w:line="240" w:lineRule="auto"/>
+        <w:ind w:right="10362"/>
+        <w:rPr>
+          <w:lang w:eastAsia="en-US"/>
+        </w:rPr>
+      </w:pPr>
+      <w:r>
+        <w:rPr>
+          <w:lang w:eastAsia="en-US"/>
+        </w:rPr>
+        <w:t>Roughly a third of the swing from population decline in the 2000s to growth in the 2010s came from a smaller cohort aging out, a legacy of the 2000s’ low point in youth population.</w:t>
+      </w:r>
+    </w:p>
+    <w:p>
+      <w:pPr>
+        <w:pStyle w:val="BodyText"/>
+        <w:numPr>
+          <w:ilvl w:val="0"/>
+          <w:numId w:val="3"/>
+        </w:numPr>
+        <w:spacing w:line="240" w:lineRule="auto"/>
+        <w:ind w:right="10362"/>
+        <w:rPr>
+          <w:lang w:eastAsia="en-US"/>
+        </w:rPr>
+      </w:pPr>
+      <w:r>
+        <w:rPr>
+          <w:lang w:eastAsia="en-US"/>
+        </w:rPr>
+        <w:t>The population gains were concentrated among Hispanic, non-Hispanic White, and higher-income families. The number of Black children fell.</w:t>
+      </w:r>
+    </w:p>
+    <w:p>
+      <w:pPr>
+        <w:pStyle w:val="BodyText"/>
+        <w:spacing w:line="240" w:lineRule="auto"/>
+        <w:ind w:right="10362"/>
+        <w:rPr>
+          <w:lang w:eastAsia="en-US"/>
+        </w:rPr>
+      </w:pPr>
+    </w:p>
+    <w:p>
+      <w:pPr>
+        <w:pStyle w:val="BodyText"/>
+        <w:spacing w:line="240" w:lineRule="auto"/>
+        <w:ind w:right="10362"/>
+        <w:rPr>
+          <w:lang w:eastAsia="en-US"/>
+        </w:rPr>
+      </w:pPr>
+    </w:p>
+    <w:p>
+      <w:pPr>
+        <w:pStyle w:val="BodyText"/>
+        <w:spacing w:line="240" w:lineRule="auto"/>
+        <w:ind w:right="10362"/>
         <w:rPr>
           <w:lang w:eastAsia="en-US"/>
         </w:rPr>
@@ -181,6 +485,7 @@
       <w:pPr>
         <w:pStyle w:val="Heading1"/>
         <w:spacing w:line="240" w:lineRule="auto"/>
+        <w:ind w:right="10362"/>
       </w:pPr>
       <w:r>
         <w:t>Youth history</w:t>
@@ -189,6 +494,7 @@
     <w:p>
       <w:pPr>
         <w:spacing w:line="240" w:lineRule="auto"/>
+        <w:ind w:right="10362"/>
       </w:pPr>
       <w:r>
         <w:t xml:space="preserve">First, </w:t>
@@ -205,176 +511,30 @@
       <w:r>
         <w:t xml:space="preserve">its own past, and to other U.S. urban areas. </w:t>
       </w:r>
-      <w:r>
-        <w:t>DC’s population peaked in the mid-20</w:t>
-      </w:r>
-      <w:r>
-        <w:rPr>
-          <w:vertAlign w:val="superscript"/>
-        </w:rPr>
-        <w:t>th</w:t>
-      </w:r>
-      <w:r>
-        <w:t xml:space="preserve"> century</w:t>
-      </w:r>
-      <w:r>
-        <w:t>; there were</w:t>
-      </w:r>
-      <w:r>
-        <w:t xml:space="preserve"> almost twice as many kids back then. </w:t>
-      </w:r>
-      <w:r>
-        <w:t>This is hard to imagine</w:t>
-      </w:r>
-      <w:r>
-        <w:t xml:space="preserve"> today, but in 1960, one in four DC residents were under age 15.</w:t>
-      </w:r>
-    </w:p>
-    <w:p>
-      <w:pPr>
-        <w:spacing w:line="240" w:lineRule="auto"/>
-      </w:pPr>
-      <w:commentRangeStart w:id="1"/>
-      <w:commentRangeStart w:id="2"/>
+    </w:p>
+    <w:p>
+      <w:pPr>
+        <w:spacing w:line="240" w:lineRule="auto"/>
+        <w:ind w:right="10362"/>
+      </w:pPr>
+      <w:r>
+        <w:t>DC has experienced a recent uptick in its youth population, even with a COVID-induced dip.</w:t>
+      </w:r>
+    </w:p>
+    <w:p>
+      <w:pPr>
+        <w:spacing w:line="240" w:lineRule="auto"/>
+        <w:ind w:right="10362"/>
+      </w:pPr>
       <w:r>
         <w:rPr>
           <w:noProof/>
         </w:rPr>
         <w:drawing>
-          <wp:inline distT="0" distB="0" distL="0" distR="0" wp14:anchorId="6D345FA0" wp14:editId="01E7D292">
-            <wp:extent cx="5210175" cy="3789680"/>
-            <wp:effectExtent l="0" t="0" r="9525" b="1270"/>
-            <wp:docPr id="1861347730" name="Picture 1"/>
-            <wp:cNvGraphicFramePr>
-              <a:graphicFrameLocks xmlns:a="http://schemas.openxmlformats.org/drawingml/2006/main" noChangeAspect="1"/>
-            </wp:cNvGraphicFramePr>
-            <a:graphic xmlns:a="http://schemas.openxmlformats.org/drawingml/2006/main">
-              <a:graphicData uri="http://schemas.openxmlformats.org/drawingml/2006/picture">
-                <pic:pic xmlns:pic="http://schemas.openxmlformats.org/drawingml/2006/picture">
-                  <pic:nvPicPr>
-                    <pic:cNvPr id="0" name="Picture 1"/>
-                    <pic:cNvPicPr>
-                      <a:picLocks noChangeAspect="1" noChangeArrowheads="1"/>
-                    </pic:cNvPicPr>
-                  </pic:nvPicPr>
-                  <pic:blipFill rotWithShape="1">
-                    <a:blip r:embed="rId10" cstate="print">
-                      <a:extLst>
-                        <a:ext uri="{28A0092B-C50C-407E-A947-70E740481C1C}">
-                          <a14:useLocalDpi xmlns:a14="http://schemas.microsoft.com/office/drawing/2010/main" val="0"/>
-                        </a:ext>
-                      </a:extLst>
-                    </a:blip>
-                    <a:srcRect r="1793"/>
-                    <a:stretch>
-                      <a:fillRect/>
-                    </a:stretch>
-                  </pic:blipFill>
-                  <pic:spPr bwMode="auto">
-                    <a:xfrm>
-                      <a:off x="0" y="0"/>
-                      <a:ext cx="5228188" cy="3802782"/>
-                    </a:xfrm>
-                    <a:prstGeom prst="rect">
-                      <a:avLst/>
-                    </a:prstGeom>
-                    <a:noFill/>
-                    <a:ln>
-                      <a:noFill/>
-                    </a:ln>
-                    <a:extLst>
-                      <a:ext uri="{53640926-AAD7-44D8-BBD7-CCE9431645EC}">
-                        <a14:shadowObscured xmlns:a14="http://schemas.microsoft.com/office/drawing/2010/main"/>
-                      </a:ext>
-                    </a:extLst>
-                  </pic:spPr>
-                </pic:pic>
-              </a:graphicData>
-            </a:graphic>
-          </wp:inline>
-        </w:drawing>
-      </w:r>
-      <w:commentRangeEnd w:id="1"/>
-      <w:r>
-        <w:rPr>
-          <w:rStyle w:val="CommentReference"/>
-          <w:sz w:val="24"/>
-          <w:szCs w:val="24"/>
-        </w:rPr>
-        <w:commentReference w:id="1"/>
-      </w:r>
-      <w:commentRangeEnd w:id="2"/>
-      <w:r>
-        <w:rPr>
-          <w:rStyle w:val="CommentReference"/>
-          <w:sz w:val="24"/>
-          <w:szCs w:val="24"/>
-        </w:rPr>
-        <w:commentReference w:id="2"/>
-      </w:r>
-    </w:p>
-    <w:p>
-      <w:pPr>
-        <w:spacing w:line="240" w:lineRule="auto"/>
-      </w:pPr>
-    </w:p>
-    <w:p>
-      <w:pPr>
-        <w:spacing w:after="160" w:line="278" w:lineRule="auto"/>
-      </w:pPr>
-      <w:r>
-        <w:br w:type="page"/>
-      </w:r>
-    </w:p>
-    <w:p>
-      <w:pPr>
-        <w:spacing w:line="240" w:lineRule="auto"/>
-      </w:pPr>
-      <w:r>
-        <w:lastRenderedPageBreak/>
-        <w:t>In the latter half of the 20</w:t>
-      </w:r>
-      <w:r>
-        <w:rPr>
-          <w:vertAlign w:val="superscript"/>
-        </w:rPr>
-        <w:t>th</w:t>
-      </w:r>
-      <w:r>
-        <w:t xml:space="preserve"> century, DC’s </w:t>
-      </w:r>
-      <w:r>
-        <w:t>child population cratered, as many White families</w:t>
-      </w:r>
-      <w:r>
-        <w:t xml:space="preserve"> (and, later Black families) decamped to the suburbs. </w:t>
-      </w:r>
-      <w:r>
-        <w:t>As a share of its total population, t</w:t>
-      </w:r>
-      <w:r>
-        <w:t>he District</w:t>
-      </w:r>
-      <w:r>
-        <w:t xml:space="preserve"> still has </w:t>
-      </w:r>
-      <w:r>
-        <w:t>relatively few children.</w:t>
-      </w:r>
-    </w:p>
-    <w:p>
-      <w:pPr>
-        <w:spacing w:line="240" w:lineRule="auto"/>
-      </w:pPr>
-      <w:r>
-        <w:rPr>
-          <w:noProof/>
-        </w:rPr>
-        <w:drawing>
-          <wp:inline distT="0" distB="0" distL="0" distR="0" wp14:anchorId="551C5A4A" wp14:editId="0A3D77BE">
-            <wp:extent cx="6376987" cy="4027571"/>
-            <wp:effectExtent l="0" t="0" r="5080" b="0"/>
-            <wp:docPr id="339456226" name="Picture 9"/>
+          <wp:inline distT="0" distB="0" distL="0" distR="0" wp14:anchorId="76BD94BF" wp14:editId="62004970">
+            <wp:extent cx="5943600" cy="4245610"/>
+            <wp:effectExtent l="0" t="0" r="0" b="2540"/>
+            <wp:docPr id="130760276" name="Picture 3"/>
             <wp:cNvGraphicFramePr>
               <a:graphicFrameLocks xmlns:a="http://schemas.openxmlformats.org/drawingml/2006/main" noChangeAspect="1"/>
             </wp:cNvGraphicFramePr>
@@ -389,736 +549,6 @@
                   </pic:nvPicPr>
                   <pic:blipFill>
                     <a:blip r:embed="rId11">
-                      <a:extLst>
-                        <a:ext uri="{28A0092B-C50C-407E-A947-70E740481C1C}">
-                          <a14:useLocalDpi xmlns:a14="http://schemas.microsoft.com/office/drawing/2010/main" val="0"/>
-                        </a:ext>
-                      </a:extLst>
-                    </a:blip>
-                    <a:srcRect/>
-                    <a:stretch>
-                      <a:fillRect/>
-                    </a:stretch>
-                  </pic:blipFill>
-                  <pic:spPr bwMode="auto">
-                    <a:xfrm>
-                      <a:off x="0" y="0"/>
-                      <a:ext cx="6385007" cy="4032637"/>
-                    </a:xfrm>
-                    <a:prstGeom prst="rect">
-                      <a:avLst/>
-                    </a:prstGeom>
-                    <a:noFill/>
-                  </pic:spPr>
-                </pic:pic>
-              </a:graphicData>
-            </a:graphic>
-          </wp:inline>
-        </w:drawing>
-      </w:r>
-    </w:p>
-    <w:p>
-      <w:pPr>
-        <w:spacing w:line="240" w:lineRule="auto"/>
-      </w:pPr>
-      <w:r>
-        <w:rPr>
-          <w:noProof/>
-        </w:rPr>
-        <w:lastRenderedPageBreak/>
-        <w:drawing>
-          <wp:inline distT="0" distB="0" distL="0" distR="0" wp14:anchorId="23BD218F" wp14:editId="26E492FB">
-            <wp:extent cx="6534150" cy="4032504"/>
-            <wp:effectExtent l="0" t="0" r="0" b="6350"/>
-            <wp:docPr id="670884113" name="Picture 7"/>
-            <wp:cNvGraphicFramePr>
-              <a:graphicFrameLocks xmlns:a="http://schemas.openxmlformats.org/drawingml/2006/main" noChangeAspect="1"/>
-            </wp:cNvGraphicFramePr>
-            <a:graphic xmlns:a="http://schemas.openxmlformats.org/drawingml/2006/main">
-              <a:graphicData uri="http://schemas.openxmlformats.org/drawingml/2006/picture">
-                <pic:pic xmlns:pic="http://schemas.openxmlformats.org/drawingml/2006/picture">
-                  <pic:nvPicPr>
-                    <pic:cNvPr id="0" name="Picture 4"/>
-                    <pic:cNvPicPr>
-                      <a:picLocks noChangeAspect="1" noChangeArrowheads="1"/>
-                    </pic:cNvPicPr>
-                  </pic:nvPicPr>
-                  <pic:blipFill>
-                    <a:blip r:embed="rId12">
-                      <a:extLst>
-                        <a:ext uri="{28A0092B-C50C-407E-A947-70E740481C1C}">
-                          <a14:useLocalDpi xmlns:a14="http://schemas.microsoft.com/office/drawing/2010/main" val="0"/>
-                        </a:ext>
-                      </a:extLst>
-                    </a:blip>
-                    <a:srcRect/>
-                    <a:stretch>
-                      <a:fillRect/>
-                    </a:stretch>
-                  </pic:blipFill>
-                  <pic:spPr bwMode="auto">
-                    <a:xfrm>
-                      <a:off x="0" y="0"/>
-                      <a:ext cx="6541180" cy="4036842"/>
-                    </a:xfrm>
-                    <a:prstGeom prst="rect">
-                      <a:avLst/>
-                    </a:prstGeom>
-                    <a:noFill/>
-                  </pic:spPr>
-                </pic:pic>
-              </a:graphicData>
-            </a:graphic>
-          </wp:inline>
-        </w:drawing>
-      </w:r>
-    </w:p>
-    <w:p>
-      <w:pPr>
-        <w:spacing w:line="240" w:lineRule="auto"/>
-      </w:pPr>
-    </w:p>
-    <w:p>
-      <w:pPr>
-        <w:pStyle w:val="Heading1"/>
-      </w:pPr>
-      <w:r>
-        <w:t>How do you do</w:t>
-      </w:r>
-      <w:r>
-        <w:t>, fellow kids</w:t>
-      </w:r>
-    </w:p>
-    <w:p>
-      <w:pPr>
-        <w:pStyle w:val="BodyText"/>
-        <w:spacing w:after="0" w:line="240" w:lineRule="auto"/>
-        <w:rPr>
-          <w:lang w:eastAsia="en-US"/>
-        </w:rPr>
-      </w:pPr>
-      <w:r>
-        <w:rPr>
-          <w:lang w:eastAsia="en-US"/>
-        </w:rPr>
-        <w:t xml:space="preserve">The clever people at the </w:t>
-      </w:r>
-      <w:r>
-        <w:rPr>
-          <w:lang w:eastAsia="en-US"/>
-        </w:rPr>
-        <w:t>University of Wisconsin’s </w:t>
-      </w:r>
-      <w:hyperlink r:id="rId13" w:history="1">
-        <w:r>
-          <w:rPr>
-            <w:rStyle w:val="Hyperlink"/>
-            <w:lang w:eastAsia="en-US"/>
-          </w:rPr>
-          <w:t>Applied Population Laboratory</w:t>
-        </w:r>
-      </w:hyperlink>
-      <w:r>
-        <w:rPr>
-          <w:lang w:eastAsia="en-US"/>
-        </w:rPr>
-        <w:t> </w:t>
-      </w:r>
-      <w:r>
-        <w:rPr>
-          <w:lang w:eastAsia="en-US"/>
-        </w:rPr>
-        <w:t xml:space="preserve">use a combination of Census data and </w:t>
-      </w:r>
-      <w:r>
-        <w:rPr>
-          <w:lang w:eastAsia="en-US"/>
-        </w:rPr>
-        <w:t xml:space="preserve">birth and death records </w:t>
-      </w:r>
-      <w:r>
-        <w:rPr>
-          <w:lang w:eastAsia="en-US"/>
-        </w:rPr>
-        <w:t>to decompose</w:t>
-      </w:r>
-      <w:r>
-        <w:rPr>
-          <w:lang w:eastAsia="en-US"/>
-        </w:rPr>
-        <w:t xml:space="preserve"> youth</w:t>
-      </w:r>
-      <w:r>
-        <w:rPr>
-          <w:lang w:eastAsia="en-US"/>
-        </w:rPr>
-        <w:t xml:space="preserve"> population</w:t>
-      </w:r>
-      <w:r>
-        <w:rPr>
-          <w:lang w:eastAsia="en-US"/>
-        </w:rPr>
-        <w:t xml:space="preserve"> changes in </w:t>
-      </w:r>
-      <w:r>
-        <w:rPr>
-          <w:lang w:eastAsia="en-US"/>
-        </w:rPr>
-        <w:t xml:space="preserve">American states </w:t>
-      </w:r>
-      <w:r>
-        <w:rPr>
-          <w:lang w:eastAsia="en-US"/>
-        </w:rPr>
-        <w:t xml:space="preserve">into three </w:t>
-      </w:r>
-      <w:r>
-        <w:rPr>
-          <w:lang w:eastAsia="en-US"/>
-        </w:rPr>
-        <w:t>causes</w:t>
-      </w:r>
-      <w:r>
-        <w:rPr>
-          <w:lang w:eastAsia="en-US"/>
-        </w:rPr>
-        <w:t>:</w:t>
-      </w:r>
-    </w:p>
-    <w:p>
-      <w:pPr>
-        <w:pStyle w:val="BodyText"/>
-        <w:spacing w:after="0" w:line="240" w:lineRule="auto"/>
-        <w:rPr>
-          <w:lang w:eastAsia="en-US"/>
-        </w:rPr>
-      </w:pPr>
-    </w:p>
-    <w:p>
-      <w:pPr>
-        <w:pStyle w:val="BodyText"/>
-        <w:numPr>
-          <w:ilvl w:val="0"/>
-          <w:numId w:val="1"/>
-        </w:numPr>
-        <w:spacing w:after="0" w:line="240" w:lineRule="auto"/>
-        <w:rPr>
-          <w:lang w:eastAsia="en-US"/>
-        </w:rPr>
-      </w:pPr>
-      <w:r>
-        <w:rPr>
-          <w:lang w:eastAsia="en-US"/>
-        </w:rPr>
-        <w:t>Births</w:t>
-      </w:r>
-    </w:p>
-    <w:p>
-      <w:pPr>
-        <w:pStyle w:val="ListParagraph"/>
-        <w:numPr>
-          <w:ilvl w:val="0"/>
-          <w:numId w:val="1"/>
-        </w:numPr>
-        <w:spacing w:after="0" w:line="240" w:lineRule="auto"/>
-        <w:rPr>
-          <w:lang w:eastAsia="en-US"/>
-        </w:rPr>
-      </w:pPr>
-      <w:r>
-        <w:rPr>
-          <w:lang w:eastAsia="en-US"/>
-        </w:rPr>
-        <w:t>C</w:t>
-      </w:r>
-      <w:r>
-        <w:rPr>
-          <w:lang w:eastAsia="en-US"/>
-        </w:rPr>
-        <w:t>hildren aging out of childhood</w:t>
-      </w:r>
-      <w:r>
-        <w:rPr>
-          <w:lang w:eastAsia="en-US"/>
-        </w:rPr>
-        <w:t xml:space="preserve"> (they grow up so fast!)</w:t>
-      </w:r>
-    </w:p>
-    <w:p>
-      <w:pPr>
-        <w:pStyle w:val="ListParagraph"/>
-        <w:numPr>
-          <w:ilvl w:val="0"/>
-          <w:numId w:val="1"/>
-        </w:numPr>
-        <w:spacing w:after="0" w:line="240" w:lineRule="auto"/>
-        <w:rPr>
-          <w:lang w:eastAsia="en-US"/>
-        </w:rPr>
-      </w:pPr>
-      <w:r>
-        <w:rPr>
-          <w:lang w:eastAsia="en-US"/>
-        </w:rPr>
-        <w:t>Migration</w:t>
-      </w:r>
-    </w:p>
-    <w:p>
-      <w:pPr>
-        <w:spacing w:after="0" w:line="240" w:lineRule="auto"/>
-        <w:rPr>
-          <w:lang w:eastAsia="en-US"/>
-        </w:rPr>
-      </w:pPr>
-    </w:p>
-    <w:p>
-      <w:pPr>
-        <w:spacing w:after="0" w:line="240" w:lineRule="auto"/>
-        <w:rPr>
-          <w:lang w:eastAsia="en-US"/>
-        </w:rPr>
-      </w:pPr>
-      <w:r>
-        <w:rPr>
-          <w:lang w:eastAsia="en-US"/>
-        </w:rPr>
-        <w:t>Each of these explains roughly 1/3</w:t>
-      </w:r>
-      <w:r>
-        <w:rPr>
-          <w:vertAlign w:val="superscript"/>
-          <w:lang w:eastAsia="en-US"/>
-        </w:rPr>
-        <w:t>rd</w:t>
-      </w:r>
-      <w:r>
-        <w:rPr>
-          <w:lang w:eastAsia="en-US"/>
-        </w:rPr>
-        <w:t xml:space="preserve"> of DC’s recent youth population increase. </w:t>
-      </w:r>
-      <w:r>
-        <w:rPr>
-          <w:lang w:eastAsia="en-US"/>
-        </w:rPr>
-        <w:t xml:space="preserve">Let’s take each </w:t>
-      </w:r>
-      <w:r>
-        <w:rPr>
-          <w:lang w:eastAsia="en-US"/>
-        </w:rPr>
-        <w:t>in turn.</w:t>
-      </w:r>
-    </w:p>
-    <w:p>
-      <w:pPr>
-        <w:pStyle w:val="BodyText"/>
-        <w:spacing w:line="240" w:lineRule="auto"/>
-        <w:rPr>
-          <w:lang w:eastAsia="en-US"/>
-        </w:rPr>
-      </w:pPr>
-    </w:p>
-    <w:p>
-      <w:pPr>
-        <w:spacing w:after="160" w:line="278" w:lineRule="auto"/>
-        <w:rPr>
-          <w:i/>
-          <w:iCs/>
-          <w:lang w:eastAsia="en-US"/>
-        </w:rPr>
-      </w:pPr>
-    </w:p>
-    <w:p>
-      <w:pPr>
-        <w:spacing w:after="160" w:line="278" w:lineRule="auto"/>
-        <w:rPr>
-          <w:i/>
-          <w:iCs/>
-          <w:lang w:eastAsia="en-US"/>
-        </w:rPr>
-      </w:pPr>
-    </w:p>
-    <w:p>
-      <w:pPr>
-        <w:spacing w:after="160" w:line="278" w:lineRule="auto"/>
-        <w:rPr>
-          <w:i/>
-          <w:iCs/>
-          <w:lang w:eastAsia="en-US"/>
-        </w:rPr>
-      </w:pPr>
-    </w:p>
-    <w:p>
-      <w:pPr>
-        <w:pStyle w:val="BodyText"/>
-        <w:spacing w:line="240" w:lineRule="auto"/>
-        <w:rPr>
-          <w:lang w:eastAsia="en-US"/>
-        </w:rPr>
-      </w:pPr>
-      <w:r>
-        <w:rPr>
-          <w:i/>
-          <w:iCs/>
-          <w:lang w:eastAsia="en-US"/>
-        </w:rPr>
-        <w:lastRenderedPageBreak/>
-        <w:t>B</w:t>
-      </w:r>
-      <w:r>
-        <w:rPr>
-          <w:i/>
-          <w:iCs/>
-          <w:lang w:eastAsia="en-US"/>
-        </w:rPr>
-        <w:t>irths</w:t>
-      </w:r>
-      <w:r>
-        <w:rPr>
-          <w:lang w:eastAsia="en-US"/>
-        </w:rPr>
-        <w:t xml:space="preserve"> </w:t>
-      </w:r>
-      <w:r>
-        <w:rPr>
-          <w:lang w:eastAsia="en-US"/>
-        </w:rPr>
-        <w:t>increased from 80,859 in the 2000s to 93,184 in the 2010s</w:t>
-      </w:r>
-      <w:r>
-        <w:rPr>
-          <w:lang w:eastAsia="en-US"/>
-        </w:rPr>
-        <w:t xml:space="preserve">. This added </w:t>
-      </w:r>
-      <w:r>
-        <w:rPr>
-          <w:lang w:eastAsia="en-US"/>
-        </w:rPr>
-        <w:t>12,325</w:t>
-      </w:r>
-      <w:r>
-        <w:rPr>
-          <w:lang w:eastAsia="en-US"/>
-        </w:rPr>
-        <w:t xml:space="preserve"> kids</w:t>
-      </w:r>
-      <w:r>
-        <w:rPr>
-          <w:lang w:eastAsia="en-US"/>
-        </w:rPr>
-        <w:t xml:space="preserve">, or </w:t>
-      </w:r>
-      <w:r>
-        <w:rPr>
-          <w:b/>
-          <w:bCs/>
-          <w:lang w:eastAsia="en-US"/>
-        </w:rPr>
-        <w:t>32% of the total increase from the 2000s to the 2010s</w:t>
-      </w:r>
-      <w:r>
-        <w:rPr>
-          <w:lang w:eastAsia="en-US"/>
-        </w:rPr>
-        <w:t>.</w:t>
-      </w:r>
-    </w:p>
-    <w:p>
-      <w:pPr>
-        <w:pStyle w:val="BodyText"/>
-        <w:spacing w:line="240" w:lineRule="auto"/>
-        <w:rPr>
-          <w:lang w:eastAsia="en-US"/>
-        </w:rPr>
-      </w:pPr>
-    </w:p>
-    <w:p>
-      <w:pPr>
-        <w:pStyle w:val="BodyText"/>
-        <w:spacing w:line="240" w:lineRule="auto"/>
-        <w:rPr>
-          <w:lang w:eastAsia="en-US"/>
-        </w:rPr>
-      </w:pPr>
-      <w:r>
-        <w:rPr>
-          <w:i/>
-          <w:iCs/>
-          <w:lang w:eastAsia="en-US"/>
-        </w:rPr>
-        <w:t>C</w:t>
-      </w:r>
-      <w:r>
-        <w:rPr>
-          <w:i/>
-          <w:iCs/>
-          <w:lang w:eastAsia="en-US"/>
-        </w:rPr>
-        <w:t>hildren aging out of childhood</w:t>
-      </w:r>
-      <w:r>
-        <w:rPr>
-          <w:lang w:eastAsia="en-US"/>
-        </w:rPr>
-        <w:t xml:space="preserve"> </w:t>
-      </w:r>
-      <w:r>
-        <w:rPr>
-          <w:lang w:eastAsia="en-US"/>
-        </w:rPr>
-        <w:t xml:space="preserve">became less of a net drag on DC’s youth population growth, increasing </w:t>
-      </w:r>
-      <w:r>
-        <w:rPr>
-          <w:lang w:eastAsia="en-US"/>
-        </w:rPr>
-        <w:t>from -65,193 in the 2000s to -51,097 in the 2010s</w:t>
-      </w:r>
-      <w:r>
-        <w:rPr>
-          <w:lang w:eastAsia="en-US"/>
-        </w:rPr>
-        <w:t>. In other words,</w:t>
-      </w:r>
-      <w:r>
-        <w:rPr>
-          <w:lang w:eastAsia="en-US"/>
-        </w:rPr>
-        <w:t xml:space="preserve"> there were just fewer kids turning 18 in the 2010s, relative to the 2000s</w:t>
-      </w:r>
-      <w:r>
-        <w:rPr>
-          <w:lang w:eastAsia="en-US"/>
-        </w:rPr>
-        <w:t xml:space="preserve">. This </w:t>
-      </w:r>
-      <w:r>
-        <w:rPr>
-          <w:lang w:eastAsia="en-US"/>
-        </w:rPr>
-        <w:t>“</w:t>
-      </w:r>
-      <w:r>
-        <w:rPr>
-          <w:lang w:eastAsia="en-US"/>
-        </w:rPr>
-        <w:t>added</w:t>
-      </w:r>
-      <w:r>
-        <w:rPr>
-          <w:lang w:eastAsia="en-US"/>
-        </w:rPr>
-        <w:t xml:space="preserve">” </w:t>
-      </w:r>
-      <w:r>
-        <w:rPr>
-          <w:lang w:eastAsia="en-US"/>
-        </w:rPr>
-        <w:t>14,096</w:t>
-      </w:r>
-      <w:r>
-        <w:rPr>
-          <w:lang w:eastAsia="en-US"/>
-        </w:rPr>
-        <w:t xml:space="preserve"> kids</w:t>
-      </w:r>
-      <w:r>
-        <w:rPr>
-          <w:lang w:eastAsia="en-US"/>
-        </w:rPr>
-        <w:t xml:space="preserve">, or </w:t>
-      </w:r>
-      <w:r>
-        <w:rPr>
-          <w:b/>
-          <w:bCs/>
-          <w:lang w:eastAsia="en-US"/>
-        </w:rPr>
-        <w:t>37% of the ’00-’20 total increase</w:t>
-      </w:r>
-      <w:r>
-        <w:rPr>
-          <w:lang w:eastAsia="en-US"/>
-        </w:rPr>
-        <w:t>.</w:t>
-      </w:r>
-    </w:p>
-    <w:p>
-      <w:pPr>
-        <w:pStyle w:val="BodyText"/>
-        <w:spacing w:line="240" w:lineRule="auto"/>
-        <w:rPr>
-          <w:i/>
-          <w:iCs/>
-          <w:lang w:eastAsia="en-US"/>
-        </w:rPr>
-      </w:pPr>
-    </w:p>
-    <w:p>
-      <w:pPr>
-        <w:pStyle w:val="BodyText"/>
-        <w:spacing w:line="240" w:lineRule="auto"/>
-        <w:rPr>
-          <w:lang w:eastAsia="en-US"/>
-        </w:rPr>
-      </w:pPr>
-      <w:r>
-        <w:rPr>
-          <w:i/>
-          <w:iCs/>
-          <w:lang w:eastAsia="en-US"/>
-        </w:rPr>
-        <w:t>C</w:t>
-      </w:r>
-      <w:r>
-        <w:rPr>
-          <w:i/>
-          <w:iCs/>
-          <w:lang w:eastAsia="en-US"/>
-        </w:rPr>
-        <w:t>hild net out-migration</w:t>
-      </w:r>
-      <w:r>
-        <w:rPr>
-          <w:lang w:eastAsia="en-US"/>
-        </w:rPr>
-        <w:t xml:space="preserve"> became less negative </w:t>
-      </w:r>
-      <w:r>
-        <w:rPr>
-          <w:lang w:eastAsia="en-US"/>
-        </w:rPr>
-        <w:t xml:space="preserve">it was </w:t>
-      </w:r>
-      <w:r>
-        <w:rPr>
-          <w:lang w:eastAsia="en-US"/>
-        </w:rPr>
-        <w:t xml:space="preserve">-29,545 in the 2000s </w:t>
-      </w:r>
-      <w:r>
-        <w:rPr>
-          <w:lang w:eastAsia="en-US"/>
-        </w:rPr>
-        <w:t xml:space="preserve">and </w:t>
-      </w:r>
-      <w:r>
-        <w:rPr>
-          <w:lang w:eastAsia="en-US"/>
-        </w:rPr>
-        <w:t>-17,809 in the 2010s</w:t>
-      </w:r>
-      <w:r>
-        <w:rPr>
-          <w:lang w:eastAsia="en-US"/>
-        </w:rPr>
-        <w:t>. In other words, fewer</w:t>
-      </w:r>
-      <w:r>
-        <w:rPr>
-          <w:lang w:eastAsia="en-US"/>
-        </w:rPr>
-        <w:t xml:space="preserve"> families with kids were leaving DC, and/or more families with kids were moving in. </w:t>
-      </w:r>
-      <w:r>
-        <w:rPr>
-          <w:lang w:eastAsia="en-US"/>
-        </w:rPr>
-        <w:t xml:space="preserve">This added </w:t>
-      </w:r>
-      <w:r>
-        <w:rPr>
-          <w:lang w:eastAsia="en-US"/>
-        </w:rPr>
-        <w:t xml:space="preserve">11,736, or </w:t>
-      </w:r>
-      <w:r>
-        <w:rPr>
-          <w:b/>
-          <w:bCs/>
-          <w:lang w:eastAsia="en-US"/>
-        </w:rPr>
-        <w:t>31% of the ’00-’20 total increase</w:t>
-      </w:r>
-      <w:r>
-        <w:rPr>
-          <w:lang w:eastAsia="en-US"/>
-        </w:rPr>
-        <w:t>.</w:t>
-      </w:r>
-    </w:p>
-    <w:p>
-      <w:pPr>
-        <w:pStyle w:val="BodyText"/>
-        <w:spacing w:line="240" w:lineRule="auto"/>
-        <w:rPr>
-          <w:lang w:eastAsia="en-US"/>
-        </w:rPr>
-      </w:pPr>
-    </w:p>
-    <w:p>
-      <w:pPr>
-        <w:pStyle w:val="BodyText"/>
-        <w:spacing w:line="240" w:lineRule="auto"/>
-        <w:rPr>
-          <w:lang w:eastAsia="en-US"/>
-        </w:rPr>
-      </w:pPr>
-      <w:r>
-        <w:rPr>
-          <w:lang w:eastAsia="en-US"/>
-        </w:rPr>
-        <w:t xml:space="preserve">Notice that the single biggest contributor to </w:t>
-      </w:r>
-      <w:r>
-        <w:rPr>
-          <w:lang w:eastAsia="en-US"/>
-        </w:rPr>
-        <w:t>the 2000s-to-2010s youth population increase</w:t>
-      </w:r>
-    </w:p>
-    <w:p>
-      <w:pPr>
-        <w:pStyle w:val="BodyText"/>
-        <w:spacing w:line="240" w:lineRule="auto"/>
-        <w:rPr>
-          <w:lang w:eastAsia="en-US"/>
-        </w:rPr>
-      </w:pPr>
-    </w:p>
-    <w:p>
-      <w:pPr>
-        <w:pStyle w:val="BodyText"/>
-        <w:spacing w:line="240" w:lineRule="auto"/>
-        <w:rPr>
-          <w:lang w:eastAsia="en-US"/>
-        </w:rPr>
-      </w:pPr>
-      <w:r>
-        <w:rPr>
-          <w:noProof/>
-        </w:rPr>
-        <w:drawing>
-          <wp:inline distT="0" distB="0" distL="0" distR="0" wp14:anchorId="6CC9412D" wp14:editId="7946C6E5">
-            <wp:extent cx="5943600" cy="4245610"/>
-            <wp:effectExtent l="0" t="0" r="0" b="2540"/>
-            <wp:docPr id="1296243690" name="Picture 10"/>
-            <wp:cNvGraphicFramePr>
-              <a:graphicFrameLocks xmlns:a="http://schemas.openxmlformats.org/drawingml/2006/main" noChangeAspect="1"/>
-            </wp:cNvGraphicFramePr>
-            <a:graphic xmlns:a="http://schemas.openxmlformats.org/drawingml/2006/main">
-              <a:graphicData uri="http://schemas.openxmlformats.org/drawingml/2006/picture">
-                <pic:pic xmlns:pic="http://schemas.openxmlformats.org/drawingml/2006/picture">
-                  <pic:nvPicPr>
-                    <pic:cNvPr id="0" name="Picture 33"/>
-                    <pic:cNvPicPr>
-                      <a:picLocks noChangeAspect="1" noChangeArrowheads="1"/>
-                    </pic:cNvPicPr>
-                  </pic:nvPicPr>
-                  <pic:blipFill>
-                    <a:blip r:embed="rId14">
                       <a:extLst>
                         <a:ext uri="{28A0092B-C50C-407E-A947-70E740481C1C}">
                           <a14:useLocalDpi xmlns:a14="http://schemas.microsoft.com/office/drawing/2010/main" val="0"/>
@@ -1150,6 +580,3728 @@
         </w:drawing>
       </w:r>
     </w:p>
+    <w:p>
+      <w:pPr>
+        <w:spacing w:line="240" w:lineRule="auto"/>
+        <w:ind w:right="10362"/>
+      </w:pPr>
+    </w:p>
+    <w:p>
+      <w:pPr>
+        <w:spacing w:line="240" w:lineRule="auto"/>
+        <w:ind w:right="10362"/>
+      </w:pPr>
+      <w:r>
+        <w:t xml:space="preserve">But by broader historical standards, our youth population is somewhat low. </w:t>
+      </w:r>
+      <w:r>
+        <w:t xml:space="preserve">DC’s </w:t>
+      </w:r>
+      <w:r>
+        <w:t xml:space="preserve">total </w:t>
+      </w:r>
+      <w:r>
+        <w:t>population peaked in the mid-20</w:t>
+      </w:r>
+      <w:r>
+        <w:rPr>
+          <w:vertAlign w:val="superscript"/>
+        </w:rPr>
+        <w:t>th</w:t>
+      </w:r>
+      <w:r>
+        <w:t xml:space="preserve"> century</w:t>
+      </w:r>
+      <w:r>
+        <w:t xml:space="preserve">—and </w:t>
+      </w:r>
+      <w:r>
+        <w:t>there were</w:t>
+      </w:r>
+      <w:r>
+        <w:t xml:space="preserve"> almost twice as many kids</w:t>
+      </w:r>
+      <w:r>
+        <w:t xml:space="preserve"> living in the District</w:t>
+      </w:r>
+      <w:r>
+        <w:t xml:space="preserve"> back then. </w:t>
+      </w:r>
+      <w:r>
+        <w:t>I</w:t>
+      </w:r>
+      <w:r>
+        <w:t>n 1960, one in four DC residents were under age 15.</w:t>
+      </w:r>
+      <w:r>
+        <w:t xml:space="preserve"> </w:t>
+      </w:r>
+    </w:p>
+    <w:p>
+      <w:pPr>
+        <w:spacing w:line="240" w:lineRule="auto"/>
+        <w:ind w:right="10362"/>
+      </w:pPr>
+    </w:p>
+    <w:p>
+      <w:pPr>
+        <w:spacing w:line="240" w:lineRule="auto"/>
+        <w:ind w:right="10362"/>
+      </w:pPr>
+      <w:r>
+        <w:rPr>
+          <w:noProof/>
+        </w:rPr>
+        <w:drawing>
+          <wp:inline distT="0" distB="0" distL="0" distR="0" wp14:anchorId="437EF4EC" wp14:editId="5CA261E5">
+            <wp:extent cx="5943600" cy="4245610"/>
+            <wp:effectExtent l="0" t="0" r="0" b="2540"/>
+            <wp:docPr id="1379396462" name="Picture 2"/>
+            <wp:cNvGraphicFramePr>
+              <a:graphicFrameLocks xmlns:a="http://schemas.openxmlformats.org/drawingml/2006/main" noChangeAspect="1"/>
+            </wp:cNvGraphicFramePr>
+            <a:graphic xmlns:a="http://schemas.openxmlformats.org/drawingml/2006/main">
+              <a:graphicData uri="http://schemas.openxmlformats.org/drawingml/2006/picture">
+                <pic:pic xmlns:pic="http://schemas.openxmlformats.org/drawingml/2006/picture">
+                  <pic:nvPicPr>
+                    <pic:cNvPr id="0" name="Picture 3"/>
+                    <pic:cNvPicPr>
+                      <a:picLocks noChangeAspect="1" noChangeArrowheads="1"/>
+                    </pic:cNvPicPr>
+                  </pic:nvPicPr>
+                  <pic:blipFill>
+                    <a:blip r:embed="rId12">
+                      <a:extLst>
+                        <a:ext uri="{28A0092B-C50C-407E-A947-70E740481C1C}">
+                          <a14:useLocalDpi xmlns:a14="http://schemas.microsoft.com/office/drawing/2010/main" val="0"/>
+                        </a:ext>
+                      </a:extLst>
+                    </a:blip>
+                    <a:srcRect/>
+                    <a:stretch>
+                      <a:fillRect/>
+                    </a:stretch>
+                  </pic:blipFill>
+                  <pic:spPr bwMode="auto">
+                    <a:xfrm>
+                      <a:off x="0" y="0"/>
+                      <a:ext cx="5943600" cy="4245610"/>
+                    </a:xfrm>
+                    <a:prstGeom prst="rect">
+                      <a:avLst/>
+                    </a:prstGeom>
+                    <a:noFill/>
+                    <a:ln>
+                      <a:noFill/>
+                    </a:ln>
+                  </pic:spPr>
+                </pic:pic>
+              </a:graphicData>
+            </a:graphic>
+          </wp:inline>
+        </w:drawing>
+      </w:r>
+    </w:p>
+    <w:p>
+      <w:pPr>
+        <w:spacing w:line="240" w:lineRule="auto"/>
+        <w:ind w:right="10362"/>
+      </w:pPr>
+    </w:p>
+    <w:p>
+      <w:pPr>
+        <w:spacing w:line="240" w:lineRule="auto"/>
+        <w:ind w:right="10362"/>
+      </w:pPr>
+      <w:r>
+        <w:t>In the latter half of the 20</w:t>
+      </w:r>
+      <w:r>
+        <w:rPr>
+          <w:vertAlign w:val="superscript"/>
+        </w:rPr>
+        <w:t>th</w:t>
+      </w:r>
+      <w:r>
+        <w:t xml:space="preserve"> century, DC’s child population cratered, as many White families (and, later, Black families) decamped to the suburbs. </w:t>
+      </w:r>
+      <w:r>
+        <w:t>Relative to other urban areas, DC has relatively fewer children. The chart below shows the percentage of residents in large urban counties that are under age 18. DC is near the bottom.</w:t>
+      </w:r>
+    </w:p>
+    <w:p>
+      <w:pPr>
+        <w:spacing w:after="160" w:line="240" w:lineRule="auto"/>
+        <w:ind w:right="10362"/>
+      </w:pPr>
+      <w:r>
+        <w:rPr>
+          <w:noProof/>
+        </w:rPr>
+        <w:drawing>
+          <wp:inline distT="0" distB="0" distL="0" distR="0" wp14:anchorId="6AE9B3DD" wp14:editId="7E488B5D">
+            <wp:extent cx="5943600" cy="4245610"/>
+            <wp:effectExtent l="0" t="0" r="7620" b="0"/>
+            <wp:docPr id="1304841483" name="Picture 1"/>
+            <wp:cNvGraphicFramePr>
+              <a:graphicFrameLocks xmlns:a="http://schemas.openxmlformats.org/drawingml/2006/main" noChangeAspect="1"/>
+            </wp:cNvGraphicFramePr>
+            <a:graphic xmlns:a="http://schemas.openxmlformats.org/drawingml/2006/main">
+              <a:graphicData uri="http://schemas.openxmlformats.org/drawingml/2006/picture">
+                <pic:pic xmlns:pic="http://schemas.openxmlformats.org/drawingml/2006/picture">
+                  <pic:nvPicPr>
+                    <pic:cNvPr id="0" name="Picture 1"/>
+                    <pic:cNvPicPr>
+                      <a:picLocks noChangeAspect="1" noChangeArrowheads="1"/>
+                    </pic:cNvPicPr>
+                  </pic:nvPicPr>
+                  <pic:blipFill>
+                    <a:blip r:embed="rId13">
+                      <a:extLst>
+                        <a:ext uri="{28A0092B-C50C-407E-A947-70E740481C1C}">
+                          <a14:useLocalDpi xmlns:a14="http://schemas.microsoft.com/office/drawing/2010/main" val="0"/>
+                        </a:ext>
+                      </a:extLst>
+                    </a:blip>
+                    <a:srcRect/>
+                    <a:stretch>
+                      <a:fillRect/>
+                    </a:stretch>
+                  </pic:blipFill>
+                  <pic:spPr bwMode="auto">
+                    <a:xfrm>
+                      <a:off x="0" y="0"/>
+                      <a:ext cx="5943600" cy="4245610"/>
+                    </a:xfrm>
+                    <a:prstGeom prst="rect">
+                      <a:avLst/>
+                    </a:prstGeom>
+                    <a:noFill/>
+                    <a:ln>
+                      <a:noFill/>
+                    </a:ln>
+                  </pic:spPr>
+                </pic:pic>
+              </a:graphicData>
+            </a:graphic>
+          </wp:inline>
+        </w:drawing>
+      </w:r>
+      <w:r>
+        <w:br w:type="page"/>
+      </w:r>
+    </w:p>
+    <w:p>
+      <w:pPr>
+        <w:pStyle w:val="Heading1"/>
+        <w:spacing w:line="240" w:lineRule="auto"/>
+      </w:pPr>
+      <w:r>
+        <w:t>March of the Tots</w:t>
+      </w:r>
+    </w:p>
+    <w:p>
+      <w:pPr>
+        <w:pStyle w:val="BodyText"/>
+        <w:spacing w:line="240" w:lineRule="auto"/>
+        <w:ind w:right="10362"/>
+        <w:rPr>
+          <w:lang w:eastAsia="en-US"/>
+        </w:rPr>
+      </w:pPr>
+    </w:p>
+    <w:p>
+      <w:pPr>
+        <w:pStyle w:val="BodyText"/>
+        <w:spacing w:line="240" w:lineRule="auto"/>
+        <w:ind w:right="10362"/>
+        <w:rPr>
+          <w:lang w:eastAsia="en-US"/>
+        </w:rPr>
+      </w:pPr>
+      <w:r>
+        <w:rPr>
+          <w:lang w:eastAsia="en-US"/>
+        </w:rPr>
+        <w:t xml:space="preserve">Much </w:t>
+      </w:r>
+      <w:r>
+        <w:rPr>
+          <w:lang w:eastAsia="en-US"/>
+        </w:rPr>
+        <w:t xml:space="preserve">of </w:t>
+      </w:r>
+      <w:r>
+        <w:rPr>
+          <w:lang w:eastAsia="en-US"/>
+        </w:rPr>
+        <w:t>the recent</w:t>
+      </w:r>
+      <w:r>
+        <w:rPr>
+          <w:lang w:eastAsia="en-US"/>
+        </w:rPr>
+        <w:t xml:space="preserve"> increase in the District’s youth population has been concentrated among very young children (under age 5), although older age groups (between ages 5 and 12) saw population increases between 2010 and 2020.</w:t>
+      </w:r>
+    </w:p>
+    <w:p>
+      <w:pPr>
+        <w:pStyle w:val="BodyText"/>
+        <w:spacing w:line="240" w:lineRule="auto"/>
+        <w:ind w:right="10362"/>
+        <w:rPr>
+          <w:lang w:eastAsia="en-US"/>
+        </w:rPr>
+      </w:pPr>
+    </w:p>
+    <w:tbl>
+      <w:tblPr>
+        <w:tblW w:w="10800" w:type="dxa"/>
+        <w:shd w:val="clear" w:color="auto" w:fill="FFFFFF"/>
+        <w:tblCellMar>
+          <w:top w:w="15" w:type="dxa"/>
+          <w:left w:w="15" w:type="dxa"/>
+          <w:bottom w:w="15" w:type="dxa"/>
+          <w:right w:w="15" w:type="dxa"/>
+        </w:tblCellMar>
+        <w:tblLook w:val="04A0" w:firstRow="1" w:lastRow="0" w:firstColumn="1" w:lastColumn="0" w:noHBand="0" w:noVBand="1"/>
+      </w:tblPr>
+      <w:tblGrid>
+        <w:gridCol w:w="2160"/>
+        <w:gridCol w:w="2160"/>
+        <w:gridCol w:w="2160"/>
+        <w:gridCol w:w="2160"/>
+        <w:gridCol w:w="2160"/>
+      </w:tblGrid>
+      <w:tr>
+        <w:trPr>
+          <w:tblHeader/>
+        </w:trPr>
+        <w:tc>
+          <w:tcPr>
+            <w:tcW w:w="2160" w:type="dxa"/>
+            <w:tcBorders>
+              <w:top w:val="nil"/>
+              <w:bottom w:val="single" w:sz="12" w:space="0" w:color="DDDDDD"/>
+            </w:tcBorders>
+            <w:shd w:val="clear" w:color="auto" w:fill="FFFFFF"/>
+            <w:tcMar>
+              <w:top w:w="75" w:type="dxa"/>
+              <w:left w:w="75" w:type="dxa"/>
+              <w:bottom w:w="75" w:type="dxa"/>
+              <w:right w:w="75" w:type="dxa"/>
+            </w:tcMar>
+            <w:vAlign w:val="bottom"/>
+            <w:hideMark/>
+          </w:tcPr>
+          <w:p>
+            <w:pPr>
+              <w:pStyle w:val="BodyText"/>
+              <w:spacing w:after="0" w:line="240" w:lineRule="auto"/>
+              <w:rPr>
+                <w:b/>
+                <w:bCs/>
+                <w:lang w:eastAsia="en-US"/>
+              </w:rPr>
+            </w:pPr>
+            <w:r>
+              <w:rPr>
+                <w:b/>
+                <w:bCs/>
+                <w:lang w:eastAsia="en-US"/>
+              </w:rPr>
+              <w:t>Age group</w:t>
+            </w:r>
+          </w:p>
+        </w:tc>
+        <w:tc>
+          <w:tcPr>
+            <w:tcW w:w="2160" w:type="dxa"/>
+            <w:tcBorders>
+              <w:top w:val="nil"/>
+              <w:bottom w:val="single" w:sz="12" w:space="0" w:color="DDDDDD"/>
+            </w:tcBorders>
+            <w:shd w:val="clear" w:color="auto" w:fill="FFFFFF"/>
+            <w:tcMar>
+              <w:top w:w="75" w:type="dxa"/>
+              <w:left w:w="75" w:type="dxa"/>
+              <w:bottom w:w="75" w:type="dxa"/>
+              <w:right w:w="75" w:type="dxa"/>
+            </w:tcMar>
+            <w:vAlign w:val="bottom"/>
+            <w:hideMark/>
+          </w:tcPr>
+          <w:p>
+            <w:pPr>
+              <w:pStyle w:val="BodyText"/>
+              <w:spacing w:after="0" w:line="240" w:lineRule="auto"/>
+              <w:rPr>
+                <w:b/>
+                <w:bCs/>
+                <w:lang w:eastAsia="en-US"/>
+              </w:rPr>
+            </w:pPr>
+            <w:r>
+              <w:rPr>
+                <w:b/>
+                <w:bCs/>
+                <w:lang w:eastAsia="en-US"/>
+              </w:rPr>
+              <w:t>2000 population</w:t>
+            </w:r>
+          </w:p>
+        </w:tc>
+        <w:tc>
+          <w:tcPr>
+            <w:tcW w:w="2160" w:type="dxa"/>
+            <w:tcBorders>
+              <w:top w:val="nil"/>
+              <w:bottom w:val="single" w:sz="12" w:space="0" w:color="DDDDDD"/>
+            </w:tcBorders>
+            <w:shd w:val="clear" w:color="auto" w:fill="FFFFFF"/>
+            <w:tcMar>
+              <w:top w:w="75" w:type="dxa"/>
+              <w:left w:w="75" w:type="dxa"/>
+              <w:bottom w:w="75" w:type="dxa"/>
+              <w:right w:w="75" w:type="dxa"/>
+            </w:tcMar>
+            <w:vAlign w:val="bottom"/>
+            <w:hideMark/>
+          </w:tcPr>
+          <w:p>
+            <w:pPr>
+              <w:pStyle w:val="BodyText"/>
+              <w:spacing w:after="0" w:line="240" w:lineRule="auto"/>
+              <w:rPr>
+                <w:b/>
+                <w:bCs/>
+                <w:lang w:eastAsia="en-US"/>
+              </w:rPr>
+            </w:pPr>
+            <w:r>
+              <w:rPr>
+                <w:b/>
+                <w:bCs/>
+                <w:lang w:eastAsia="en-US"/>
+              </w:rPr>
+              <w:t>2010 population</w:t>
+            </w:r>
+          </w:p>
+        </w:tc>
+        <w:tc>
+          <w:tcPr>
+            <w:tcW w:w="2160" w:type="dxa"/>
+            <w:tcBorders>
+              <w:top w:val="nil"/>
+              <w:bottom w:val="single" w:sz="12" w:space="0" w:color="DDDDDD"/>
+            </w:tcBorders>
+            <w:shd w:val="clear" w:color="auto" w:fill="FFFFFF"/>
+            <w:tcMar>
+              <w:top w:w="75" w:type="dxa"/>
+              <w:left w:w="75" w:type="dxa"/>
+              <w:bottom w:w="75" w:type="dxa"/>
+              <w:right w:w="75" w:type="dxa"/>
+            </w:tcMar>
+            <w:vAlign w:val="bottom"/>
+            <w:hideMark/>
+          </w:tcPr>
+          <w:p>
+            <w:pPr>
+              <w:pStyle w:val="BodyText"/>
+              <w:spacing w:after="0" w:line="240" w:lineRule="auto"/>
+              <w:rPr>
+                <w:b/>
+                <w:bCs/>
+                <w:lang w:eastAsia="en-US"/>
+              </w:rPr>
+            </w:pPr>
+            <w:r>
+              <w:rPr>
+                <w:b/>
+                <w:bCs/>
+                <w:lang w:eastAsia="en-US"/>
+              </w:rPr>
+              <w:t>2020 population</w:t>
+            </w:r>
+          </w:p>
+        </w:tc>
+        <w:tc>
+          <w:tcPr>
+            <w:tcW w:w="2160" w:type="dxa"/>
+            <w:tcBorders>
+              <w:top w:val="nil"/>
+              <w:bottom w:val="single" w:sz="12" w:space="0" w:color="DDDDDD"/>
+            </w:tcBorders>
+            <w:shd w:val="clear" w:color="auto" w:fill="FFFFFF"/>
+            <w:tcMar>
+              <w:top w:w="75" w:type="dxa"/>
+              <w:left w:w="75" w:type="dxa"/>
+              <w:bottom w:w="75" w:type="dxa"/>
+              <w:right w:w="75" w:type="dxa"/>
+            </w:tcMar>
+            <w:vAlign w:val="bottom"/>
+            <w:hideMark/>
+          </w:tcPr>
+          <w:p>
+            <w:pPr>
+              <w:pStyle w:val="BodyText"/>
+              <w:spacing w:after="0" w:line="240" w:lineRule="auto"/>
+              <w:rPr>
+                <w:b/>
+                <w:bCs/>
+                <w:lang w:eastAsia="en-US"/>
+              </w:rPr>
+            </w:pPr>
+            <w:r>
+              <w:rPr>
+                <w:b/>
+                <w:bCs/>
+                <w:lang w:eastAsia="en-US"/>
+              </w:rPr>
+              <w:t>’00 - ’20 change</w:t>
+            </w:r>
+          </w:p>
+        </w:tc>
+      </w:tr>
+      <w:tr>
+        <w:tc>
+          <w:tcPr>
+            <w:tcW w:w="2160" w:type="dxa"/>
+            <w:tcBorders>
+              <w:top w:val="single" w:sz="6" w:space="0" w:color="DDDDDD"/>
+            </w:tcBorders>
+            <w:shd w:val="clear" w:color="auto" w:fill="FFFFFF"/>
+            <w:tcMar>
+              <w:top w:w="75" w:type="dxa"/>
+              <w:left w:w="75" w:type="dxa"/>
+              <w:bottom w:w="75" w:type="dxa"/>
+              <w:right w:w="75" w:type="dxa"/>
+            </w:tcMar>
+            <w:hideMark/>
+          </w:tcPr>
+          <w:p>
+            <w:pPr>
+              <w:pStyle w:val="BodyText"/>
+              <w:spacing w:after="0" w:line="240" w:lineRule="auto"/>
+              <w:rPr>
+                <w:lang w:eastAsia="en-US"/>
+              </w:rPr>
+            </w:pPr>
+            <w:r>
+              <w:rPr>
+                <w:lang w:eastAsia="en-US"/>
+              </w:rPr>
+              <w:t>under 3</w:t>
+            </w:r>
+          </w:p>
+        </w:tc>
+        <w:tc>
+          <w:tcPr>
+            <w:tcW w:w="2160" w:type="dxa"/>
+            <w:tcBorders>
+              <w:top w:val="single" w:sz="6" w:space="0" w:color="DDDDDD"/>
+            </w:tcBorders>
+            <w:shd w:val="clear" w:color="auto" w:fill="FFFFFF"/>
+            <w:tcMar>
+              <w:top w:w="75" w:type="dxa"/>
+              <w:left w:w="75" w:type="dxa"/>
+              <w:bottom w:w="75" w:type="dxa"/>
+              <w:right w:w="75" w:type="dxa"/>
+            </w:tcMar>
+            <w:hideMark/>
+          </w:tcPr>
+          <w:p>
+            <w:pPr>
+              <w:pStyle w:val="BodyText"/>
+              <w:spacing w:after="0" w:line="240" w:lineRule="auto"/>
+              <w:rPr>
+                <w:lang w:eastAsia="en-US"/>
+              </w:rPr>
+            </w:pPr>
+            <w:r>
+              <w:rPr>
+                <w:lang w:eastAsia="en-US"/>
+              </w:rPr>
+              <w:t>19,276</w:t>
+            </w:r>
+          </w:p>
+        </w:tc>
+        <w:tc>
+          <w:tcPr>
+            <w:tcW w:w="2160" w:type="dxa"/>
+            <w:tcBorders>
+              <w:top w:val="single" w:sz="6" w:space="0" w:color="DDDDDD"/>
+            </w:tcBorders>
+            <w:shd w:val="clear" w:color="auto" w:fill="FFFFFF"/>
+            <w:tcMar>
+              <w:top w:w="75" w:type="dxa"/>
+              <w:left w:w="75" w:type="dxa"/>
+              <w:bottom w:w="75" w:type="dxa"/>
+              <w:right w:w="75" w:type="dxa"/>
+            </w:tcMar>
+            <w:hideMark/>
+          </w:tcPr>
+          <w:p>
+            <w:pPr>
+              <w:pStyle w:val="BodyText"/>
+              <w:spacing w:after="0" w:line="240" w:lineRule="auto"/>
+              <w:rPr>
+                <w:lang w:eastAsia="en-US"/>
+              </w:rPr>
+            </w:pPr>
+            <w:r>
+              <w:rPr>
+                <w:lang w:eastAsia="en-US"/>
+              </w:rPr>
+              <w:t>20,551</w:t>
+            </w:r>
+          </w:p>
+        </w:tc>
+        <w:tc>
+          <w:tcPr>
+            <w:tcW w:w="2160" w:type="dxa"/>
+            <w:tcBorders>
+              <w:top w:val="single" w:sz="6" w:space="0" w:color="DDDDDD"/>
+            </w:tcBorders>
+            <w:shd w:val="clear" w:color="auto" w:fill="FFFFFF"/>
+            <w:tcMar>
+              <w:top w:w="75" w:type="dxa"/>
+              <w:left w:w="75" w:type="dxa"/>
+              <w:bottom w:w="75" w:type="dxa"/>
+              <w:right w:w="75" w:type="dxa"/>
+            </w:tcMar>
+            <w:hideMark/>
+          </w:tcPr>
+          <w:p>
+            <w:pPr>
+              <w:pStyle w:val="BodyText"/>
+              <w:spacing w:after="0" w:line="240" w:lineRule="auto"/>
+              <w:rPr>
+                <w:lang w:eastAsia="en-US"/>
+              </w:rPr>
+            </w:pPr>
+            <w:r>
+              <w:rPr>
+                <w:lang w:eastAsia="en-US"/>
+              </w:rPr>
+              <w:t>22,543</w:t>
+            </w:r>
+          </w:p>
+        </w:tc>
+        <w:tc>
+          <w:tcPr>
+            <w:tcW w:w="2160" w:type="dxa"/>
+            <w:tcBorders>
+              <w:top w:val="single" w:sz="6" w:space="0" w:color="DDDDDD"/>
+            </w:tcBorders>
+            <w:shd w:val="clear" w:color="auto" w:fill="FFFFFF"/>
+            <w:tcMar>
+              <w:top w:w="75" w:type="dxa"/>
+              <w:left w:w="75" w:type="dxa"/>
+              <w:bottom w:w="75" w:type="dxa"/>
+              <w:right w:w="75" w:type="dxa"/>
+            </w:tcMar>
+            <w:hideMark/>
+          </w:tcPr>
+          <w:p>
+            <w:pPr>
+              <w:pStyle w:val="BodyText"/>
+              <w:spacing w:after="0" w:line="240" w:lineRule="auto"/>
+              <w:rPr>
+                <w:lang w:eastAsia="en-US"/>
+              </w:rPr>
+            </w:pPr>
+            <w:r>
+              <w:rPr>
+                <w:lang w:eastAsia="en-US"/>
+              </w:rPr>
+              <w:t>3,267</w:t>
+            </w:r>
+          </w:p>
+        </w:tc>
+      </w:tr>
+      <w:tr>
+        <w:tc>
+          <w:tcPr>
+            <w:tcW w:w="2160" w:type="dxa"/>
+            <w:tcBorders>
+              <w:top w:val="single" w:sz="6" w:space="0" w:color="DDDDDD"/>
+            </w:tcBorders>
+            <w:shd w:val="clear" w:color="auto" w:fill="FFFFFF"/>
+            <w:tcMar>
+              <w:top w:w="75" w:type="dxa"/>
+              <w:left w:w="75" w:type="dxa"/>
+              <w:bottom w:w="75" w:type="dxa"/>
+              <w:right w:w="75" w:type="dxa"/>
+            </w:tcMar>
+            <w:hideMark/>
+          </w:tcPr>
+          <w:p>
+            <w:pPr>
+              <w:pStyle w:val="BodyText"/>
+              <w:spacing w:after="0" w:line="240" w:lineRule="auto"/>
+              <w:rPr>
+                <w:lang w:eastAsia="en-US"/>
+              </w:rPr>
+            </w:pPr>
+            <w:r>
+              <w:rPr>
+                <w:lang w:eastAsia="en-US"/>
+              </w:rPr>
+              <w:t>3 but under 5</w:t>
+            </w:r>
+          </w:p>
+        </w:tc>
+        <w:tc>
+          <w:tcPr>
+            <w:tcW w:w="2160" w:type="dxa"/>
+            <w:tcBorders>
+              <w:top w:val="single" w:sz="6" w:space="0" w:color="DDDDDD"/>
+            </w:tcBorders>
+            <w:shd w:val="clear" w:color="auto" w:fill="FFFFFF"/>
+            <w:tcMar>
+              <w:top w:w="75" w:type="dxa"/>
+              <w:left w:w="75" w:type="dxa"/>
+              <w:bottom w:w="75" w:type="dxa"/>
+              <w:right w:w="75" w:type="dxa"/>
+            </w:tcMar>
+            <w:hideMark/>
+          </w:tcPr>
+          <w:p>
+            <w:pPr>
+              <w:pStyle w:val="BodyText"/>
+              <w:spacing w:after="0" w:line="240" w:lineRule="auto"/>
+              <w:rPr>
+                <w:lang w:eastAsia="en-US"/>
+              </w:rPr>
+            </w:pPr>
+            <w:r>
+              <w:rPr>
+                <w:lang w:eastAsia="en-US"/>
+              </w:rPr>
+              <w:t>13,260</w:t>
+            </w:r>
+          </w:p>
+        </w:tc>
+        <w:tc>
+          <w:tcPr>
+            <w:tcW w:w="2160" w:type="dxa"/>
+            <w:tcBorders>
+              <w:top w:val="single" w:sz="6" w:space="0" w:color="DDDDDD"/>
+            </w:tcBorders>
+            <w:shd w:val="clear" w:color="auto" w:fill="FFFFFF"/>
+            <w:tcMar>
+              <w:top w:w="75" w:type="dxa"/>
+              <w:left w:w="75" w:type="dxa"/>
+              <w:bottom w:w="75" w:type="dxa"/>
+              <w:right w:w="75" w:type="dxa"/>
+            </w:tcMar>
+            <w:hideMark/>
+          </w:tcPr>
+          <w:p>
+            <w:pPr>
+              <w:pStyle w:val="BodyText"/>
+              <w:spacing w:after="0" w:line="240" w:lineRule="auto"/>
+              <w:rPr>
+                <w:lang w:eastAsia="en-US"/>
+              </w:rPr>
+            </w:pPr>
+            <w:r>
+              <w:rPr>
+                <w:lang w:eastAsia="en-US"/>
+              </w:rPr>
+              <w:t>12,062</w:t>
+            </w:r>
+          </w:p>
+        </w:tc>
+        <w:tc>
+          <w:tcPr>
+            <w:tcW w:w="2160" w:type="dxa"/>
+            <w:tcBorders>
+              <w:top w:val="single" w:sz="6" w:space="0" w:color="DDDDDD"/>
+            </w:tcBorders>
+            <w:shd w:val="clear" w:color="auto" w:fill="FFFFFF"/>
+            <w:tcMar>
+              <w:top w:w="75" w:type="dxa"/>
+              <w:left w:w="75" w:type="dxa"/>
+              <w:bottom w:w="75" w:type="dxa"/>
+              <w:right w:w="75" w:type="dxa"/>
+            </w:tcMar>
+            <w:hideMark/>
+          </w:tcPr>
+          <w:p>
+            <w:pPr>
+              <w:pStyle w:val="BodyText"/>
+              <w:spacing w:after="0" w:line="240" w:lineRule="auto"/>
+              <w:rPr>
+                <w:lang w:eastAsia="en-US"/>
+              </w:rPr>
+            </w:pPr>
+            <w:r>
+              <w:rPr>
+                <w:lang w:eastAsia="en-US"/>
+              </w:rPr>
+              <w:t>14,525</w:t>
+            </w:r>
+          </w:p>
+        </w:tc>
+        <w:tc>
+          <w:tcPr>
+            <w:tcW w:w="2160" w:type="dxa"/>
+            <w:tcBorders>
+              <w:top w:val="single" w:sz="6" w:space="0" w:color="DDDDDD"/>
+            </w:tcBorders>
+            <w:shd w:val="clear" w:color="auto" w:fill="FFFFFF"/>
+            <w:tcMar>
+              <w:top w:w="75" w:type="dxa"/>
+              <w:left w:w="75" w:type="dxa"/>
+              <w:bottom w:w="75" w:type="dxa"/>
+              <w:right w:w="75" w:type="dxa"/>
+            </w:tcMar>
+            <w:hideMark/>
+          </w:tcPr>
+          <w:p>
+            <w:pPr>
+              <w:pStyle w:val="BodyText"/>
+              <w:spacing w:after="0" w:line="240" w:lineRule="auto"/>
+              <w:rPr>
+                <w:lang w:eastAsia="en-US"/>
+              </w:rPr>
+            </w:pPr>
+            <w:r>
+              <w:rPr>
+                <w:lang w:eastAsia="en-US"/>
+              </w:rPr>
+              <w:t>1,265</w:t>
+            </w:r>
+          </w:p>
+        </w:tc>
+      </w:tr>
+      <w:tr>
+        <w:tc>
+          <w:tcPr>
+            <w:tcW w:w="2160" w:type="dxa"/>
+            <w:tcBorders>
+              <w:top w:val="single" w:sz="6" w:space="0" w:color="DDDDDD"/>
+            </w:tcBorders>
+            <w:shd w:val="clear" w:color="auto" w:fill="FFFFFF"/>
+            <w:tcMar>
+              <w:top w:w="75" w:type="dxa"/>
+              <w:left w:w="75" w:type="dxa"/>
+              <w:bottom w:w="75" w:type="dxa"/>
+              <w:right w:w="75" w:type="dxa"/>
+            </w:tcMar>
+            <w:hideMark/>
+          </w:tcPr>
+          <w:p>
+            <w:pPr>
+              <w:pStyle w:val="BodyText"/>
+              <w:spacing w:after="0" w:line="240" w:lineRule="auto"/>
+              <w:rPr>
+                <w:lang w:eastAsia="en-US"/>
+              </w:rPr>
+            </w:pPr>
+            <w:r>
+              <w:rPr>
+                <w:lang w:eastAsia="en-US"/>
+              </w:rPr>
+              <w:t>5 but under 7</w:t>
+            </w:r>
+          </w:p>
+        </w:tc>
+        <w:tc>
+          <w:tcPr>
+            <w:tcW w:w="2160" w:type="dxa"/>
+            <w:tcBorders>
+              <w:top w:val="single" w:sz="6" w:space="0" w:color="DDDDDD"/>
+            </w:tcBorders>
+            <w:shd w:val="clear" w:color="auto" w:fill="FFFFFF"/>
+            <w:tcMar>
+              <w:top w:w="75" w:type="dxa"/>
+              <w:left w:w="75" w:type="dxa"/>
+              <w:bottom w:w="75" w:type="dxa"/>
+              <w:right w:w="75" w:type="dxa"/>
+            </w:tcMar>
+            <w:hideMark/>
+          </w:tcPr>
+          <w:p>
+            <w:pPr>
+              <w:pStyle w:val="BodyText"/>
+              <w:spacing w:after="0" w:line="240" w:lineRule="auto"/>
+              <w:rPr>
+                <w:lang w:eastAsia="en-US"/>
+              </w:rPr>
+            </w:pPr>
+            <w:r>
+              <w:rPr>
+                <w:lang w:eastAsia="en-US"/>
+              </w:rPr>
+              <w:t>13,868</w:t>
+            </w:r>
+          </w:p>
+        </w:tc>
+        <w:tc>
+          <w:tcPr>
+            <w:tcW w:w="2160" w:type="dxa"/>
+            <w:tcBorders>
+              <w:top w:val="single" w:sz="6" w:space="0" w:color="DDDDDD"/>
+            </w:tcBorders>
+            <w:shd w:val="clear" w:color="auto" w:fill="FFFFFF"/>
+            <w:tcMar>
+              <w:top w:w="75" w:type="dxa"/>
+              <w:left w:w="75" w:type="dxa"/>
+              <w:bottom w:w="75" w:type="dxa"/>
+              <w:right w:w="75" w:type="dxa"/>
+            </w:tcMar>
+            <w:hideMark/>
+          </w:tcPr>
+          <w:p>
+            <w:pPr>
+              <w:pStyle w:val="BodyText"/>
+              <w:spacing w:after="0" w:line="240" w:lineRule="auto"/>
+              <w:rPr>
+                <w:lang w:eastAsia="en-US"/>
+              </w:rPr>
+            </w:pPr>
+            <w:r>
+              <w:rPr>
+                <w:lang w:eastAsia="en-US"/>
+              </w:rPr>
+              <w:t>10,858</w:t>
+            </w:r>
+          </w:p>
+        </w:tc>
+        <w:tc>
+          <w:tcPr>
+            <w:tcW w:w="2160" w:type="dxa"/>
+            <w:tcBorders>
+              <w:top w:val="single" w:sz="6" w:space="0" w:color="DDDDDD"/>
+            </w:tcBorders>
+            <w:shd w:val="clear" w:color="auto" w:fill="FFFFFF"/>
+            <w:tcMar>
+              <w:top w:w="75" w:type="dxa"/>
+              <w:left w:w="75" w:type="dxa"/>
+              <w:bottom w:w="75" w:type="dxa"/>
+              <w:right w:w="75" w:type="dxa"/>
+            </w:tcMar>
+            <w:hideMark/>
+          </w:tcPr>
+          <w:p>
+            <w:pPr>
+              <w:pStyle w:val="BodyText"/>
+              <w:spacing w:after="0" w:line="240" w:lineRule="auto"/>
+              <w:rPr>
+                <w:lang w:eastAsia="en-US"/>
+              </w:rPr>
+            </w:pPr>
+            <w:r>
+              <w:rPr>
+                <w:lang w:eastAsia="en-US"/>
+              </w:rPr>
+              <w:t>13,619</w:t>
+            </w:r>
+          </w:p>
+        </w:tc>
+        <w:tc>
+          <w:tcPr>
+            <w:tcW w:w="2160" w:type="dxa"/>
+            <w:tcBorders>
+              <w:top w:val="single" w:sz="6" w:space="0" w:color="DDDDDD"/>
+            </w:tcBorders>
+            <w:shd w:val="clear" w:color="auto" w:fill="FFFFFF"/>
+            <w:tcMar>
+              <w:top w:w="75" w:type="dxa"/>
+              <w:left w:w="75" w:type="dxa"/>
+              <w:bottom w:w="75" w:type="dxa"/>
+              <w:right w:w="75" w:type="dxa"/>
+            </w:tcMar>
+            <w:hideMark/>
+          </w:tcPr>
+          <w:p>
+            <w:pPr>
+              <w:pStyle w:val="BodyText"/>
+              <w:spacing w:after="0" w:line="240" w:lineRule="auto"/>
+              <w:rPr>
+                <w:lang w:eastAsia="en-US"/>
+              </w:rPr>
+            </w:pPr>
+            <w:r>
+              <w:rPr>
+                <w:lang w:eastAsia="en-US"/>
+              </w:rPr>
+              <w:t>-249</w:t>
+            </w:r>
+          </w:p>
+        </w:tc>
+      </w:tr>
+      <w:tr>
+        <w:tc>
+          <w:tcPr>
+            <w:tcW w:w="2160" w:type="dxa"/>
+            <w:tcBorders>
+              <w:top w:val="single" w:sz="6" w:space="0" w:color="DDDDDD"/>
+            </w:tcBorders>
+            <w:shd w:val="clear" w:color="auto" w:fill="FFFFFF"/>
+            <w:tcMar>
+              <w:top w:w="75" w:type="dxa"/>
+              <w:left w:w="75" w:type="dxa"/>
+              <w:bottom w:w="75" w:type="dxa"/>
+              <w:right w:w="75" w:type="dxa"/>
+            </w:tcMar>
+            <w:hideMark/>
+          </w:tcPr>
+          <w:p>
+            <w:pPr>
+              <w:pStyle w:val="BodyText"/>
+              <w:spacing w:after="0" w:line="240" w:lineRule="auto"/>
+              <w:rPr>
+                <w:lang w:eastAsia="en-US"/>
+              </w:rPr>
+            </w:pPr>
+            <w:r>
+              <w:rPr>
+                <w:lang w:eastAsia="en-US"/>
+              </w:rPr>
+              <w:t>7 but under 9</w:t>
+            </w:r>
+          </w:p>
+        </w:tc>
+        <w:tc>
+          <w:tcPr>
+            <w:tcW w:w="2160" w:type="dxa"/>
+            <w:tcBorders>
+              <w:top w:val="single" w:sz="6" w:space="0" w:color="DDDDDD"/>
+            </w:tcBorders>
+            <w:shd w:val="clear" w:color="auto" w:fill="FFFFFF"/>
+            <w:tcMar>
+              <w:top w:w="75" w:type="dxa"/>
+              <w:left w:w="75" w:type="dxa"/>
+              <w:bottom w:w="75" w:type="dxa"/>
+              <w:right w:w="75" w:type="dxa"/>
+            </w:tcMar>
+            <w:hideMark/>
+          </w:tcPr>
+          <w:p>
+            <w:pPr>
+              <w:pStyle w:val="BodyText"/>
+              <w:spacing w:after="0" w:line="240" w:lineRule="auto"/>
+              <w:rPr>
+                <w:lang w:eastAsia="en-US"/>
+              </w:rPr>
+            </w:pPr>
+            <w:r>
+              <w:rPr>
+                <w:lang w:eastAsia="en-US"/>
+              </w:rPr>
+              <w:t>14,346</w:t>
+            </w:r>
+          </w:p>
+        </w:tc>
+        <w:tc>
+          <w:tcPr>
+            <w:tcW w:w="2160" w:type="dxa"/>
+            <w:tcBorders>
+              <w:top w:val="single" w:sz="6" w:space="0" w:color="DDDDDD"/>
+            </w:tcBorders>
+            <w:shd w:val="clear" w:color="auto" w:fill="FFFFFF"/>
+            <w:tcMar>
+              <w:top w:w="75" w:type="dxa"/>
+              <w:left w:w="75" w:type="dxa"/>
+              <w:bottom w:w="75" w:type="dxa"/>
+              <w:right w:w="75" w:type="dxa"/>
+            </w:tcMar>
+            <w:hideMark/>
+          </w:tcPr>
+          <w:p>
+            <w:pPr>
+              <w:pStyle w:val="BodyText"/>
+              <w:spacing w:after="0" w:line="240" w:lineRule="auto"/>
+              <w:rPr>
+                <w:lang w:eastAsia="en-US"/>
+              </w:rPr>
+            </w:pPr>
+            <w:r>
+              <w:rPr>
+                <w:lang w:eastAsia="en-US"/>
+              </w:rPr>
+              <w:t>10,160</w:t>
+            </w:r>
+          </w:p>
+        </w:tc>
+        <w:tc>
+          <w:tcPr>
+            <w:tcW w:w="2160" w:type="dxa"/>
+            <w:tcBorders>
+              <w:top w:val="single" w:sz="6" w:space="0" w:color="DDDDDD"/>
+            </w:tcBorders>
+            <w:shd w:val="clear" w:color="auto" w:fill="FFFFFF"/>
+            <w:tcMar>
+              <w:top w:w="75" w:type="dxa"/>
+              <w:left w:w="75" w:type="dxa"/>
+              <w:bottom w:w="75" w:type="dxa"/>
+              <w:right w:w="75" w:type="dxa"/>
+            </w:tcMar>
+            <w:hideMark/>
+          </w:tcPr>
+          <w:p>
+            <w:pPr>
+              <w:pStyle w:val="BodyText"/>
+              <w:spacing w:after="0" w:line="240" w:lineRule="auto"/>
+              <w:rPr>
+                <w:lang w:eastAsia="en-US"/>
+              </w:rPr>
+            </w:pPr>
+            <w:r>
+              <w:rPr>
+                <w:lang w:eastAsia="en-US"/>
+              </w:rPr>
+              <w:t>13,378</w:t>
+            </w:r>
+          </w:p>
+        </w:tc>
+        <w:tc>
+          <w:tcPr>
+            <w:tcW w:w="2160" w:type="dxa"/>
+            <w:tcBorders>
+              <w:top w:val="single" w:sz="6" w:space="0" w:color="DDDDDD"/>
+            </w:tcBorders>
+            <w:shd w:val="clear" w:color="auto" w:fill="FFFFFF"/>
+            <w:tcMar>
+              <w:top w:w="75" w:type="dxa"/>
+              <w:left w:w="75" w:type="dxa"/>
+              <w:bottom w:w="75" w:type="dxa"/>
+              <w:right w:w="75" w:type="dxa"/>
+            </w:tcMar>
+            <w:hideMark/>
+          </w:tcPr>
+          <w:p>
+            <w:pPr>
+              <w:pStyle w:val="BodyText"/>
+              <w:spacing w:after="0" w:line="240" w:lineRule="auto"/>
+              <w:rPr>
+                <w:lang w:eastAsia="en-US"/>
+              </w:rPr>
+            </w:pPr>
+            <w:r>
+              <w:rPr>
+                <w:lang w:eastAsia="en-US"/>
+              </w:rPr>
+              <w:t>-968</w:t>
+            </w:r>
+          </w:p>
+        </w:tc>
+      </w:tr>
+      <w:tr>
+        <w:tc>
+          <w:tcPr>
+            <w:tcW w:w="2160" w:type="dxa"/>
+            <w:tcBorders>
+              <w:top w:val="single" w:sz="6" w:space="0" w:color="DDDDDD"/>
+            </w:tcBorders>
+            <w:shd w:val="clear" w:color="auto" w:fill="FFFFFF"/>
+            <w:tcMar>
+              <w:top w:w="75" w:type="dxa"/>
+              <w:left w:w="75" w:type="dxa"/>
+              <w:bottom w:w="75" w:type="dxa"/>
+              <w:right w:w="75" w:type="dxa"/>
+            </w:tcMar>
+            <w:hideMark/>
+          </w:tcPr>
+          <w:p>
+            <w:pPr>
+              <w:pStyle w:val="BodyText"/>
+              <w:spacing w:after="0" w:line="240" w:lineRule="auto"/>
+              <w:rPr>
+                <w:lang w:eastAsia="en-US"/>
+              </w:rPr>
+            </w:pPr>
+            <w:r>
+              <w:rPr>
+                <w:lang w:eastAsia="en-US"/>
+              </w:rPr>
+              <w:t>9 but under 11</w:t>
+            </w:r>
+          </w:p>
+        </w:tc>
+        <w:tc>
+          <w:tcPr>
+            <w:tcW w:w="2160" w:type="dxa"/>
+            <w:tcBorders>
+              <w:top w:val="single" w:sz="6" w:space="0" w:color="DDDDDD"/>
+            </w:tcBorders>
+            <w:shd w:val="clear" w:color="auto" w:fill="FFFFFF"/>
+            <w:tcMar>
+              <w:top w:w="75" w:type="dxa"/>
+              <w:left w:w="75" w:type="dxa"/>
+              <w:bottom w:w="75" w:type="dxa"/>
+              <w:right w:w="75" w:type="dxa"/>
+            </w:tcMar>
+            <w:hideMark/>
+          </w:tcPr>
+          <w:p>
+            <w:pPr>
+              <w:pStyle w:val="BodyText"/>
+              <w:spacing w:after="0" w:line="240" w:lineRule="auto"/>
+              <w:rPr>
+                <w:lang w:eastAsia="en-US"/>
+              </w:rPr>
+            </w:pPr>
+            <w:r>
+              <w:rPr>
+                <w:lang w:eastAsia="en-US"/>
+              </w:rPr>
+              <w:t>14,154</w:t>
+            </w:r>
+          </w:p>
+        </w:tc>
+        <w:tc>
+          <w:tcPr>
+            <w:tcW w:w="2160" w:type="dxa"/>
+            <w:tcBorders>
+              <w:top w:val="single" w:sz="6" w:space="0" w:color="DDDDDD"/>
+            </w:tcBorders>
+            <w:shd w:val="clear" w:color="auto" w:fill="FFFFFF"/>
+            <w:tcMar>
+              <w:top w:w="75" w:type="dxa"/>
+              <w:left w:w="75" w:type="dxa"/>
+              <w:bottom w:w="75" w:type="dxa"/>
+              <w:right w:w="75" w:type="dxa"/>
+            </w:tcMar>
+            <w:hideMark/>
+          </w:tcPr>
+          <w:p>
+            <w:pPr>
+              <w:pStyle w:val="BodyText"/>
+              <w:spacing w:after="0" w:line="240" w:lineRule="auto"/>
+              <w:rPr>
+                <w:lang w:eastAsia="en-US"/>
+              </w:rPr>
+            </w:pPr>
+            <w:r>
+              <w:rPr>
+                <w:lang w:eastAsia="en-US"/>
+              </w:rPr>
+              <w:t>10,155</w:t>
+            </w:r>
+          </w:p>
+        </w:tc>
+        <w:tc>
+          <w:tcPr>
+            <w:tcW w:w="2160" w:type="dxa"/>
+            <w:tcBorders>
+              <w:top w:val="single" w:sz="6" w:space="0" w:color="DDDDDD"/>
+            </w:tcBorders>
+            <w:shd w:val="clear" w:color="auto" w:fill="FFFFFF"/>
+            <w:tcMar>
+              <w:top w:w="75" w:type="dxa"/>
+              <w:left w:w="75" w:type="dxa"/>
+              <w:bottom w:w="75" w:type="dxa"/>
+              <w:right w:w="75" w:type="dxa"/>
+            </w:tcMar>
+            <w:hideMark/>
+          </w:tcPr>
+          <w:p>
+            <w:pPr>
+              <w:pStyle w:val="BodyText"/>
+              <w:spacing w:after="0" w:line="240" w:lineRule="auto"/>
+              <w:rPr>
+                <w:lang w:eastAsia="en-US"/>
+              </w:rPr>
+            </w:pPr>
+            <w:r>
+              <w:rPr>
+                <w:lang w:eastAsia="en-US"/>
+              </w:rPr>
+              <w:t>12,730</w:t>
+            </w:r>
+          </w:p>
+        </w:tc>
+        <w:tc>
+          <w:tcPr>
+            <w:tcW w:w="2160" w:type="dxa"/>
+            <w:tcBorders>
+              <w:top w:val="single" w:sz="6" w:space="0" w:color="DDDDDD"/>
+            </w:tcBorders>
+            <w:shd w:val="clear" w:color="auto" w:fill="FFFFFF"/>
+            <w:tcMar>
+              <w:top w:w="75" w:type="dxa"/>
+              <w:left w:w="75" w:type="dxa"/>
+              <w:bottom w:w="75" w:type="dxa"/>
+              <w:right w:w="75" w:type="dxa"/>
+            </w:tcMar>
+            <w:hideMark/>
+          </w:tcPr>
+          <w:p>
+            <w:pPr>
+              <w:pStyle w:val="BodyText"/>
+              <w:spacing w:after="0" w:line="240" w:lineRule="auto"/>
+              <w:rPr>
+                <w:lang w:eastAsia="en-US"/>
+              </w:rPr>
+            </w:pPr>
+            <w:r>
+              <w:rPr>
+                <w:lang w:eastAsia="en-US"/>
+              </w:rPr>
+              <w:t>-1,424</w:t>
+            </w:r>
+          </w:p>
+        </w:tc>
+      </w:tr>
+      <w:tr>
+        <w:tc>
+          <w:tcPr>
+            <w:tcW w:w="2160" w:type="dxa"/>
+            <w:tcBorders>
+              <w:top w:val="single" w:sz="6" w:space="0" w:color="DDDDDD"/>
+            </w:tcBorders>
+            <w:shd w:val="clear" w:color="auto" w:fill="FFFFFF"/>
+            <w:tcMar>
+              <w:top w:w="75" w:type="dxa"/>
+              <w:left w:w="75" w:type="dxa"/>
+              <w:bottom w:w="75" w:type="dxa"/>
+              <w:right w:w="75" w:type="dxa"/>
+            </w:tcMar>
+            <w:hideMark/>
+          </w:tcPr>
+          <w:p>
+            <w:pPr>
+              <w:pStyle w:val="BodyText"/>
+              <w:spacing w:after="0" w:line="240" w:lineRule="auto"/>
+              <w:rPr>
+                <w:lang w:eastAsia="en-US"/>
+              </w:rPr>
+            </w:pPr>
+            <w:r>
+              <w:rPr>
+                <w:lang w:eastAsia="en-US"/>
+              </w:rPr>
+              <w:t>11 but under 13</w:t>
+            </w:r>
+          </w:p>
+        </w:tc>
+        <w:tc>
+          <w:tcPr>
+            <w:tcW w:w="2160" w:type="dxa"/>
+            <w:tcBorders>
+              <w:top w:val="single" w:sz="6" w:space="0" w:color="DDDDDD"/>
+            </w:tcBorders>
+            <w:shd w:val="clear" w:color="auto" w:fill="FFFFFF"/>
+            <w:tcMar>
+              <w:top w:w="75" w:type="dxa"/>
+              <w:left w:w="75" w:type="dxa"/>
+              <w:bottom w:w="75" w:type="dxa"/>
+              <w:right w:w="75" w:type="dxa"/>
+            </w:tcMar>
+            <w:hideMark/>
+          </w:tcPr>
+          <w:p>
+            <w:pPr>
+              <w:pStyle w:val="BodyText"/>
+              <w:spacing w:after="0" w:line="240" w:lineRule="auto"/>
+              <w:rPr>
+                <w:lang w:eastAsia="en-US"/>
+              </w:rPr>
+            </w:pPr>
+            <w:r>
+              <w:rPr>
+                <w:lang w:eastAsia="en-US"/>
+              </w:rPr>
+              <w:t>11,875</w:t>
+            </w:r>
+          </w:p>
+        </w:tc>
+        <w:tc>
+          <w:tcPr>
+            <w:tcW w:w="2160" w:type="dxa"/>
+            <w:tcBorders>
+              <w:top w:val="single" w:sz="6" w:space="0" w:color="DDDDDD"/>
+            </w:tcBorders>
+            <w:shd w:val="clear" w:color="auto" w:fill="FFFFFF"/>
+            <w:tcMar>
+              <w:top w:w="75" w:type="dxa"/>
+              <w:left w:w="75" w:type="dxa"/>
+              <w:bottom w:w="75" w:type="dxa"/>
+              <w:right w:w="75" w:type="dxa"/>
+            </w:tcMar>
+            <w:hideMark/>
+          </w:tcPr>
+          <w:p>
+            <w:pPr>
+              <w:pStyle w:val="BodyText"/>
+              <w:spacing w:after="0" w:line="240" w:lineRule="auto"/>
+              <w:rPr>
+                <w:lang w:eastAsia="en-US"/>
+              </w:rPr>
+            </w:pPr>
+            <w:r>
+              <w:rPr>
+                <w:lang w:eastAsia="en-US"/>
+              </w:rPr>
+              <w:t>9,828</w:t>
+            </w:r>
+          </w:p>
+        </w:tc>
+        <w:tc>
+          <w:tcPr>
+            <w:tcW w:w="2160" w:type="dxa"/>
+            <w:tcBorders>
+              <w:top w:val="single" w:sz="6" w:space="0" w:color="DDDDDD"/>
+            </w:tcBorders>
+            <w:shd w:val="clear" w:color="auto" w:fill="FFFFFF"/>
+            <w:tcMar>
+              <w:top w:w="75" w:type="dxa"/>
+              <w:left w:w="75" w:type="dxa"/>
+              <w:bottom w:w="75" w:type="dxa"/>
+              <w:right w:w="75" w:type="dxa"/>
+            </w:tcMar>
+            <w:hideMark/>
+          </w:tcPr>
+          <w:p>
+            <w:pPr>
+              <w:pStyle w:val="BodyText"/>
+              <w:spacing w:after="0" w:line="240" w:lineRule="auto"/>
+              <w:rPr>
+                <w:lang w:eastAsia="en-US"/>
+              </w:rPr>
+            </w:pPr>
+            <w:r>
+              <w:rPr>
+                <w:lang w:eastAsia="en-US"/>
+              </w:rPr>
+              <w:t>11,723</w:t>
+            </w:r>
+          </w:p>
+        </w:tc>
+        <w:tc>
+          <w:tcPr>
+            <w:tcW w:w="2160" w:type="dxa"/>
+            <w:tcBorders>
+              <w:top w:val="single" w:sz="6" w:space="0" w:color="DDDDDD"/>
+            </w:tcBorders>
+            <w:shd w:val="clear" w:color="auto" w:fill="FFFFFF"/>
+            <w:tcMar>
+              <w:top w:w="75" w:type="dxa"/>
+              <w:left w:w="75" w:type="dxa"/>
+              <w:bottom w:w="75" w:type="dxa"/>
+              <w:right w:w="75" w:type="dxa"/>
+            </w:tcMar>
+            <w:hideMark/>
+          </w:tcPr>
+          <w:p>
+            <w:pPr>
+              <w:pStyle w:val="BodyText"/>
+              <w:spacing w:after="0" w:line="240" w:lineRule="auto"/>
+              <w:rPr>
+                <w:lang w:eastAsia="en-US"/>
+              </w:rPr>
+            </w:pPr>
+            <w:r>
+              <w:rPr>
+                <w:lang w:eastAsia="en-US"/>
+              </w:rPr>
+              <w:t>-152</w:t>
+            </w:r>
+          </w:p>
+        </w:tc>
+      </w:tr>
+      <w:tr>
+        <w:tc>
+          <w:tcPr>
+            <w:tcW w:w="2160" w:type="dxa"/>
+            <w:tcBorders>
+              <w:top w:val="single" w:sz="6" w:space="0" w:color="DDDDDD"/>
+            </w:tcBorders>
+            <w:shd w:val="clear" w:color="auto" w:fill="FFFFFF"/>
+            <w:tcMar>
+              <w:top w:w="75" w:type="dxa"/>
+              <w:left w:w="75" w:type="dxa"/>
+              <w:bottom w:w="75" w:type="dxa"/>
+              <w:right w:w="75" w:type="dxa"/>
+            </w:tcMar>
+            <w:hideMark/>
+          </w:tcPr>
+          <w:p>
+            <w:pPr>
+              <w:pStyle w:val="BodyText"/>
+              <w:spacing w:after="0" w:line="240" w:lineRule="auto"/>
+              <w:rPr>
+                <w:lang w:eastAsia="en-US"/>
+              </w:rPr>
+            </w:pPr>
+            <w:r>
+              <w:rPr>
+                <w:lang w:eastAsia="en-US"/>
+              </w:rPr>
+              <w:t>13 but under 15</w:t>
+            </w:r>
+          </w:p>
+        </w:tc>
+        <w:tc>
+          <w:tcPr>
+            <w:tcW w:w="2160" w:type="dxa"/>
+            <w:tcBorders>
+              <w:top w:val="single" w:sz="6" w:space="0" w:color="DDDDDD"/>
+            </w:tcBorders>
+            <w:shd w:val="clear" w:color="auto" w:fill="FFFFFF"/>
+            <w:tcMar>
+              <w:top w:w="75" w:type="dxa"/>
+              <w:left w:w="75" w:type="dxa"/>
+              <w:bottom w:w="75" w:type="dxa"/>
+              <w:right w:w="75" w:type="dxa"/>
+            </w:tcMar>
+            <w:hideMark/>
+          </w:tcPr>
+          <w:p>
+            <w:pPr>
+              <w:pStyle w:val="BodyText"/>
+              <w:spacing w:after="0" w:line="240" w:lineRule="auto"/>
+              <w:rPr>
+                <w:lang w:eastAsia="en-US"/>
+              </w:rPr>
+            </w:pPr>
+            <w:r>
+              <w:rPr>
+                <w:lang w:eastAsia="en-US"/>
+              </w:rPr>
+              <w:t>11,160</w:t>
+            </w:r>
+          </w:p>
+        </w:tc>
+        <w:tc>
+          <w:tcPr>
+            <w:tcW w:w="2160" w:type="dxa"/>
+            <w:tcBorders>
+              <w:top w:val="single" w:sz="6" w:space="0" w:color="DDDDDD"/>
+            </w:tcBorders>
+            <w:shd w:val="clear" w:color="auto" w:fill="FFFFFF"/>
+            <w:tcMar>
+              <w:top w:w="75" w:type="dxa"/>
+              <w:left w:w="75" w:type="dxa"/>
+              <w:bottom w:w="75" w:type="dxa"/>
+              <w:right w:w="75" w:type="dxa"/>
+            </w:tcMar>
+            <w:hideMark/>
+          </w:tcPr>
+          <w:p>
+            <w:pPr>
+              <w:pStyle w:val="BodyText"/>
+              <w:spacing w:after="0" w:line="240" w:lineRule="auto"/>
+              <w:rPr>
+                <w:lang w:eastAsia="en-US"/>
+              </w:rPr>
+            </w:pPr>
+            <w:r>
+              <w:rPr>
+                <w:lang w:eastAsia="en-US"/>
+              </w:rPr>
+              <w:t>10,187</w:t>
+            </w:r>
+          </w:p>
+        </w:tc>
+        <w:tc>
+          <w:tcPr>
+            <w:tcW w:w="2160" w:type="dxa"/>
+            <w:tcBorders>
+              <w:top w:val="single" w:sz="6" w:space="0" w:color="DDDDDD"/>
+            </w:tcBorders>
+            <w:shd w:val="clear" w:color="auto" w:fill="FFFFFF"/>
+            <w:tcMar>
+              <w:top w:w="75" w:type="dxa"/>
+              <w:left w:w="75" w:type="dxa"/>
+              <w:bottom w:w="75" w:type="dxa"/>
+              <w:right w:w="75" w:type="dxa"/>
+            </w:tcMar>
+            <w:hideMark/>
+          </w:tcPr>
+          <w:p>
+            <w:pPr>
+              <w:pStyle w:val="BodyText"/>
+              <w:spacing w:after="0" w:line="240" w:lineRule="auto"/>
+              <w:rPr>
+                <w:lang w:eastAsia="en-US"/>
+              </w:rPr>
+            </w:pPr>
+            <w:r>
+              <w:rPr>
+                <w:lang w:eastAsia="en-US"/>
+              </w:rPr>
+              <w:t>10,786</w:t>
+            </w:r>
+          </w:p>
+        </w:tc>
+        <w:tc>
+          <w:tcPr>
+            <w:tcW w:w="2160" w:type="dxa"/>
+            <w:tcBorders>
+              <w:top w:val="single" w:sz="6" w:space="0" w:color="DDDDDD"/>
+            </w:tcBorders>
+            <w:shd w:val="clear" w:color="auto" w:fill="FFFFFF"/>
+            <w:tcMar>
+              <w:top w:w="75" w:type="dxa"/>
+              <w:left w:w="75" w:type="dxa"/>
+              <w:bottom w:w="75" w:type="dxa"/>
+              <w:right w:w="75" w:type="dxa"/>
+            </w:tcMar>
+            <w:hideMark/>
+          </w:tcPr>
+          <w:p>
+            <w:pPr>
+              <w:pStyle w:val="BodyText"/>
+              <w:spacing w:after="0" w:line="240" w:lineRule="auto"/>
+              <w:rPr>
+                <w:lang w:eastAsia="en-US"/>
+              </w:rPr>
+            </w:pPr>
+            <w:r>
+              <w:rPr>
+                <w:lang w:eastAsia="en-US"/>
+              </w:rPr>
+              <w:t>-374</w:t>
+            </w:r>
+          </w:p>
+        </w:tc>
+      </w:tr>
+      <w:tr>
+        <w:tc>
+          <w:tcPr>
+            <w:tcW w:w="2160" w:type="dxa"/>
+            <w:tcBorders>
+              <w:top w:val="single" w:sz="6" w:space="0" w:color="DDDDDD"/>
+            </w:tcBorders>
+            <w:shd w:val="clear" w:color="auto" w:fill="FFFFFF"/>
+            <w:tcMar>
+              <w:top w:w="75" w:type="dxa"/>
+              <w:left w:w="75" w:type="dxa"/>
+              <w:bottom w:w="75" w:type="dxa"/>
+              <w:right w:w="75" w:type="dxa"/>
+            </w:tcMar>
+            <w:hideMark/>
+          </w:tcPr>
+          <w:p>
+            <w:pPr>
+              <w:pStyle w:val="BodyText"/>
+              <w:spacing w:after="0" w:line="240" w:lineRule="auto"/>
+              <w:rPr>
+                <w:lang w:eastAsia="en-US"/>
+              </w:rPr>
+            </w:pPr>
+            <w:r>
+              <w:rPr>
+                <w:lang w:eastAsia="en-US"/>
+              </w:rPr>
+              <w:t>15 but under 17</w:t>
+            </w:r>
+          </w:p>
+        </w:tc>
+        <w:tc>
+          <w:tcPr>
+            <w:tcW w:w="2160" w:type="dxa"/>
+            <w:tcBorders>
+              <w:top w:val="single" w:sz="6" w:space="0" w:color="DDDDDD"/>
+            </w:tcBorders>
+            <w:shd w:val="clear" w:color="auto" w:fill="FFFFFF"/>
+            <w:tcMar>
+              <w:top w:w="75" w:type="dxa"/>
+              <w:left w:w="75" w:type="dxa"/>
+              <w:bottom w:w="75" w:type="dxa"/>
+              <w:right w:w="75" w:type="dxa"/>
+            </w:tcMar>
+            <w:hideMark/>
+          </w:tcPr>
+          <w:p>
+            <w:pPr>
+              <w:pStyle w:val="BodyText"/>
+              <w:spacing w:after="0" w:line="240" w:lineRule="auto"/>
+              <w:rPr>
+                <w:lang w:eastAsia="en-US"/>
+              </w:rPr>
+            </w:pPr>
+            <w:r>
+              <w:rPr>
+                <w:lang w:eastAsia="en-US"/>
+              </w:rPr>
+              <w:t>11,193</w:t>
+            </w:r>
+          </w:p>
+        </w:tc>
+        <w:tc>
+          <w:tcPr>
+            <w:tcW w:w="2160" w:type="dxa"/>
+            <w:tcBorders>
+              <w:top w:val="single" w:sz="6" w:space="0" w:color="DDDDDD"/>
+            </w:tcBorders>
+            <w:shd w:val="clear" w:color="auto" w:fill="FFFFFF"/>
+            <w:tcMar>
+              <w:top w:w="75" w:type="dxa"/>
+              <w:left w:w="75" w:type="dxa"/>
+              <w:bottom w:w="75" w:type="dxa"/>
+              <w:right w:w="75" w:type="dxa"/>
+            </w:tcMar>
+            <w:hideMark/>
+          </w:tcPr>
+          <w:p>
+            <w:pPr>
+              <w:pStyle w:val="BodyText"/>
+              <w:spacing w:after="0" w:line="240" w:lineRule="auto"/>
+              <w:rPr>
+                <w:lang w:eastAsia="en-US"/>
+              </w:rPr>
+            </w:pPr>
+            <w:r>
+              <w:rPr>
+                <w:lang w:eastAsia="en-US"/>
+              </w:rPr>
+              <w:t>11,006</w:t>
+            </w:r>
+          </w:p>
+        </w:tc>
+        <w:tc>
+          <w:tcPr>
+            <w:tcW w:w="2160" w:type="dxa"/>
+            <w:tcBorders>
+              <w:top w:val="single" w:sz="6" w:space="0" w:color="DDDDDD"/>
+            </w:tcBorders>
+            <w:shd w:val="clear" w:color="auto" w:fill="FFFFFF"/>
+            <w:tcMar>
+              <w:top w:w="75" w:type="dxa"/>
+              <w:left w:w="75" w:type="dxa"/>
+              <w:bottom w:w="75" w:type="dxa"/>
+              <w:right w:w="75" w:type="dxa"/>
+            </w:tcMar>
+            <w:hideMark/>
+          </w:tcPr>
+          <w:p>
+            <w:pPr>
+              <w:pStyle w:val="BodyText"/>
+              <w:spacing w:after="0" w:line="240" w:lineRule="auto"/>
+              <w:rPr>
+                <w:lang w:eastAsia="en-US"/>
+              </w:rPr>
+            </w:pPr>
+            <w:r>
+              <w:rPr>
+                <w:lang w:eastAsia="en-US"/>
+              </w:rPr>
+              <w:t>10,106</w:t>
+            </w:r>
+          </w:p>
+        </w:tc>
+        <w:tc>
+          <w:tcPr>
+            <w:tcW w:w="2160" w:type="dxa"/>
+            <w:tcBorders>
+              <w:top w:val="single" w:sz="6" w:space="0" w:color="DDDDDD"/>
+            </w:tcBorders>
+            <w:shd w:val="clear" w:color="auto" w:fill="FFFFFF"/>
+            <w:tcMar>
+              <w:top w:w="75" w:type="dxa"/>
+              <w:left w:w="75" w:type="dxa"/>
+              <w:bottom w:w="75" w:type="dxa"/>
+              <w:right w:w="75" w:type="dxa"/>
+            </w:tcMar>
+            <w:hideMark/>
+          </w:tcPr>
+          <w:p>
+            <w:pPr>
+              <w:pStyle w:val="BodyText"/>
+              <w:spacing w:after="0" w:line="240" w:lineRule="auto"/>
+              <w:rPr>
+                <w:lang w:eastAsia="en-US"/>
+              </w:rPr>
+            </w:pPr>
+            <w:r>
+              <w:rPr>
+                <w:lang w:eastAsia="en-US"/>
+              </w:rPr>
+              <w:t>-1,087</w:t>
+            </w:r>
+          </w:p>
+        </w:tc>
+      </w:tr>
+    </w:tbl>
+    <w:p>
+      <w:pPr>
+        <w:pStyle w:val="BodyText"/>
+        <w:spacing w:line="240" w:lineRule="auto"/>
+        <w:ind w:right="10272"/>
+        <w:rPr>
+          <w:i/>
+          <w:iCs/>
+          <w:lang w:eastAsia="en-US"/>
+        </w:rPr>
+      </w:pPr>
+      <w:r>
+        <w:rPr>
+          <w:i/>
+          <w:iCs/>
+          <w:lang w:eastAsia="en-US"/>
+        </w:rPr>
+        <w:t>Source: U.S. Decennial Censuses for 2000, 2010, and 2020. Totals may differ from those shown in the charts above, which are based on Census’ Population Estimates. Those estimates better account for undercounting of youth populations.</w:t>
+      </w:r>
+    </w:p>
+    <w:p>
+      <w:pPr>
+        <w:pStyle w:val="Heading1"/>
+        <w:spacing w:line="240" w:lineRule="auto"/>
+        <w:ind w:right="10362"/>
+      </w:pPr>
+      <w:r>
+        <w:t>But why are there more children?</w:t>
+      </w:r>
+    </w:p>
+    <w:p>
+      <w:pPr>
+        <w:pStyle w:val="BodyText"/>
+        <w:spacing w:after="0" w:line="240" w:lineRule="auto"/>
+        <w:ind w:right="10362"/>
+        <w:rPr>
+          <w:lang w:eastAsia="en-US"/>
+        </w:rPr>
+      </w:pPr>
+    </w:p>
+    <w:p>
+      <w:pPr>
+        <w:pStyle w:val="BodyText"/>
+        <w:spacing w:after="0" w:line="240" w:lineRule="auto"/>
+        <w:ind w:right="10362"/>
+        <w:rPr>
+          <w:lang w:eastAsia="en-US"/>
+        </w:rPr>
+      </w:pPr>
+      <w:r>
+        <w:rPr>
+          <w:lang w:eastAsia="en-US"/>
+        </w:rPr>
+        <w:t xml:space="preserve">The clever people at the </w:t>
+      </w:r>
+      <w:r>
+        <w:rPr>
+          <w:lang w:eastAsia="en-US"/>
+        </w:rPr>
+        <w:t>University of Wisconsin’s </w:t>
+      </w:r>
+      <w:hyperlink r:id="rId14" w:history="1">
+        <w:r>
+          <w:rPr>
+            <w:rStyle w:val="Hyperlink"/>
+            <w:lang w:eastAsia="en-US"/>
+          </w:rPr>
+          <w:t>Applied Population Laboratory</w:t>
+        </w:r>
+      </w:hyperlink>
+      <w:r>
+        <w:rPr>
+          <w:lang w:eastAsia="en-US"/>
+        </w:rPr>
+        <w:t> </w:t>
+      </w:r>
+      <w:r>
+        <w:rPr>
+          <w:lang w:eastAsia="en-US"/>
+        </w:rPr>
+        <w:t xml:space="preserve">use a combination of Census data and </w:t>
+      </w:r>
+      <w:r>
+        <w:rPr>
+          <w:lang w:eastAsia="en-US"/>
+        </w:rPr>
+        <w:t xml:space="preserve">birth and death records </w:t>
+      </w:r>
+      <w:r>
+        <w:rPr>
+          <w:lang w:eastAsia="en-US"/>
+        </w:rPr>
+        <w:t>to decompose</w:t>
+      </w:r>
+      <w:r>
+        <w:rPr>
+          <w:lang w:eastAsia="en-US"/>
+        </w:rPr>
+        <w:t xml:space="preserve"> youth</w:t>
+      </w:r>
+      <w:r>
+        <w:rPr>
+          <w:lang w:eastAsia="en-US"/>
+        </w:rPr>
+        <w:t xml:space="preserve"> population</w:t>
+      </w:r>
+      <w:r>
+        <w:rPr>
+          <w:lang w:eastAsia="en-US"/>
+        </w:rPr>
+        <w:t xml:space="preserve"> changes in </w:t>
+      </w:r>
+      <w:r>
+        <w:rPr>
+          <w:lang w:eastAsia="en-US"/>
+        </w:rPr>
+        <w:t xml:space="preserve">American states </w:t>
+      </w:r>
+      <w:r>
+        <w:rPr>
+          <w:lang w:eastAsia="en-US"/>
+        </w:rPr>
+        <w:t xml:space="preserve">into three </w:t>
+      </w:r>
+      <w:r>
+        <w:rPr>
+          <w:lang w:eastAsia="en-US"/>
+        </w:rPr>
+        <w:t>causes</w:t>
+      </w:r>
+      <w:r>
+        <w:rPr>
+          <w:lang w:eastAsia="en-US"/>
+        </w:rPr>
+        <w:t>:</w:t>
+      </w:r>
+    </w:p>
+    <w:p>
+      <w:pPr>
+        <w:pStyle w:val="BodyText"/>
+        <w:spacing w:after="0" w:line="240" w:lineRule="auto"/>
+        <w:ind w:right="10362"/>
+        <w:rPr>
+          <w:lang w:eastAsia="en-US"/>
+        </w:rPr>
+      </w:pPr>
+    </w:p>
+    <w:p>
+      <w:pPr>
+        <w:pStyle w:val="BodyText"/>
+        <w:numPr>
+          <w:ilvl w:val="0"/>
+          <w:numId w:val="1"/>
+        </w:numPr>
+        <w:spacing w:after="0" w:line="240" w:lineRule="auto"/>
+        <w:ind w:right="10362"/>
+        <w:rPr>
+          <w:lang w:eastAsia="en-US"/>
+        </w:rPr>
+      </w:pPr>
+      <w:r>
+        <w:rPr>
+          <w:lang w:eastAsia="en-US"/>
+        </w:rPr>
+        <w:t>Births</w:t>
+      </w:r>
+    </w:p>
+    <w:p>
+      <w:pPr>
+        <w:pStyle w:val="ListParagraph"/>
+        <w:numPr>
+          <w:ilvl w:val="0"/>
+          <w:numId w:val="1"/>
+        </w:numPr>
+        <w:spacing w:after="0" w:line="240" w:lineRule="auto"/>
+        <w:ind w:right="10362"/>
+        <w:rPr>
+          <w:lang w:eastAsia="en-US"/>
+        </w:rPr>
+      </w:pPr>
+      <w:r>
+        <w:rPr>
+          <w:lang w:eastAsia="en-US"/>
+        </w:rPr>
+        <w:t>C</w:t>
+      </w:r>
+      <w:r>
+        <w:rPr>
+          <w:lang w:eastAsia="en-US"/>
+        </w:rPr>
+        <w:t>hildren aging out of childhood</w:t>
+      </w:r>
+      <w:r>
+        <w:rPr>
+          <w:lang w:eastAsia="en-US"/>
+        </w:rPr>
+        <w:t xml:space="preserve"> (they grow up so fast!)</w:t>
+      </w:r>
+    </w:p>
+    <w:p>
+      <w:pPr>
+        <w:pStyle w:val="ListParagraph"/>
+        <w:numPr>
+          <w:ilvl w:val="0"/>
+          <w:numId w:val="1"/>
+        </w:numPr>
+        <w:spacing w:after="0" w:line="240" w:lineRule="auto"/>
+        <w:ind w:right="10362"/>
+        <w:rPr>
+          <w:lang w:eastAsia="en-US"/>
+        </w:rPr>
+      </w:pPr>
+      <w:r>
+        <w:rPr>
+          <w:lang w:eastAsia="en-US"/>
+        </w:rPr>
+        <w:t>Net m</w:t>
+      </w:r>
+      <w:r>
+        <w:rPr>
+          <w:lang w:eastAsia="en-US"/>
+        </w:rPr>
+        <w:t>igration</w:t>
+      </w:r>
+    </w:p>
+    <w:p>
+      <w:pPr>
+        <w:spacing w:after="0" w:line="240" w:lineRule="auto"/>
+        <w:ind w:right="10362"/>
+        <w:rPr>
+          <w:lang w:eastAsia="en-US"/>
+        </w:rPr>
+      </w:pPr>
+    </w:p>
+    <w:p>
+      <w:pPr>
+        <w:spacing w:after="0" w:line="240" w:lineRule="auto"/>
+        <w:ind w:right="10362"/>
+        <w:rPr>
+          <w:lang w:eastAsia="en-US"/>
+        </w:rPr>
+      </w:pPr>
+      <w:r>
+        <w:rPr>
+          <w:lang w:eastAsia="en-US"/>
+        </w:rPr>
+        <w:t>Each of these explains roughly 1/3</w:t>
+      </w:r>
+      <w:r>
+        <w:rPr>
+          <w:vertAlign w:val="superscript"/>
+          <w:lang w:eastAsia="en-US"/>
+        </w:rPr>
+        <w:t>rd</w:t>
+      </w:r>
+      <w:r>
+        <w:rPr>
+          <w:lang w:eastAsia="en-US"/>
+        </w:rPr>
+        <w:t xml:space="preserve"> of DC’s recent youth population increase. </w:t>
+      </w:r>
+      <w:r>
+        <w:rPr>
+          <w:lang w:eastAsia="en-US"/>
+        </w:rPr>
+        <w:t xml:space="preserve">Let’s take each </w:t>
+      </w:r>
+      <w:r>
+        <w:rPr>
+          <w:lang w:eastAsia="en-US"/>
+        </w:rPr>
+        <w:t>in turn.</w:t>
+      </w:r>
+    </w:p>
+    <w:p>
+      <w:pPr>
+        <w:pStyle w:val="BodyText"/>
+        <w:spacing w:line="240" w:lineRule="auto"/>
+        <w:ind w:right="10362"/>
+        <w:rPr>
+          <w:i/>
+          <w:iCs/>
+          <w:lang w:eastAsia="en-US"/>
+        </w:rPr>
+      </w:pPr>
+    </w:p>
+    <w:p>
+      <w:pPr>
+        <w:pStyle w:val="BodyText"/>
+        <w:spacing w:line="240" w:lineRule="auto"/>
+        <w:ind w:right="10362"/>
+        <w:rPr>
+          <w:lang w:eastAsia="en-US"/>
+        </w:rPr>
+      </w:pPr>
+      <w:r>
+        <w:rPr>
+          <w:lang w:eastAsia="en-US"/>
+        </w:rPr>
+        <w:t>(</w:t>
+      </w:r>
+      <w:r>
+        <w:rPr>
+          <w:lang w:eastAsia="en-US"/>
+        </w:rPr>
+        <w:t xml:space="preserve">A quick methodology note: </w:t>
+      </w:r>
+      <w:r>
+        <w:rPr>
+          <w:lang w:eastAsia="en-US"/>
+        </w:rPr>
+        <w:t xml:space="preserve">APL </w:t>
+      </w:r>
+      <w:r>
+        <w:rPr>
+          <w:lang w:eastAsia="en-US"/>
+        </w:rPr>
+        <w:t xml:space="preserve">bins people into </w:t>
+      </w:r>
+      <w:r>
+        <w:rPr>
+          <w:lang w:eastAsia="en-US"/>
+        </w:rPr>
+        <w:t>five-year age groups, so 0–14 is the last age bracket that does not include adults. The next group up, 15–19, mixes children with college-age adults</w:t>
+      </w:r>
+      <w:r>
+        <w:rPr>
+          <w:lang w:eastAsia="en-US"/>
+        </w:rPr>
+        <w:t>. For this reason, we end the “child” groups at age 14 in the analysis below.</w:t>
+      </w:r>
+      <w:r>
+        <w:rPr>
+          <w:lang w:eastAsia="en-US"/>
+        </w:rPr>
+        <w:t>)</w:t>
+      </w:r>
+    </w:p>
+    <w:p>
+      <w:pPr>
+        <w:pStyle w:val="BodyText"/>
+        <w:spacing w:line="240" w:lineRule="auto"/>
+        <w:ind w:right="10362"/>
+        <w:rPr>
+          <w:lang w:eastAsia="en-US"/>
+        </w:rPr>
+      </w:pPr>
+    </w:p>
+    <w:p>
+      <w:pPr>
+        <w:pStyle w:val="BodyText"/>
+        <w:spacing w:line="240" w:lineRule="auto"/>
+        <w:ind w:right="10362"/>
+        <w:rPr>
+          <w:lang w:eastAsia="en-US"/>
+        </w:rPr>
+      </w:pPr>
+      <w:r>
+        <w:rPr>
+          <w:lang w:eastAsia="en-US"/>
+        </w:rPr>
+        <w:t xml:space="preserve">The chart below shows how each of these </w:t>
+      </w:r>
+      <w:r>
+        <w:rPr>
+          <w:lang w:eastAsia="en-US"/>
+        </w:rPr>
+        <w:t>three factors</w:t>
+      </w:r>
+      <w:r>
+        <w:rPr>
+          <w:lang w:eastAsia="en-US"/>
+        </w:rPr>
+        <w:t xml:space="preserve"> added or subtracted from DC’s population between 2010 and 2020. Overall, child net migration was negative (-17,800)</w:t>
+      </w:r>
+      <w:r>
+        <w:rPr>
+          <w:lang w:eastAsia="en-US"/>
+        </w:rPr>
+        <w:t>. In other words, more children moved out of DC than moved into DC</w:t>
+      </w:r>
+      <w:r>
+        <w:rPr>
+          <w:lang w:eastAsia="en-US"/>
+        </w:rPr>
+        <w:t>. The age-out term will always be negative; roughly 51,100 people who were children in 2010 were 15 or older by 2020. But these subtractions were outweighed by births (+93,200), so the total youth population was roughly 24,300 higher by the end of the decade.</w:t>
+      </w:r>
+    </w:p>
+    <w:p>
+      <w:pPr>
+        <w:pStyle w:val="BodyText"/>
+        <w:spacing w:line="240" w:lineRule="auto"/>
+        <w:ind w:right="10362"/>
+        <w:rPr>
+          <w:lang w:eastAsia="en-US"/>
+        </w:rPr>
+      </w:pPr>
+    </w:p>
+    <w:p>
+      <w:pPr>
+        <w:pStyle w:val="BodyText"/>
+        <w:spacing w:line="240" w:lineRule="auto"/>
+        <w:ind w:right="10362"/>
+        <w:rPr>
+          <w:lang w:eastAsia="en-US"/>
+        </w:rPr>
+      </w:pPr>
+      <w:r>
+        <w:rPr>
+          <w:noProof/>
+        </w:rPr>
+        <w:drawing>
+          <wp:inline distT="0" distB="0" distL="0" distR="0" wp14:anchorId="31A9585A" wp14:editId="1359579F">
+            <wp:extent cx="6400800" cy="4572000"/>
+            <wp:effectExtent l="0" t="0" r="0" b="0"/>
+            <wp:docPr id="1083017942" name="Picture 4"/>
+            <wp:cNvGraphicFramePr>
+              <a:graphicFrameLocks xmlns:a="http://schemas.openxmlformats.org/drawingml/2006/main" noChangeAspect="1"/>
+            </wp:cNvGraphicFramePr>
+            <a:graphic xmlns:a="http://schemas.openxmlformats.org/drawingml/2006/main">
+              <a:graphicData uri="http://schemas.openxmlformats.org/drawingml/2006/picture">
+                <pic:pic xmlns:pic="http://schemas.openxmlformats.org/drawingml/2006/picture">
+                  <pic:nvPicPr>
+                    <pic:cNvPr id="0" name="Picture 7"/>
+                    <pic:cNvPicPr>
+                      <a:picLocks noChangeAspect="1" noChangeArrowheads="1"/>
+                    </pic:cNvPicPr>
+                  </pic:nvPicPr>
+                  <pic:blipFill>
+                    <a:blip r:embed="rId15">
+                      <a:extLst>
+                        <a:ext uri="{28A0092B-C50C-407E-A947-70E740481C1C}">
+                          <a14:useLocalDpi xmlns:a14="http://schemas.microsoft.com/office/drawing/2010/main" val="0"/>
+                        </a:ext>
+                      </a:extLst>
+                    </a:blip>
+                    <a:srcRect/>
+                    <a:stretch>
+                      <a:fillRect/>
+                    </a:stretch>
+                  </pic:blipFill>
+                  <pic:spPr bwMode="auto">
+                    <a:xfrm>
+                      <a:off x="0" y="0"/>
+                      <a:ext cx="6400800" cy="4572000"/>
+                    </a:xfrm>
+                    <a:prstGeom prst="rect">
+                      <a:avLst/>
+                    </a:prstGeom>
+                    <a:noFill/>
+                    <a:ln>
+                      <a:noFill/>
+                    </a:ln>
+                  </pic:spPr>
+                </pic:pic>
+              </a:graphicData>
+            </a:graphic>
+          </wp:inline>
+        </w:drawing>
+      </w:r>
+    </w:p>
+    <w:p>
+      <w:pPr>
+        <w:pStyle w:val="BodyText"/>
+        <w:spacing w:line="240" w:lineRule="auto"/>
+        <w:ind w:right="10362"/>
+        <w:rPr>
+          <w:lang w:eastAsia="en-US"/>
+        </w:rPr>
+      </w:pPr>
+    </w:p>
+    <w:p>
+      <w:pPr>
+        <w:pStyle w:val="BodyText"/>
+        <w:spacing w:line="240" w:lineRule="auto"/>
+        <w:ind w:right="10362"/>
+        <w:rPr>
+          <w:lang w:eastAsia="en-US"/>
+        </w:rPr>
+      </w:pPr>
+      <w:r>
+        <w:rPr>
+          <w:lang w:eastAsia="en-US"/>
+        </w:rPr>
+        <w:t>The sections below unpack each of these three contributions to the District’s 2010s youth population increase.</w:t>
+      </w:r>
+    </w:p>
+    <w:p>
+      <w:pPr>
+        <w:pStyle w:val="BodyText"/>
+        <w:spacing w:line="240" w:lineRule="auto"/>
+        <w:ind w:right="10362"/>
+        <w:rPr>
+          <w:lang w:eastAsia="en-US"/>
+        </w:rPr>
+      </w:pPr>
+    </w:p>
+    <w:p>
+      <w:pPr>
+        <w:pStyle w:val="Heading1"/>
+      </w:pPr>
+      <w:r>
+        <w:t>Births</w:t>
+      </w:r>
+    </w:p>
+    <w:p>
+      <w:pPr>
+        <w:pStyle w:val="BodyText"/>
+        <w:spacing w:line="240" w:lineRule="auto"/>
+        <w:ind w:right="10362"/>
+        <w:rPr>
+          <w:lang w:eastAsia="en-US"/>
+        </w:rPr>
+      </w:pPr>
+      <w:r>
+        <w:rPr>
+          <w:lang w:eastAsia="en-US"/>
+        </w:rPr>
+        <w:t>DC’s overall population increas</w:t>
+      </w:r>
+      <w:r>
+        <w:rPr>
+          <w:lang w:eastAsia="en-US"/>
+        </w:rPr>
+        <w:t>ed</w:t>
+      </w:r>
+      <w:r>
+        <w:rPr>
+          <w:lang w:eastAsia="en-US"/>
+        </w:rPr>
+        <w:t xml:space="preserve"> during the 2010s. All else equal, adult population increases will lead to youth population increases, because some of those additional adults will have children. Indeed, births in DC increased during the 2010s, relative to the 2000s. Note however, that the number of births during the 1990s was comparable to the number during the 2010s: 92,816 versus 93,184, respectively. So in one sense, 2010s births were more of a return to 1990s levels than a novel increase (although as discussed below, the demographics of the 2010s increase are different).</w:t>
+      </w:r>
+    </w:p>
+    <w:p>
+      <w:pPr>
+        <w:pStyle w:val="BodyText"/>
+        <w:spacing w:line="240" w:lineRule="auto"/>
+        <w:ind w:right="10362"/>
+        <w:rPr>
+          <w:lang w:eastAsia="en-US"/>
+        </w:rPr>
+      </w:pPr>
+      <w:r>
+        <w:rPr>
+          <w:noProof/>
+        </w:rPr>
+        <w:drawing>
+          <wp:inline distT="0" distB="0" distL="0" distR="0" wp14:anchorId="72588CA4" wp14:editId="5CBC5356">
+            <wp:extent cx="6400800" cy="4572000"/>
+            <wp:effectExtent l="0" t="0" r="0" b="0"/>
+            <wp:docPr id="1251141066" name="Picture 5"/>
+            <wp:cNvGraphicFramePr>
+              <a:graphicFrameLocks xmlns:a="http://schemas.openxmlformats.org/drawingml/2006/main" noChangeAspect="1"/>
+            </wp:cNvGraphicFramePr>
+            <a:graphic xmlns:a="http://schemas.openxmlformats.org/drawingml/2006/main">
+              <a:graphicData uri="http://schemas.openxmlformats.org/drawingml/2006/picture">
+                <pic:pic xmlns:pic="http://schemas.openxmlformats.org/drawingml/2006/picture">
+                  <pic:nvPicPr>
+                    <pic:cNvPr id="0" name="Picture 9"/>
+                    <pic:cNvPicPr>
+                      <a:picLocks noChangeAspect="1" noChangeArrowheads="1"/>
+                    </pic:cNvPicPr>
+                  </pic:nvPicPr>
+                  <pic:blipFill>
+                    <a:blip r:embed="rId16">
+                      <a:extLst>
+                        <a:ext uri="{28A0092B-C50C-407E-A947-70E740481C1C}">
+                          <a14:useLocalDpi xmlns:a14="http://schemas.microsoft.com/office/drawing/2010/main" val="0"/>
+                        </a:ext>
+                      </a:extLst>
+                    </a:blip>
+                    <a:srcRect/>
+                    <a:stretch>
+                      <a:fillRect/>
+                    </a:stretch>
+                  </pic:blipFill>
+                  <pic:spPr bwMode="auto">
+                    <a:xfrm>
+                      <a:off x="0" y="0"/>
+                      <a:ext cx="6400800" cy="4572000"/>
+                    </a:xfrm>
+                    <a:prstGeom prst="rect">
+                      <a:avLst/>
+                    </a:prstGeom>
+                    <a:noFill/>
+                    <a:ln>
+                      <a:noFill/>
+                    </a:ln>
+                  </pic:spPr>
+                </pic:pic>
+              </a:graphicData>
+            </a:graphic>
+          </wp:inline>
+        </w:drawing>
+      </w:r>
+    </w:p>
+    <w:p>
+      <w:pPr>
+        <w:pStyle w:val="BodyText"/>
+        <w:spacing w:line="240" w:lineRule="auto"/>
+        <w:ind w:right="10362"/>
+        <w:rPr>
+          <w:lang w:eastAsia="en-US"/>
+        </w:rPr>
+      </w:pPr>
+    </w:p>
+    <w:p>
+      <w:pPr>
+        <w:pStyle w:val="BodyText"/>
+        <w:spacing w:line="240" w:lineRule="auto"/>
+        <w:ind w:right="10362"/>
+        <w:rPr>
+          <w:lang w:eastAsia="en-US"/>
+        </w:rPr>
+      </w:pPr>
+      <w:r>
+        <w:rPr>
+          <w:lang w:eastAsia="en-US"/>
+        </w:rPr>
+        <w:t>Part of the increase in births during the 2010s can be traced to a specific driver: net in-migration of people in their 30s increased significantly during the decade. There were more people living in DC at the age when many people start families. The line chart in the net-migration section below shows how net migration changed across all age groups over the decades in DC. Note the upward jumps in the 25-39 groups.</w:t>
+      </w:r>
+    </w:p>
+    <w:p>
+      <w:pPr>
+        <w:pStyle w:val="BodyText"/>
+        <w:spacing w:line="240" w:lineRule="auto"/>
+        <w:ind w:right="10362"/>
+        <w:rPr>
+          <w:lang w:eastAsia="en-US"/>
+        </w:rPr>
+      </w:pPr>
+      <w:r>
+        <w:rPr>
+          <w:lang w:eastAsia="en-US"/>
+        </w:rPr>
+        <w:t xml:space="preserve">There was also a significant drop in infant mortality in DC between the 2000s and 2020. According to the DC Department of Health, there were roughly 8 deaths per 1,000 live births in DC in the early 2010s; this fell to 5.5 deaths per 1,000 live births in the 2019-2023 period. While this is a huge improvement (and literally a matter of life and death!) it accounts for a relatively small share of DC’s total population increase during the 2010s. A drop in infant mortality of 2.5 deaths per 1,000 live births represents roughly 233 additional births, using the 2010s-era 93,184 births as a baseline. That’s about 0.25% of all births during that period. </w:t>
+      </w:r>
+      <w:r>
+        <w:rPr>
+          <w:lang w:eastAsia="en-US"/>
+        </w:rPr>
+        <w:t>W</w:t>
+      </w:r>
+      <w:r>
+        <w:rPr>
+          <w:lang w:eastAsia="en-US"/>
+        </w:rPr>
+        <w:t>hile this drop in infant mortality is obviously a good thing, it is not a major driver of DC’s 2010’s population increase.</w:t>
+      </w:r>
+    </w:p>
+    <w:p>
+      <w:pPr>
+        <w:pStyle w:val="BodyText"/>
+        <w:spacing w:line="240" w:lineRule="auto"/>
+        <w:ind w:right="10362"/>
+        <w:rPr>
+          <w:lang w:eastAsia="en-US"/>
+        </w:rPr>
+      </w:pPr>
+      <w:r>
+        <w:rPr>
+          <w:lang w:eastAsia="en-US"/>
+        </w:rPr>
+        <w:t>It is also worth noting that the rise in births wasn’t due to an increase in the fertility rate (i.e. the likelihood that a given person decides to have children). DC’s fertility rate has fallen almost every year since the mid-2000s, which itself represented a decline from the early 1990s. Demographers calculate the “general fertility rate” by dividing the number of births by the female population ages 15 to 44, and multiplying by 1,000. The chart below shows DC’s GFR over time. This has steadily fallen.</w:t>
+      </w:r>
+    </w:p>
+    <w:p>
+      <w:pPr>
+        <w:pStyle w:val="BodyText"/>
+        <w:spacing w:line="240" w:lineRule="auto"/>
+        <w:ind w:right="10362"/>
+        <w:rPr>
+          <w:lang w:eastAsia="en-US"/>
+        </w:rPr>
+      </w:pPr>
+      <w:r>
+        <w:rPr>
+          <w:noProof/>
+        </w:rPr>
+        <w:drawing>
+          <wp:inline distT="0" distB="0" distL="0" distR="0" wp14:anchorId="5FCF2F46" wp14:editId="5F2BDEA6">
+            <wp:extent cx="6400800" cy="4572000"/>
+            <wp:effectExtent l="0" t="0" r="0" b="0"/>
+            <wp:docPr id="137769461" name="Picture 6"/>
+            <wp:cNvGraphicFramePr>
+              <a:graphicFrameLocks xmlns:a="http://schemas.openxmlformats.org/drawingml/2006/main" noChangeAspect="1"/>
+            </wp:cNvGraphicFramePr>
+            <a:graphic xmlns:a="http://schemas.openxmlformats.org/drawingml/2006/main">
+              <a:graphicData uri="http://schemas.openxmlformats.org/drawingml/2006/picture">
+                <pic:pic xmlns:pic="http://schemas.openxmlformats.org/drawingml/2006/picture">
+                  <pic:nvPicPr>
+                    <pic:cNvPr id="0" name="Picture 11"/>
+                    <pic:cNvPicPr>
+                      <a:picLocks noChangeAspect="1" noChangeArrowheads="1"/>
+                    </pic:cNvPicPr>
+                  </pic:nvPicPr>
+                  <pic:blipFill>
+                    <a:blip r:embed="rId17">
+                      <a:extLst>
+                        <a:ext uri="{28A0092B-C50C-407E-A947-70E740481C1C}">
+                          <a14:useLocalDpi xmlns:a14="http://schemas.microsoft.com/office/drawing/2010/main" val="0"/>
+                        </a:ext>
+                      </a:extLst>
+                    </a:blip>
+                    <a:srcRect/>
+                    <a:stretch>
+                      <a:fillRect/>
+                    </a:stretch>
+                  </pic:blipFill>
+                  <pic:spPr bwMode="auto">
+                    <a:xfrm>
+                      <a:off x="0" y="0"/>
+                      <a:ext cx="6400800" cy="4572000"/>
+                    </a:xfrm>
+                    <a:prstGeom prst="rect">
+                      <a:avLst/>
+                    </a:prstGeom>
+                    <a:noFill/>
+                    <a:ln>
+                      <a:noFill/>
+                    </a:ln>
+                  </pic:spPr>
+                </pic:pic>
+              </a:graphicData>
+            </a:graphic>
+          </wp:inline>
+        </w:drawing>
+      </w:r>
+    </w:p>
+    <w:p>
+      <w:pPr>
+        <w:pStyle w:val="BodyText"/>
+        <w:spacing w:line="240" w:lineRule="auto"/>
+        <w:ind w:right="10362"/>
+        <w:rPr>
+          <w:lang w:eastAsia="en-US"/>
+        </w:rPr>
+      </w:pPr>
+    </w:p>
+    <w:p>
+      <w:pPr>
+        <w:pStyle w:val="BodyText"/>
+        <w:spacing w:line="240" w:lineRule="auto"/>
+        <w:ind w:right="10362"/>
+        <w:rPr>
+          <w:lang w:eastAsia="en-US"/>
+        </w:rPr>
+      </w:pPr>
+      <w:r>
+        <w:rPr>
+          <w:lang w:eastAsia="en-US"/>
+        </w:rPr>
+        <w:t>DC’s GFR is also on the lower end among large U.S. citie</w:t>
+      </w:r>
+      <w:r>
+        <w:rPr>
+          <w:lang w:eastAsia="en-US"/>
+        </w:rPr>
+        <w:t>s</w:t>
+      </w:r>
+      <w:r>
+        <w:rPr>
+          <w:lang w:eastAsia="en-US"/>
+        </w:rPr>
+        <w:t>.</w:t>
+      </w:r>
+    </w:p>
+    <w:p>
+      <w:pPr>
+        <w:pStyle w:val="BodyText"/>
+        <w:spacing w:line="240" w:lineRule="auto"/>
+        <w:ind w:right="10362"/>
+        <w:rPr>
+          <w:lang w:eastAsia="en-US"/>
+        </w:rPr>
+      </w:pPr>
+    </w:p>
+    <w:p>
+      <w:pPr>
+        <w:pStyle w:val="BodyText"/>
+        <w:spacing w:line="240" w:lineRule="auto"/>
+        <w:ind w:right="10362"/>
+        <w:rPr>
+          <w:lang w:eastAsia="en-US"/>
+        </w:rPr>
+      </w:pPr>
+      <w:r>
+        <w:rPr>
+          <w:noProof/>
+        </w:rPr>
+        <w:drawing>
+          <wp:inline distT="0" distB="0" distL="0" distR="0" wp14:anchorId="07E3EF8D" wp14:editId="32761ED1">
+            <wp:extent cx="6400800" cy="4572000"/>
+            <wp:effectExtent l="0" t="0" r="0" b="0"/>
+            <wp:docPr id="217271856" name="Picture 7"/>
+            <wp:cNvGraphicFramePr>
+              <a:graphicFrameLocks xmlns:a="http://schemas.openxmlformats.org/drawingml/2006/main" noChangeAspect="1"/>
+            </wp:cNvGraphicFramePr>
+            <a:graphic xmlns:a="http://schemas.openxmlformats.org/drawingml/2006/main">
+              <a:graphicData uri="http://schemas.openxmlformats.org/drawingml/2006/picture">
+                <pic:pic xmlns:pic="http://schemas.openxmlformats.org/drawingml/2006/picture">
+                  <pic:nvPicPr>
+                    <pic:cNvPr id="0" name="Picture 13"/>
+                    <pic:cNvPicPr>
+                      <a:picLocks noChangeAspect="1" noChangeArrowheads="1"/>
+                    </pic:cNvPicPr>
+                  </pic:nvPicPr>
+                  <pic:blipFill>
+                    <a:blip r:embed="rId18">
+                      <a:extLst>
+                        <a:ext uri="{28A0092B-C50C-407E-A947-70E740481C1C}">
+                          <a14:useLocalDpi xmlns:a14="http://schemas.microsoft.com/office/drawing/2010/main" val="0"/>
+                        </a:ext>
+                      </a:extLst>
+                    </a:blip>
+                    <a:srcRect/>
+                    <a:stretch>
+                      <a:fillRect/>
+                    </a:stretch>
+                  </pic:blipFill>
+                  <pic:spPr bwMode="auto">
+                    <a:xfrm>
+                      <a:off x="0" y="0"/>
+                      <a:ext cx="6400800" cy="4572000"/>
+                    </a:xfrm>
+                    <a:prstGeom prst="rect">
+                      <a:avLst/>
+                    </a:prstGeom>
+                    <a:noFill/>
+                    <a:ln>
+                      <a:noFill/>
+                    </a:ln>
+                  </pic:spPr>
+                </pic:pic>
+              </a:graphicData>
+            </a:graphic>
+          </wp:inline>
+        </w:drawing>
+      </w:r>
+    </w:p>
+    <w:p>
+      <w:pPr>
+        <w:pStyle w:val="BodyText"/>
+        <w:spacing w:line="240" w:lineRule="auto"/>
+        <w:ind w:right="10362"/>
+        <w:rPr>
+          <w:lang w:eastAsia="en-US"/>
+        </w:rPr>
+      </w:pPr>
+    </w:p>
+    <w:p>
+      <w:pPr>
+        <w:pStyle w:val="Heading1"/>
+      </w:pPr>
+      <w:r>
+        <w:t>Net Migration</w:t>
+      </w:r>
+    </w:p>
+    <w:p>
+      <w:pPr>
+        <w:pStyle w:val="BodyText"/>
+        <w:spacing w:line="240" w:lineRule="auto"/>
+        <w:ind w:right="10362"/>
+        <w:rPr>
+          <w:lang w:eastAsia="en-US"/>
+        </w:rPr>
+      </w:pPr>
+      <w:r>
+        <w:rPr>
+          <w:lang w:eastAsia="en-US"/>
+        </w:rPr>
+        <w:t>T</w:t>
+      </w:r>
+      <w:r>
+        <w:rPr>
+          <w:lang w:eastAsia="en-US"/>
+        </w:rPr>
+        <w:t>he line chart below</w:t>
+      </w:r>
+      <w:r>
+        <w:rPr>
+          <w:lang w:eastAsia="en-US"/>
+        </w:rPr>
+        <w:t>, based on APL analysis</w:t>
+      </w:r>
+      <w:r>
+        <w:rPr>
+          <w:lang w:eastAsia="en-US"/>
+        </w:rPr>
+        <w:t xml:space="preserve">, </w:t>
+      </w:r>
+      <w:r>
+        <w:rPr>
+          <w:lang w:eastAsia="en-US"/>
+        </w:rPr>
+        <w:t>shows how the</w:t>
+      </w:r>
+      <w:r>
+        <w:rPr>
+          <w:lang w:eastAsia="en-US"/>
+        </w:rPr>
+        <w:t xml:space="preserve"> 2010s saw less negative youth net migration, though it was still negative for all under-15 groups.</w:t>
+      </w:r>
+      <w:r>
+        <w:rPr>
+          <w:lang w:eastAsia="en-US"/>
+        </w:rPr>
+        <w:t xml:space="preserve"> Again, note that net migration for people in their late-20s and 30s increased; these are the age groups when people tend to have children.</w:t>
+      </w:r>
+      <w:r>
+        <w:rPr>
+          <w:lang w:eastAsia="en-US"/>
+        </w:rPr>
+        <w:t xml:space="preserve"> (Net migration for 20-somethings has been positive for the last three decades, as young adults attend university or start a first job). </w:t>
+      </w:r>
+    </w:p>
+    <w:p>
+      <w:pPr>
+        <w:pStyle w:val="BodyText"/>
+        <w:spacing w:line="240" w:lineRule="auto"/>
+        <w:ind w:right="10362"/>
+        <w:rPr>
+          <w:lang w:eastAsia="en-US"/>
+        </w:rPr>
+      </w:pPr>
+      <w:r>
+        <w:rPr>
+          <w:lang w:eastAsia="en-US"/>
+        </w:rPr>
+        <w:t>It is possible that some of the increase in net-migration among very young children is due to policies like universal pre-kindergarten; in analysis not shown here, we attempt to test this hypothesis, by comparing migration rates for very young children to migration rates for pre-teens, whose migration rates would theoretically be less impacted by the pre-k policy change. We do not observe a divergence in migration rates between the two groups, but the data are quite noisy, so it is difficult to draw any real conclusions from the data.</w:t>
+      </w:r>
+    </w:p>
+    <w:p>
+      <w:pPr>
+        <w:pStyle w:val="BodyText"/>
+        <w:spacing w:line="240" w:lineRule="auto"/>
+        <w:ind w:right="10362"/>
+        <w:rPr>
+          <w:lang w:eastAsia="en-US"/>
+        </w:rPr>
+      </w:pPr>
+    </w:p>
+    <w:p>
+      <w:pPr>
+        <w:pStyle w:val="BodyText"/>
+        <w:spacing w:line="240" w:lineRule="auto"/>
+        <w:ind w:right="10362"/>
+        <w:rPr>
+          <w:lang w:eastAsia="en-US"/>
+        </w:rPr>
+      </w:pPr>
+      <w:r>
+        <w:rPr>
+          <w:noProof/>
+        </w:rPr>
+        <w:drawing>
+          <wp:inline distT="0" distB="0" distL="0" distR="0" wp14:anchorId="4B728E9B" wp14:editId="098384C9">
+            <wp:extent cx="6400800" cy="4572000"/>
+            <wp:effectExtent l="0" t="0" r="0" b="0"/>
+            <wp:docPr id="1877943742" name="Picture 8"/>
+            <wp:cNvGraphicFramePr>
+              <a:graphicFrameLocks xmlns:a="http://schemas.openxmlformats.org/drawingml/2006/main" noChangeAspect="1"/>
+            </wp:cNvGraphicFramePr>
+            <a:graphic xmlns:a="http://schemas.openxmlformats.org/drawingml/2006/main">
+              <a:graphicData uri="http://schemas.openxmlformats.org/drawingml/2006/picture">
+                <pic:pic xmlns:pic="http://schemas.openxmlformats.org/drawingml/2006/picture">
+                  <pic:nvPicPr>
+                    <pic:cNvPr id="0" name="Picture 15"/>
+                    <pic:cNvPicPr>
+                      <a:picLocks noChangeAspect="1" noChangeArrowheads="1"/>
+                    </pic:cNvPicPr>
+                  </pic:nvPicPr>
+                  <pic:blipFill>
+                    <a:blip r:embed="rId19">
+                      <a:extLst>
+                        <a:ext uri="{28A0092B-C50C-407E-A947-70E740481C1C}">
+                          <a14:useLocalDpi xmlns:a14="http://schemas.microsoft.com/office/drawing/2010/main" val="0"/>
+                        </a:ext>
+                      </a:extLst>
+                    </a:blip>
+                    <a:srcRect/>
+                    <a:stretch>
+                      <a:fillRect/>
+                    </a:stretch>
+                  </pic:blipFill>
+                  <pic:spPr bwMode="auto">
+                    <a:xfrm>
+                      <a:off x="0" y="0"/>
+                      <a:ext cx="6400800" cy="4572000"/>
+                    </a:xfrm>
+                    <a:prstGeom prst="rect">
+                      <a:avLst/>
+                    </a:prstGeom>
+                    <a:noFill/>
+                    <a:ln>
+                      <a:noFill/>
+                    </a:ln>
+                  </pic:spPr>
+                </pic:pic>
+              </a:graphicData>
+            </a:graphic>
+          </wp:inline>
+        </w:drawing>
+      </w:r>
+    </w:p>
+    <w:p>
+      <w:pPr>
+        <w:pStyle w:val="BodyText"/>
+        <w:spacing w:line="240" w:lineRule="auto"/>
+        <w:ind w:right="10362"/>
+        <w:rPr>
+          <w:lang w:eastAsia="en-US"/>
+        </w:rPr>
+      </w:pPr>
+    </w:p>
+    <w:p>
+      <w:pPr>
+        <w:pStyle w:val="Heading1"/>
+        <w:spacing w:before="0" w:after="0"/>
+      </w:pPr>
+      <w:r>
+        <w:t>Children aging-out</w:t>
+      </w:r>
+    </w:p>
+    <w:p>
+      <w:pPr>
+        <w:pStyle w:val="BodyText"/>
+        <w:spacing w:line="240" w:lineRule="auto"/>
+        <w:ind w:right="10362"/>
+        <w:rPr>
+          <w:lang w:eastAsia="en-US"/>
+        </w:rPr>
+      </w:pPr>
+      <w:r>
+        <w:rPr>
+          <w:lang w:eastAsia="en-US"/>
+        </w:rPr>
+        <w:t xml:space="preserve">If you </w:t>
+      </w:r>
+      <w:r>
+        <w:rPr>
+          <w:lang w:eastAsia="en-US"/>
+        </w:rPr>
+        <w:t>refer</w:t>
+      </w:r>
+      <w:r>
+        <w:rPr>
+          <w:lang w:eastAsia="en-US"/>
+        </w:rPr>
+        <w:t xml:space="preserve"> to the </w:t>
+      </w:r>
+      <w:r>
+        <w:rPr>
+          <w:lang w:eastAsia="en-US"/>
+        </w:rPr>
+        <w:t xml:space="preserve">second </w:t>
+      </w:r>
+      <w:r>
+        <w:rPr>
+          <w:lang w:eastAsia="en-US"/>
+        </w:rPr>
+        <w:t xml:space="preserve">chart in this report, you will notice that 2010 marked the lowest point in DC’s youth population in the last </w:t>
+      </w:r>
+      <w:r>
+        <w:rPr>
+          <w:lang w:eastAsia="en-US"/>
+        </w:rPr>
+        <w:t>8</w:t>
+      </w:r>
+      <w:r>
+        <w:rPr>
+          <w:lang w:eastAsia="en-US"/>
+        </w:rPr>
+        <w:t>5 years. In other words, there were not that many children, relatively speaking, living in DC in 2010. This means that any increase in the child population after 2010 would look proportionately larger than if the initial child population had been bigger in 2010. This is sometimes called the “low base effect.”</w:t>
+      </w:r>
+      <w:r>
+        <w:rPr>
+          <w:lang w:eastAsia="en-US"/>
+        </w:rPr>
+        <w:t xml:space="preserve"> </w:t>
+      </w:r>
+    </w:p>
+    <w:p>
+      <w:pPr>
+        <w:pStyle w:val="BodyText"/>
+        <w:spacing w:line="240" w:lineRule="auto"/>
+        <w:ind w:right="10362"/>
+        <w:rPr>
+          <w:lang w:eastAsia="en-US"/>
+        </w:rPr>
+      </w:pPr>
+      <w:r>
+        <w:rPr>
+          <w:lang w:eastAsia="en-US"/>
+        </w:rPr>
+        <w:t xml:space="preserve">In this case, the relatively small number of children in 2010 also means, mechanically, that there were fewer children in the 2010s aging past 14. So some of the large 2010s increase in DC’s youth population </w:t>
+      </w:r>
+      <w:r>
+        <w:rPr>
+          <w:lang w:eastAsia="en-US"/>
+        </w:rPr>
+        <w:t xml:space="preserve">appears </w:t>
+      </w:r>
+      <w:r>
+        <w:rPr>
+          <w:lang w:eastAsia="en-US"/>
+        </w:rPr>
+        <w:t>because</w:t>
+      </w:r>
+      <w:r>
+        <w:rPr>
+          <w:lang w:eastAsia="en-US"/>
+        </w:rPr>
+        <w:t xml:space="preserve"> there weren’t as many existing children aging out of childhood. Put another way: if there had been a much larger number of youth in DC in 2010, that had then aged past 14 by 2020, this would look like a big decline in the youth population, even if the number of births and net migration were held constant.</w:t>
+      </w:r>
+    </w:p>
+    <w:p>
+      <w:pPr>
+        <w:pStyle w:val="BodyText"/>
+        <w:spacing w:line="240" w:lineRule="auto"/>
+        <w:ind w:right="10362"/>
+        <w:rPr>
+          <w:lang w:eastAsia="en-US"/>
+        </w:rPr>
+      </w:pPr>
+    </w:p>
+    <w:p>
+      <w:pPr>
+        <w:pStyle w:val="Heading1"/>
+      </w:pPr>
+      <w:r>
+        <w:t>Putting it all together</w:t>
+      </w:r>
+    </w:p>
+    <w:p>
+      <w:pPr>
+        <w:pStyle w:val="BodyText"/>
+        <w:spacing w:line="240" w:lineRule="auto"/>
+        <w:ind w:right="10362"/>
+        <w:rPr>
+          <w:lang w:eastAsia="en-US"/>
+        </w:rPr>
+      </w:pPr>
+      <w:r>
+        <w:rPr>
+          <w:lang w:eastAsia="en-US"/>
+        </w:rPr>
+        <w:t xml:space="preserve">The chart below </w:t>
+      </w:r>
+      <w:r>
+        <w:rPr>
+          <w:lang w:eastAsia="en-US"/>
+        </w:rPr>
+        <w:t xml:space="preserve">compiles </w:t>
+      </w:r>
+      <w:r>
+        <w:rPr>
+          <w:lang w:eastAsia="en-US"/>
+        </w:rPr>
+        <w:t>the</w:t>
+      </w:r>
+      <w:r>
+        <w:rPr>
+          <w:lang w:eastAsia="en-US"/>
+        </w:rPr>
+        <w:t xml:space="preserve"> APL estimates to </w:t>
+      </w:r>
+      <w:r>
+        <w:rPr>
+          <w:lang w:eastAsia="en-US"/>
+        </w:rPr>
+        <w:t xml:space="preserve">how much each </w:t>
+      </w:r>
+      <w:r>
+        <w:rPr>
+          <w:lang w:eastAsia="en-US"/>
+        </w:rPr>
+        <w:t xml:space="preserve">of these three </w:t>
+      </w:r>
+      <w:r>
+        <w:rPr>
+          <w:lang w:eastAsia="en-US"/>
+        </w:rPr>
+        <w:t>factor</w:t>
+      </w:r>
+      <w:r>
+        <w:rPr>
+          <w:lang w:eastAsia="en-US"/>
+        </w:rPr>
+        <w:t>s</w:t>
+      </w:r>
+      <w:r>
+        <w:rPr>
+          <w:lang w:eastAsia="en-US"/>
+        </w:rPr>
+        <w:t xml:space="preserve"> contributed to the total net change in youth population in DC</w:t>
+      </w:r>
+      <w:r>
+        <w:rPr>
+          <w:lang w:eastAsia="en-US"/>
+        </w:rPr>
+        <w:t>, by decade</w:t>
+      </w:r>
+      <w:r>
+        <w:rPr>
+          <w:lang w:eastAsia="en-US"/>
+        </w:rPr>
+        <w:t>. As discussed above, more births, fewer age-outs, and less negative net migration each accounted for roughly a third of the swing from youth population decline in the 2000s to growth in the 2010s.</w:t>
+      </w:r>
+    </w:p>
+    <w:p>
+      <w:pPr>
+        <w:pStyle w:val="BodyText"/>
+        <w:spacing w:line="240" w:lineRule="auto"/>
+        <w:ind w:right="10362"/>
+        <w:rPr>
+          <w:lang w:eastAsia="en-US"/>
+        </w:rPr>
+      </w:pPr>
+      <w:r>
+        <w:rPr>
+          <w:noProof/>
+        </w:rPr>
+        <w:drawing>
+          <wp:inline distT="0" distB="0" distL="0" distR="0" wp14:anchorId="3E4F4740" wp14:editId="026D49A8">
+            <wp:extent cx="6400800" cy="4572000"/>
+            <wp:effectExtent l="0" t="0" r="0" b="0"/>
+            <wp:docPr id="1935848784" name="Picture 9"/>
+            <wp:cNvGraphicFramePr>
+              <a:graphicFrameLocks xmlns:a="http://schemas.openxmlformats.org/drawingml/2006/main" noChangeAspect="1"/>
+            </wp:cNvGraphicFramePr>
+            <a:graphic xmlns:a="http://schemas.openxmlformats.org/drawingml/2006/main">
+              <a:graphicData uri="http://schemas.openxmlformats.org/drawingml/2006/picture">
+                <pic:pic xmlns:pic="http://schemas.openxmlformats.org/drawingml/2006/picture">
+                  <pic:nvPicPr>
+                    <pic:cNvPr id="0" name="Picture 17"/>
+                    <pic:cNvPicPr>
+                      <a:picLocks noChangeAspect="1" noChangeArrowheads="1"/>
+                    </pic:cNvPicPr>
+                  </pic:nvPicPr>
+                  <pic:blipFill>
+                    <a:blip r:embed="rId20">
+                      <a:extLst>
+                        <a:ext uri="{28A0092B-C50C-407E-A947-70E740481C1C}">
+                          <a14:useLocalDpi xmlns:a14="http://schemas.microsoft.com/office/drawing/2010/main" val="0"/>
+                        </a:ext>
+                      </a:extLst>
+                    </a:blip>
+                    <a:srcRect/>
+                    <a:stretch>
+                      <a:fillRect/>
+                    </a:stretch>
+                  </pic:blipFill>
+                  <pic:spPr bwMode="auto">
+                    <a:xfrm>
+                      <a:off x="0" y="0"/>
+                      <a:ext cx="6400800" cy="4572000"/>
+                    </a:xfrm>
+                    <a:prstGeom prst="rect">
+                      <a:avLst/>
+                    </a:prstGeom>
+                    <a:noFill/>
+                    <a:ln>
+                      <a:noFill/>
+                    </a:ln>
+                  </pic:spPr>
+                </pic:pic>
+              </a:graphicData>
+            </a:graphic>
+          </wp:inline>
+        </w:drawing>
+      </w:r>
+    </w:p>
+    <w:p>
+      <w:pPr>
+        <w:pStyle w:val="BodyText"/>
+        <w:spacing w:line="240" w:lineRule="auto"/>
+        <w:ind w:right="10362"/>
+        <w:rPr>
+          <w:lang w:eastAsia="en-US"/>
+        </w:rPr>
+      </w:pPr>
+    </w:p>
+    <w:p>
+      <w:pPr>
+        <w:pStyle w:val="BodyText"/>
+        <w:spacing w:line="240" w:lineRule="auto"/>
+        <w:ind w:right="10362"/>
+        <w:rPr>
+          <w:lang w:eastAsia="en-US"/>
+        </w:rPr>
+      </w:pPr>
+    </w:p>
+    <w:p>
+      <w:pPr>
+        <w:pStyle w:val="Heading1"/>
+      </w:pPr>
+      <w:r>
+        <w:t>Decomposing youth population changes: race</w:t>
+      </w:r>
+    </w:p>
+    <w:p>
+      <w:pPr>
+        <w:pStyle w:val="BodyText"/>
+        <w:spacing w:line="240" w:lineRule="auto"/>
+        <w:ind w:right="10362"/>
+        <w:rPr>
+          <w:lang w:eastAsia="en-US"/>
+        </w:rPr>
+      </w:pPr>
+      <w:r>
+        <w:rPr>
+          <w:lang w:eastAsia="en-US"/>
+        </w:rPr>
+        <w:t>The sections above tell a broad statistical story about why the District’s youth population increased during the 2010s. The next two sections break down this increase along race and income lines.</w:t>
+      </w:r>
+    </w:p>
+    <w:p>
+      <w:pPr>
+        <w:pStyle w:val="BodyText"/>
+        <w:spacing w:line="240" w:lineRule="auto"/>
+        <w:ind w:right="10362"/>
+        <w:rPr>
+          <w:lang w:eastAsia="en-US"/>
+        </w:rPr>
+      </w:pPr>
+      <w:r>
+        <w:rPr>
+          <w:lang w:eastAsia="en-US"/>
+        </w:rPr>
+        <w:t>While the numbers of Hispanic and Non-Hispanic White children have risen in DC since 2010, the number of Black children has continued to fall.</w:t>
+      </w:r>
+      <w:r>
+        <w:rPr>
+          <w:lang w:eastAsia="en-US"/>
+        </w:rPr>
+        <w:t xml:space="preserve"> (Note that the totals shown below differ slightly from some of the charts above, which are based on Census’ Population Estimates. Again, those estimates better account for youth undercounts</w:t>
+      </w:r>
+      <w:r>
+        <w:rPr>
+          <w:lang w:eastAsia="en-US"/>
+        </w:rPr>
+        <w:t xml:space="preserve"> in the Decennial Census</w:t>
+      </w:r>
+      <w:r>
+        <w:rPr>
+          <w:lang w:eastAsia="en-US"/>
+        </w:rPr>
+        <w:t>).</w:t>
+      </w:r>
+    </w:p>
+    <w:p>
+      <w:pPr>
+        <w:pStyle w:val="BodyText"/>
+        <w:spacing w:line="240" w:lineRule="auto"/>
+        <w:ind w:right="10362"/>
+        <w:rPr>
+          <w:lang w:eastAsia="en-US"/>
+        </w:rPr>
+      </w:pPr>
+      <w:r>
+        <w:rPr>
+          <w:noProof/>
+        </w:rPr>
+        <w:drawing>
+          <wp:inline distT="0" distB="0" distL="0" distR="0" wp14:anchorId="608E67B9" wp14:editId="522E1C2B">
+            <wp:extent cx="6400800" cy="4572000"/>
+            <wp:effectExtent l="0" t="0" r="0" b="0"/>
+            <wp:docPr id="597362241" name="Picture 10"/>
+            <wp:cNvGraphicFramePr>
+              <a:graphicFrameLocks xmlns:a="http://schemas.openxmlformats.org/drawingml/2006/main" noChangeAspect="1"/>
+            </wp:cNvGraphicFramePr>
+            <a:graphic xmlns:a="http://schemas.openxmlformats.org/drawingml/2006/main">
+              <a:graphicData uri="http://schemas.openxmlformats.org/drawingml/2006/picture">
+                <pic:pic xmlns:pic="http://schemas.openxmlformats.org/drawingml/2006/picture">
+                  <pic:nvPicPr>
+                    <pic:cNvPr id="0" name="Picture 19"/>
+                    <pic:cNvPicPr>
+                      <a:picLocks noChangeAspect="1" noChangeArrowheads="1"/>
+                    </pic:cNvPicPr>
+                  </pic:nvPicPr>
+                  <pic:blipFill>
+                    <a:blip r:embed="rId21">
+                      <a:extLst>
+                        <a:ext uri="{28A0092B-C50C-407E-A947-70E740481C1C}">
+                          <a14:useLocalDpi xmlns:a14="http://schemas.microsoft.com/office/drawing/2010/main" val="0"/>
+                        </a:ext>
+                      </a:extLst>
+                    </a:blip>
+                    <a:srcRect/>
+                    <a:stretch>
+                      <a:fillRect/>
+                    </a:stretch>
+                  </pic:blipFill>
+                  <pic:spPr bwMode="auto">
+                    <a:xfrm>
+                      <a:off x="0" y="0"/>
+                      <a:ext cx="6400800" cy="4572000"/>
+                    </a:xfrm>
+                    <a:prstGeom prst="rect">
+                      <a:avLst/>
+                    </a:prstGeom>
+                    <a:noFill/>
+                    <a:ln>
+                      <a:noFill/>
+                    </a:ln>
+                  </pic:spPr>
+                </pic:pic>
+              </a:graphicData>
+            </a:graphic>
+          </wp:inline>
+        </w:drawing>
+      </w:r>
+    </w:p>
+    <w:p>
+      <w:pPr>
+        <w:pStyle w:val="BodyText"/>
+        <w:spacing w:line="240" w:lineRule="auto"/>
+        <w:ind w:right="10362"/>
+        <w:rPr>
+          <w:lang w:eastAsia="en-US"/>
+        </w:rPr>
+      </w:pPr>
+      <w:r>
+        <w:rPr>
+          <w:lang w:eastAsia="en-US"/>
+        </w:rPr>
+        <w:t xml:space="preserve">Part of what is happening here is that non-Hispanic </w:t>
+      </w:r>
+      <w:r>
+        <w:rPr>
+          <w:lang w:eastAsia="en-US"/>
+        </w:rPr>
+        <w:t>W</w:t>
+      </w:r>
+      <w:r>
+        <w:rPr>
+          <w:lang w:eastAsia="en-US"/>
+        </w:rPr>
+        <w:t xml:space="preserve">hite parents </w:t>
+      </w:r>
+      <w:r>
+        <w:rPr>
+          <w:lang w:eastAsia="en-US"/>
+        </w:rPr>
+        <w:t xml:space="preserve">were </w:t>
+      </w:r>
+      <w:r>
+        <w:rPr>
+          <w:lang w:eastAsia="en-US"/>
+        </w:rPr>
+        <w:t xml:space="preserve">more likely to move to the District </w:t>
+      </w:r>
+      <w:r>
+        <w:rPr>
+          <w:lang w:eastAsia="en-US"/>
+        </w:rPr>
+        <w:t>than they were 40 years ago</w:t>
+      </w:r>
+      <w:r>
+        <w:rPr>
+          <w:lang w:eastAsia="en-US"/>
+        </w:rPr>
+        <w:t xml:space="preserve"> </w:t>
+      </w:r>
+      <w:r>
+        <w:rPr>
+          <w:lang w:eastAsia="en-US"/>
+        </w:rPr>
+        <w:t>(or remain in DC, if they were existing residents). This would be part of a broader trend: the reversal of white flight in large U.S. urban areas. Meanwhile, higher housing costs have led (or financially forced) many Black residents to move to the suburbs.</w:t>
+      </w:r>
+    </w:p>
+    <w:p>
+      <w:pPr>
+        <w:pStyle w:val="BodyText"/>
+        <w:spacing w:line="240" w:lineRule="auto"/>
+        <w:ind w:right="10362"/>
+        <w:rPr>
+          <w:lang w:eastAsia="en-US"/>
+        </w:rPr>
+      </w:pPr>
+      <w:r>
+        <w:rPr>
+          <w:noProof/>
+        </w:rPr>
+        <w:drawing>
+          <wp:inline distT="0" distB="0" distL="0" distR="0" wp14:anchorId="1622416B" wp14:editId="3B346AA8">
+            <wp:extent cx="6400800" cy="4572000"/>
+            <wp:effectExtent l="0" t="0" r="0" b="0"/>
+            <wp:docPr id="138113689" name="Picture 11"/>
+            <wp:cNvGraphicFramePr>
+              <a:graphicFrameLocks xmlns:a="http://schemas.openxmlformats.org/drawingml/2006/main" noChangeAspect="1"/>
+            </wp:cNvGraphicFramePr>
+            <a:graphic xmlns:a="http://schemas.openxmlformats.org/drawingml/2006/main">
+              <a:graphicData uri="http://schemas.openxmlformats.org/drawingml/2006/picture">
+                <pic:pic xmlns:pic="http://schemas.openxmlformats.org/drawingml/2006/picture">
+                  <pic:nvPicPr>
+                    <pic:cNvPr id="0" name="Picture 21"/>
+                    <pic:cNvPicPr>
+                      <a:picLocks noChangeAspect="1" noChangeArrowheads="1"/>
+                    </pic:cNvPicPr>
+                  </pic:nvPicPr>
+                  <pic:blipFill>
+                    <a:blip r:embed="rId22">
+                      <a:extLst>
+                        <a:ext uri="{28A0092B-C50C-407E-A947-70E740481C1C}">
+                          <a14:useLocalDpi xmlns:a14="http://schemas.microsoft.com/office/drawing/2010/main" val="0"/>
+                        </a:ext>
+                      </a:extLst>
+                    </a:blip>
+                    <a:srcRect/>
+                    <a:stretch>
+                      <a:fillRect/>
+                    </a:stretch>
+                  </pic:blipFill>
+                  <pic:spPr bwMode="auto">
+                    <a:xfrm>
+                      <a:off x="0" y="0"/>
+                      <a:ext cx="6400800" cy="4572000"/>
+                    </a:xfrm>
+                    <a:prstGeom prst="rect">
+                      <a:avLst/>
+                    </a:prstGeom>
+                    <a:noFill/>
+                    <a:ln>
+                      <a:noFill/>
+                    </a:ln>
+                  </pic:spPr>
+                </pic:pic>
+              </a:graphicData>
+            </a:graphic>
+          </wp:inline>
+        </w:drawing>
+      </w:r>
+    </w:p>
+    <w:p>
+      <w:pPr>
+        <w:pStyle w:val="BodyText"/>
+        <w:spacing w:line="240" w:lineRule="auto"/>
+        <w:ind w:right="10362"/>
+        <w:rPr>
+          <w:lang w:eastAsia="en-US"/>
+        </w:rPr>
+      </w:pPr>
+    </w:p>
+    <w:p>
+      <w:pPr>
+        <w:pStyle w:val="Heading1"/>
+      </w:pPr>
+      <w:r>
+        <w:t>Decomposing youth population changes: income</w:t>
+      </w:r>
+    </w:p>
+    <w:p>
+      <w:pPr>
+        <w:pStyle w:val="BodyText"/>
+        <w:spacing w:line="240" w:lineRule="auto"/>
+        <w:ind w:right="10362"/>
+        <w:rPr>
+          <w:lang w:eastAsia="en-US"/>
+        </w:rPr>
+      </w:pPr>
+      <w:r>
+        <w:rPr>
+          <w:lang w:eastAsia="en-US"/>
+        </w:rPr>
+        <w:t>The average District youth is now also more likely to come from a high-income family. Since the mid-2000s, the proportion of DC children in higher-income families rose from 10% in 2007 to 20% in 2024.</w:t>
+      </w:r>
+    </w:p>
+    <w:p>
+      <w:pPr>
+        <w:pStyle w:val="BodyText"/>
+        <w:spacing w:line="240" w:lineRule="auto"/>
+        <w:ind w:right="10362"/>
+        <w:rPr>
+          <w:lang w:eastAsia="en-US"/>
+        </w:rPr>
+      </w:pPr>
+      <w:r>
+        <w:rPr>
+          <w:noProof/>
+        </w:rPr>
+        <w:drawing>
+          <wp:inline distT="0" distB="0" distL="0" distR="0" wp14:anchorId="60CCAA4B" wp14:editId="26ADF662">
+            <wp:extent cx="6400800" cy="4572000"/>
+            <wp:effectExtent l="0" t="0" r="0" b="0"/>
+            <wp:docPr id="1234236527" name="Picture 12"/>
+            <wp:cNvGraphicFramePr>
+              <a:graphicFrameLocks xmlns:a="http://schemas.openxmlformats.org/drawingml/2006/main" noChangeAspect="1"/>
+            </wp:cNvGraphicFramePr>
+            <a:graphic xmlns:a="http://schemas.openxmlformats.org/drawingml/2006/main">
+              <a:graphicData uri="http://schemas.openxmlformats.org/drawingml/2006/picture">
+                <pic:pic xmlns:pic="http://schemas.openxmlformats.org/drawingml/2006/picture">
+                  <pic:nvPicPr>
+                    <pic:cNvPr id="0" name="Picture 23"/>
+                    <pic:cNvPicPr>
+                      <a:picLocks noChangeAspect="1" noChangeArrowheads="1"/>
+                    </pic:cNvPicPr>
+                  </pic:nvPicPr>
+                  <pic:blipFill>
+                    <a:blip r:embed="rId23">
+                      <a:extLst>
+                        <a:ext uri="{28A0092B-C50C-407E-A947-70E740481C1C}">
+                          <a14:useLocalDpi xmlns:a14="http://schemas.microsoft.com/office/drawing/2010/main" val="0"/>
+                        </a:ext>
+                      </a:extLst>
+                    </a:blip>
+                    <a:srcRect/>
+                    <a:stretch>
+                      <a:fillRect/>
+                    </a:stretch>
+                  </pic:blipFill>
+                  <pic:spPr bwMode="auto">
+                    <a:xfrm>
+                      <a:off x="0" y="0"/>
+                      <a:ext cx="6400800" cy="4572000"/>
+                    </a:xfrm>
+                    <a:prstGeom prst="rect">
+                      <a:avLst/>
+                    </a:prstGeom>
+                    <a:noFill/>
+                    <a:ln>
+                      <a:noFill/>
+                    </a:ln>
+                  </pic:spPr>
+                </pic:pic>
+              </a:graphicData>
+            </a:graphic>
+          </wp:inline>
+        </w:drawing>
+      </w:r>
+    </w:p>
+    <w:p>
+      <w:pPr>
+        <w:pStyle w:val="BodyText"/>
+        <w:spacing w:line="240" w:lineRule="auto"/>
+        <w:ind w:right="10362"/>
+        <w:rPr>
+          <w:lang w:eastAsia="en-US"/>
+        </w:rPr>
+      </w:pPr>
+    </w:p>
+    <w:p>
+      <w:pPr>
+        <w:pStyle w:val="BodyText"/>
+        <w:spacing w:line="240" w:lineRule="auto"/>
+        <w:ind w:right="10362"/>
+        <w:rPr>
+          <w:lang w:eastAsia="en-US"/>
+        </w:rPr>
+      </w:pPr>
+      <w:r>
+        <w:rPr>
+          <w:lang w:eastAsia="en-US"/>
+        </w:rPr>
+        <w:t>Data from individual income tax filings, charted below, show a similar trend. The upper quintile of households increasingly represent a larger share of children in the District.</w:t>
+      </w:r>
+    </w:p>
+    <w:p>
+      <w:pPr>
+        <w:pStyle w:val="BodyText"/>
+        <w:spacing w:line="240" w:lineRule="auto"/>
+        <w:ind w:right="10362"/>
+        <w:rPr>
+          <w:lang w:eastAsia="en-US"/>
+        </w:rPr>
+      </w:pPr>
+    </w:p>
+    <w:p>
+      <w:pPr>
+        <w:pStyle w:val="BodyText"/>
+        <w:spacing w:line="240" w:lineRule="auto"/>
+        <w:ind w:right="10362"/>
+        <w:rPr>
+          <w:lang w:eastAsia="en-US"/>
+        </w:rPr>
+      </w:pPr>
+      <w:r>
+        <w:rPr>
+          <w:noProof/>
+        </w:rPr>
+        <w:drawing>
+          <wp:inline distT="0" distB="0" distL="0" distR="0" wp14:anchorId="1201C70C" wp14:editId="693DD074">
+            <wp:extent cx="7216140" cy="4735830"/>
+            <wp:effectExtent l="0" t="0" r="3810" b="7620"/>
+            <wp:docPr id="148675930" name="Picture 13"/>
+            <wp:cNvGraphicFramePr>
+              <a:graphicFrameLocks xmlns:a="http://schemas.openxmlformats.org/drawingml/2006/main" noChangeAspect="1"/>
+            </wp:cNvGraphicFramePr>
+            <a:graphic xmlns:a="http://schemas.openxmlformats.org/drawingml/2006/main">
+              <a:graphicData uri="http://schemas.openxmlformats.org/drawingml/2006/picture">
+                <pic:pic xmlns:pic="http://schemas.openxmlformats.org/drawingml/2006/picture">
+                  <pic:nvPicPr>
+                    <pic:cNvPr id="0" name="Picture 25"/>
+                    <pic:cNvPicPr>
+                      <a:picLocks noChangeAspect="1" noChangeArrowheads="1"/>
+                    </pic:cNvPicPr>
+                  </pic:nvPicPr>
+                  <pic:blipFill>
+                    <a:blip r:embed="rId24">
+                      <a:extLst>
+                        <a:ext uri="{28A0092B-C50C-407E-A947-70E740481C1C}">
+                          <a14:useLocalDpi xmlns:a14="http://schemas.microsoft.com/office/drawing/2010/main" val="0"/>
+                        </a:ext>
+                      </a:extLst>
+                    </a:blip>
+                    <a:srcRect/>
+                    <a:stretch>
+                      <a:fillRect/>
+                    </a:stretch>
+                  </pic:blipFill>
+                  <pic:spPr bwMode="auto">
+                    <a:xfrm>
+                      <a:off x="0" y="0"/>
+                      <a:ext cx="7216140" cy="4735830"/>
+                    </a:xfrm>
+                    <a:prstGeom prst="rect">
+                      <a:avLst/>
+                    </a:prstGeom>
+                    <a:noFill/>
+                    <a:ln>
+                      <a:noFill/>
+                    </a:ln>
+                  </pic:spPr>
+                </pic:pic>
+              </a:graphicData>
+            </a:graphic>
+          </wp:inline>
+        </w:drawing>
+      </w:r>
+    </w:p>
+    <w:p>
+      <w:pPr>
+        <w:pStyle w:val="BodyText"/>
+        <w:ind w:right="10362"/>
+        <w:rPr>
+          <w:lang w:eastAsia="en-US"/>
+        </w:rPr>
+      </w:pPr>
+    </w:p>
+    <w:p>
+      <w:pPr>
+        <w:pStyle w:val="Heading1"/>
+      </w:pPr>
+      <w:r>
+        <w:t>In summary</w:t>
+      </w:r>
+    </w:p>
+    <w:p>
+      <w:pPr>
+        <w:pStyle w:val="BodyText"/>
+        <w:numPr>
+          <w:ilvl w:val="0"/>
+          <w:numId w:val="3"/>
+        </w:numPr>
+        <w:spacing w:line="240" w:lineRule="auto"/>
+        <w:ind w:right="10362"/>
+        <w:rPr>
+          <w:lang w:eastAsia="en-US"/>
+        </w:rPr>
+      </w:pPr>
+      <w:r>
+        <w:rPr>
+          <w:lang w:eastAsia="en-US"/>
+        </w:rPr>
+        <w:t>In the mid-20</w:t>
+      </w:r>
+      <w:r>
+        <w:rPr>
+          <w:vertAlign w:val="superscript"/>
+          <w:lang w:eastAsia="en-US"/>
+        </w:rPr>
+        <w:t>th</w:t>
+      </w:r>
+      <w:r>
+        <w:rPr>
+          <w:lang w:eastAsia="en-US"/>
+        </w:rPr>
+        <w:t xml:space="preserve"> century, the District had many more children than it has today.</w:t>
+      </w:r>
+    </w:p>
+    <w:p>
+      <w:pPr>
+        <w:pStyle w:val="BodyText"/>
+        <w:numPr>
+          <w:ilvl w:val="0"/>
+          <w:numId w:val="3"/>
+        </w:numPr>
+        <w:spacing w:line="240" w:lineRule="auto"/>
+        <w:ind w:right="10362"/>
+        <w:rPr>
+          <w:lang w:eastAsia="en-US"/>
+        </w:rPr>
+      </w:pPr>
+      <w:r>
+        <w:rPr>
+          <w:lang w:eastAsia="en-US"/>
+        </w:rPr>
+        <w:t>A significant share of the</w:t>
+      </w:r>
+      <w:r>
+        <w:rPr>
+          <w:lang w:eastAsia="en-US"/>
+        </w:rPr>
+        <w:t xml:space="preserve"> 2010s growth </w:t>
+      </w:r>
+      <w:r>
+        <w:rPr>
+          <w:lang w:eastAsia="en-US"/>
+        </w:rPr>
+        <w:t xml:space="preserve">in DC’s youth population </w:t>
+      </w:r>
+      <w:r>
+        <w:rPr>
+          <w:lang w:eastAsia="en-US"/>
+        </w:rPr>
+        <w:t xml:space="preserve">is a return to the child population DC had around </w:t>
+      </w:r>
+      <w:r>
+        <w:rPr>
+          <w:lang w:eastAsia="en-US"/>
+        </w:rPr>
+        <w:t>1995</w:t>
+      </w:r>
+      <w:r>
+        <w:rPr>
+          <w:lang w:eastAsia="en-US"/>
+        </w:rPr>
+        <w:t>.</w:t>
+      </w:r>
+    </w:p>
+    <w:p>
+      <w:pPr>
+        <w:pStyle w:val="BodyText"/>
+        <w:numPr>
+          <w:ilvl w:val="0"/>
+          <w:numId w:val="3"/>
+        </w:numPr>
+        <w:spacing w:line="240" w:lineRule="auto"/>
+        <w:ind w:right="10362"/>
+        <w:rPr>
+          <w:lang w:eastAsia="en-US"/>
+        </w:rPr>
+      </w:pPr>
+      <w:r>
+        <w:rPr>
+          <w:lang w:eastAsia="en-US"/>
+        </w:rPr>
+        <w:t>Some of DC’s 2010s child population growth came from more births. That happened because more adults of childbearing age lived here, not because fertility rose (it fell).</w:t>
+      </w:r>
+    </w:p>
+    <w:p>
+      <w:pPr>
+        <w:pStyle w:val="BodyText"/>
+        <w:numPr>
+          <w:ilvl w:val="0"/>
+          <w:numId w:val="3"/>
+        </w:numPr>
+        <w:spacing w:line="240" w:lineRule="auto"/>
+        <w:ind w:right="10362"/>
+        <w:rPr>
+          <w:lang w:eastAsia="en-US"/>
+        </w:rPr>
+      </w:pPr>
+      <w:r>
+        <w:rPr>
+          <w:lang w:eastAsia="en-US"/>
+        </w:rPr>
+        <w:t>Child net out-migration also shrank, though it remained negative at every child age.</w:t>
+      </w:r>
+    </w:p>
+    <w:p>
+      <w:pPr>
+        <w:pStyle w:val="BodyText"/>
+        <w:numPr>
+          <w:ilvl w:val="0"/>
+          <w:numId w:val="3"/>
+        </w:numPr>
+        <w:spacing w:line="240" w:lineRule="auto"/>
+        <w:ind w:right="10362"/>
+        <w:rPr>
+          <w:lang w:eastAsia="en-US"/>
+        </w:rPr>
+      </w:pPr>
+      <w:r>
+        <w:rPr>
+          <w:lang w:eastAsia="en-US"/>
+        </w:rPr>
+        <w:t>Roughly a third of the swing from population decline in the 2000s to growth in the 2010s came from a smaller cohort aging out, a legacy of the 2000s’ low point in youth population.</w:t>
+      </w:r>
+    </w:p>
+    <w:p>
+      <w:pPr>
+        <w:pStyle w:val="BodyText"/>
+        <w:numPr>
+          <w:ilvl w:val="0"/>
+          <w:numId w:val="3"/>
+        </w:numPr>
+        <w:spacing w:line="240" w:lineRule="auto"/>
+        <w:ind w:right="10362"/>
+        <w:rPr>
+          <w:lang w:eastAsia="en-US"/>
+        </w:rPr>
+      </w:pPr>
+      <w:r>
+        <w:rPr>
+          <w:lang w:eastAsia="en-US"/>
+        </w:rPr>
+        <w:t>The population gains were concentrated among Hispanic, non-Hispanic White, and higher-income families. The number of Black children fell.</w:t>
+      </w:r>
+    </w:p>
+    <w:p>
+      <w:pPr>
+        <w:pStyle w:val="BodyText"/>
+        <w:ind w:right="10362"/>
+        <w:rPr>
+          <w:lang w:eastAsia="en-US"/>
+        </w:rPr>
+      </w:pPr>
+    </w:p>
+    <w:p>
+      <w:pPr>
+        <w:pStyle w:val="BodyText"/>
+        <w:spacing w:line="240" w:lineRule="auto"/>
+        <w:ind w:right="10362"/>
+        <w:rPr>
+          <w:lang w:eastAsia="en-US"/>
+        </w:rPr>
+      </w:pPr>
+    </w:p>
+    <w:p>
+      <w:pPr>
+        <w:pStyle w:val="BodyText"/>
+        <w:spacing w:line="240" w:lineRule="auto"/>
+        <w:ind w:right="10362"/>
+        <w:rPr>
+          <w:lang w:eastAsia="en-US"/>
+        </w:rPr>
+      </w:pPr>
+    </w:p>
+    <w:p>
+      <w:pPr>
+        <w:pStyle w:val="BodyText"/>
+        <w:spacing w:line="240" w:lineRule="auto"/>
+        <w:ind w:right="10362"/>
+        <w:rPr>
+          <w:lang w:eastAsia="en-US"/>
+        </w:rPr>
+      </w:pPr>
+    </w:p>
+    <w:p>
+      <w:pPr>
+        <w:pStyle w:val="BodyText"/>
+        <w:rPr>
+          <w:lang w:eastAsia="en-US"/>
+        </w:rPr>
+      </w:pPr>
+    </w:p>
+    <w:p>
+      <w:pPr>
+        <w:pStyle w:val="BodyText"/>
+        <w:rPr>
+          <w:lang w:eastAsia="en-US"/>
+        </w:rPr>
+      </w:pPr>
+    </w:p>
+    <w:p>
+      <w:pPr>
+        <w:pStyle w:val="BodyText"/>
+        <w:rPr>
+          <w:lang w:eastAsia="en-US"/>
+        </w:rPr>
+      </w:pPr>
+    </w:p>
+    <w:p>
+      <w:pPr>
+        <w:pStyle w:val="BodyText"/>
+        <w:rPr>
+          <w:lang w:eastAsia="en-US"/>
+        </w:rPr>
+      </w:pPr>
+    </w:p>
     <w:sectPr>
       <w:pgSz w:w="12240" w:h="15840"/>
       <w:pgMar w:top="1440" w:right="1440" w:bottom="1440" w:left="1440" w:header="720" w:footer="720" w:gutter="0"/>
@@ -1225,7 +4377,7 @@
       <w:pPr>
         <w:pStyle w:val="CommentText"/>
       </w:pPr>
-      <w:hyperlink r:id="rId1" w:history="1">
+      <w:hyperlink r:id="rId1" w:anchor="detailed/3/any/false/575,1096,2545,1095,2048,574,1729,37,871,870/14,15,65/421,422" w:history="1">
         <w:r>
           <w:rPr>
             <w:rStyle w:val="Hyperlink"/>
@@ -1235,71 +4387,24 @@
       </w:hyperlink>
     </w:p>
   </w:comment>
-  <w:comment w:id="1" w:author="Rodrigue, Edward (OCFO)" w:date="2026-09-11T17:05:00Z" w:initials="ER">
-    <w:p>
-      <w:pPr>
-        <w:pStyle w:val="CommentText"/>
-      </w:pPr>
-      <w:r>
-        <w:rPr>
-          <w:rStyle w:val="CommentReference"/>
-        </w:rPr>
-        <w:annotationRef/>
-      </w:r>
-      <w:r>
-        <w:t xml:space="preserve">Source: </w:t>
-      </w:r>
-      <w:r>
-        <w:rPr>
-          <w:color w:val="000000"/>
-        </w:rPr>
-        <w:t>https://planning.dc.gov/sites/default/files/dc/sites/op/publication/attachments/DCOP_SDC_June%25202010%2520Briefing%2520Report.pdfhttps://planning.dc.gov/sites/default/files/dc/sites/op/publication/attachments/DCOP_SDC_June%25202010%2520Briefing%2520Report.pdf</w:t>
-      </w:r>
-    </w:p>
-  </w:comment>
-  <w:comment w:id="2" w:author="Rodrigue, Edward (OCFO)" w:date="2026-09-11T17:05:00Z" w:initials="ER">
-    <w:p>
-      <w:pPr>
-        <w:pStyle w:val="CommentText"/>
-      </w:pPr>
-      <w:r>
-        <w:rPr>
-          <w:rStyle w:val="CommentReference"/>
-        </w:rPr>
-        <w:annotationRef/>
-      </w:r>
-      <w:r>
-        <w:rPr>
-          <w:color w:val="000000"/>
-        </w:rPr>
-        <w:t>I added the year 2025 based on ACS data.</w:t>
-      </w:r>
-    </w:p>
-  </w:comment>
 </w:comments>
 </file>
 
 <file path=word/commentsExtended.xml><?xml version="1.0" encoding="utf-8"?>
 <w15:commentsEx xmlns:wpc="http://schemas.microsoft.com/office/word/2010/wordprocessingCanvas" xmlns:cx="http://schemas.microsoft.com/office/drawing/2014/chartex" xmlns:cx1="http://schemas.microsoft.com/office/drawing/2015/9/8/chartex" xmlns:cx2="http://schemas.microsoft.com/office/drawing/2015/10/21/chartex" xmlns:cx3="http://schemas.microsoft.com/office/drawing/2016/5/9/chartex" xmlns:cx4="http://schemas.microsoft.com/office/drawing/2016/5/10/chartex" xmlns:cx5="http://schemas.microsoft.com/office/drawing/2016/5/11/chartex" xmlns:cx6="http://schemas.microsoft.com/office/drawing/2016/5/12/chartex" xmlns:cx7="http://schemas.microsoft.com/office/drawing/2016/5/13/chartex" xmlns:cx8="http://schemas.microsoft.com/office/drawing/2016/5/14/chartex" xmlns:mc="http://schemas.openxmlformats.org/markup-compatibility/2006" xmlns:aink="http://schemas.microsoft.com/office/drawing/2016/ink" xmlns:am3d="http://schemas.microsoft.com/office/drawing/2017/model3d" xmlns:o="urn:schemas-microsoft-com:office:office" xmlns:oel="http://schemas.microsoft.com/office/2019/extlst" xmlns:r="http://schemas.openxmlformats.org/officeDocument/2006/relationships" xmlns:m="http://schemas.openxmlformats.org/officeDocument/2006/math" xmlns:v="urn:schemas-microsoft-com:vml" xmlns:wp14="http://schemas.microsoft.com/office/word/2010/wordprocessingDrawing" xmlns:wp="http://schemas.openxmlformats.org/drawingml/2006/wordprocessingDrawing" xmlns:w10="urn:schemas-microsoft-com:office:word" xmlns:w="http://schemas.openxmlformats.org/wordprocessingml/2006/main" xmlns:w14="http://schemas.microsoft.com/office/word/2010/wordml" xmlns:w15="http://schemas.microsoft.com/office/word/2012/wordml" xmlns:w16cex="http://schemas.microsoft.com/office/word/2018/wordml/cex" xmlns:w16cid="http://schemas.microsoft.com/office/word/2016/wordml/cid" xmlns:w16="http://schemas.microsoft.com/office/word/2018/wordml" xmlns:w16du="http://schemas.microsoft.com/office/word/2023/wordml/word16du" xmlns:w16sdtdh="http://schemas.microsoft.com/office/word/2020/wordml/sdtdatahash" xmlns:w16sdtfl="http://schemas.microsoft.com/office/word/2024/wordml/sdtformatlock" xmlns:w16se="http://schemas.microsoft.com/office/word/2015/wordml/symex" xmlns:wpg="http://schemas.microsoft.com/office/word/2010/wordprocessingGroup" xmlns:wpi="http://schemas.microsoft.com/office/word/2010/wordprocessingInk" xmlns:wne="http://schemas.microsoft.com/office/word/2006/wordml" xmlns:wps="http://schemas.microsoft.com/office/word/2010/wordprocessingShape" mc:Ignorable="w14 w15 w16se w16cid w16 w16cex w16sdtdh w16sdtfl w16du wp14">
   <w15:commentEx w15:paraId="05DA6CDC" w15:done="0"/>
-  <w15:commentEx w15:paraId="7C0CDB6A" w15:done="0"/>
-  <w15:commentEx w15:paraId="6F5CEBB6" w15:paraIdParent="7C0CDB6A" w15:done="0"/>
 </w15:commentsEx>
 </file>
 
 <file path=word/commentsExtensible.xml><?xml version="1.0" encoding="utf-8"?>
 <w16cex:commentsExtensible xmlns:wpc="http://schemas.microsoft.com/office/word/2010/wordprocessingCanvas" xmlns:cx="http://schemas.microsoft.com/office/drawing/2014/chartex" xmlns:cx1="http://schemas.microsoft.com/office/drawing/2015/9/8/chartex" xmlns:cx2="http://schemas.microsoft.com/office/drawing/2015/10/21/chartex" xmlns:cx3="http://schemas.microsoft.com/office/drawing/2016/5/9/chartex" xmlns:cx4="http://schemas.microsoft.com/office/drawing/2016/5/10/chartex" xmlns:cx5="http://schemas.microsoft.com/office/drawing/2016/5/11/chartex" xmlns:cx6="http://schemas.microsoft.com/office/drawing/2016/5/12/chartex" xmlns:cx7="http://schemas.microsoft.com/office/drawing/2016/5/13/chartex" xmlns:cx8="http://schemas.microsoft.com/office/drawing/2016/5/14/chartex" xmlns:cr="http://schemas.microsoft.com/office/comments/2020/reactions" xmlns:mc="http://schemas.openxmlformats.org/markup-compatibility/2006" xmlns:aink="http://schemas.microsoft.com/office/drawing/2016/ink" xmlns:am3d="http://schemas.microsoft.com/office/drawing/2017/model3d" xmlns:o="urn:schemas-microsoft-com:office:office" xmlns:oel="http://schemas.microsoft.com/office/2019/extlst" xmlns:r="http://schemas.openxmlformats.org/officeDocument/2006/relationships" xmlns:m="http://schemas.openxmlformats.org/officeDocument/2006/math" xmlns:v="urn:schemas-microsoft-com:vml" xmlns:wp14="http://schemas.microsoft.com/office/word/2010/wordprocessingDrawing" xmlns:wp="http://schemas.openxmlformats.org/drawingml/2006/wordprocessingDrawing" xmlns:w10="urn:schemas-microsoft-com:office:word" xmlns:w="http://schemas.openxmlformats.org/wordprocessingml/2006/main" xmlns:w14="http://schemas.microsoft.com/office/word/2010/wordml" xmlns:w15="http://schemas.microsoft.com/office/word/2012/wordml" xmlns:w16cex="http://schemas.microsoft.com/office/word/2018/wordml/cex" xmlns:w16cid="http://schemas.microsoft.com/office/word/2016/wordml/cid" xmlns:w16="http://schemas.microsoft.com/office/word/2018/wordml" xmlns:w16du="http://schemas.microsoft.com/office/word/2023/wordml/word16du" xmlns:w16sdtdh="http://schemas.microsoft.com/office/word/2020/wordml/sdtdatahash" xmlns:w16sdtfl="http://schemas.microsoft.com/office/word/2024/wordml/sdtformatlock" xmlns:w16se="http://schemas.microsoft.com/office/word/2015/wordml/symex" xmlns:wpg="http://schemas.microsoft.com/office/word/2010/wordprocessingGroup" xmlns:wpi="http://schemas.microsoft.com/office/word/2010/wordprocessingInk" xmlns:wne="http://schemas.microsoft.com/office/word/2006/wordml" xmlns:wps="http://schemas.microsoft.com/office/word/2010/wordprocessingShape" mc:Ignorable="w14 w15 w16se w16cid w16 w16cex w16sdtdh w16sdtfl cr w16du wp14">
   <w16cex:commentExtensible w16cex:durableId="0849206B" w16cex:dateUtc="2026-09-11T20:49:00Z"/>
-  <w16cex:commentExtensible w16cex:durableId="350EDDD8" w16cex:dateUtc="2026-09-11T21:05:00Z"/>
-  <w16cex:commentExtensible w16cex:durableId="08C71F75" w16cex:dateUtc="2026-09-11T21:05:00Z"/>
 </w16cex:commentsExtensible>
 </file>
 
 <file path=word/commentsIds.xml><?xml version="1.0" encoding="utf-8"?>
 <w16cid:commentsIds xmlns:wpc="http://schemas.microsoft.com/office/word/2010/wordprocessingCanvas" xmlns:cx="http://schemas.microsoft.com/office/drawing/2014/chartex" xmlns:cx1="http://schemas.microsoft.com/office/drawing/2015/9/8/chartex" xmlns:cx2="http://schemas.microsoft.com/office/drawing/2015/10/21/chartex" xmlns:cx3="http://schemas.microsoft.com/office/drawing/2016/5/9/chartex" xmlns:cx4="http://schemas.microsoft.com/office/drawing/2016/5/10/chartex" xmlns:cx5="http://schemas.microsoft.com/office/drawing/2016/5/11/chartex" xmlns:cx6="http://schemas.microsoft.com/office/drawing/2016/5/12/chartex" xmlns:cx7="http://schemas.microsoft.com/office/drawing/2016/5/13/chartex" xmlns:cx8="http://schemas.microsoft.com/office/drawing/2016/5/14/chartex" xmlns:mc="http://schemas.openxmlformats.org/markup-compatibility/2006" xmlns:aink="http://schemas.microsoft.com/office/drawing/2016/ink" xmlns:am3d="http://schemas.microsoft.com/office/drawing/2017/model3d" xmlns:o="urn:schemas-microsoft-com:office:office" xmlns:oel="http://schemas.microsoft.com/office/2019/extlst" xmlns:r="http://schemas.openxmlformats.org/officeDocument/2006/relationships" xmlns:m="http://schemas.openxmlformats.org/officeDocument/2006/math" xmlns:v="urn:schemas-microsoft-com:vml" xmlns:wp14="http://schemas.microsoft.com/office/word/2010/wordprocessingDrawing" xmlns:wp="http://schemas.openxmlformats.org/drawingml/2006/wordprocessingDrawing" xmlns:w10="urn:schemas-microsoft-com:office:word" xmlns:w="http://schemas.openxmlformats.org/wordprocessingml/2006/main" xmlns:w14="http://schemas.microsoft.com/office/word/2010/wordml" xmlns:w15="http://schemas.microsoft.com/office/word/2012/wordml" xmlns:w16cex="http://schemas.microsoft.com/office/word/2018/wordml/cex" xmlns:w16cid="http://schemas.microsoft.com/office/word/2016/wordml/cid" xmlns:w16="http://schemas.microsoft.com/office/word/2018/wordml" xmlns:w16du="http://schemas.microsoft.com/office/word/2023/wordml/word16du" xmlns:w16sdtdh="http://schemas.microsoft.com/office/word/2020/wordml/sdtdatahash" xmlns:w16sdtfl="http://schemas.microsoft.com/office/word/2024/wordml/sdtformatlock" xmlns:w16se="http://schemas.microsoft.com/office/word/2015/wordml/symex" xmlns:wpg="http://schemas.microsoft.com/office/word/2010/wordprocessingGroup" xmlns:wpi="http://schemas.microsoft.com/office/word/2010/wordprocessingInk" xmlns:wne="http://schemas.microsoft.com/office/word/2006/wordml" xmlns:wps="http://schemas.microsoft.com/office/word/2010/wordprocessingShape" mc:Ignorable="w14 w15 w16se w16cid w16 w16cex w16sdtdh w16sdtfl w16du wp14">
   <w16cid:commentId w16cid:paraId="05DA6CDC" w16cid:durableId="0849206B"/>
-  <w16cid:commentId w16cid:paraId="7C0CDB6A" w16cid:durableId="350EDDD8"/>
-  <w16cid:commentId w16cid:paraId="6F5CEBB6" w16cid:durableId="08C71F75"/>
 </w16cid:commentsIds>
 </file>
 
@@ -1603,11 +4708,163 @@
       </w:rPr>
     </w:lvl>
   </w:abstractNum>
+  <w:abstractNum w:abstractNumId="2" w15:restartNumberingAfterBreak="0">
+    <w:nsid w:val="655F4A34"/>
+    <w:multiLevelType w:val="multilevel"/>
+    <w:tmpl w:val="F48E9C44"/>
+    <w:lvl w:ilvl="0">
+      <w:start w:val="1"/>
+      <w:numFmt w:val="bullet"/>
+      <w:lvlText w:val=""/>
+      <w:lvlJc w:val="left"/>
+      <w:pPr>
+        <w:tabs>
+          <w:tab w:val="num" w:pos="720"/>
+        </w:tabs>
+        <w:ind w:left="720" w:hanging="360"/>
+      </w:pPr>
+      <w:rPr>
+        <w:rFonts w:ascii="Symbol" w:hAnsi="Symbol" w:hint="default"/>
+        <w:sz w:val="20"/>
+      </w:rPr>
+    </w:lvl>
+    <w:lvl w:ilvl="1" w:tentative="1">
+      <w:start w:val="1"/>
+      <w:numFmt w:val="bullet"/>
+      <w:lvlText w:val="o"/>
+      <w:lvlJc w:val="left"/>
+      <w:pPr>
+        <w:tabs>
+          <w:tab w:val="num" w:pos="1440"/>
+        </w:tabs>
+        <w:ind w:left="1440" w:hanging="360"/>
+      </w:pPr>
+      <w:rPr>
+        <w:rFonts w:ascii="Courier New" w:hAnsi="Courier New" w:hint="default"/>
+        <w:sz w:val="20"/>
+      </w:rPr>
+    </w:lvl>
+    <w:lvl w:ilvl="2" w:tentative="1">
+      <w:start w:val="1"/>
+      <w:numFmt w:val="bullet"/>
+      <w:lvlText w:val=""/>
+      <w:lvlJc w:val="left"/>
+      <w:pPr>
+        <w:tabs>
+          <w:tab w:val="num" w:pos="2160"/>
+        </w:tabs>
+        <w:ind w:left="2160" w:hanging="360"/>
+      </w:pPr>
+      <w:rPr>
+        <w:rFonts w:ascii="Wingdings" w:hAnsi="Wingdings" w:hint="default"/>
+        <w:sz w:val="20"/>
+      </w:rPr>
+    </w:lvl>
+    <w:lvl w:ilvl="3" w:tentative="1">
+      <w:start w:val="1"/>
+      <w:numFmt w:val="bullet"/>
+      <w:lvlText w:val=""/>
+      <w:lvlJc w:val="left"/>
+      <w:pPr>
+        <w:tabs>
+          <w:tab w:val="num" w:pos="2880"/>
+        </w:tabs>
+        <w:ind w:left="2880" w:hanging="360"/>
+      </w:pPr>
+      <w:rPr>
+        <w:rFonts w:ascii="Wingdings" w:hAnsi="Wingdings" w:hint="default"/>
+        <w:sz w:val="20"/>
+      </w:rPr>
+    </w:lvl>
+    <w:lvl w:ilvl="4" w:tentative="1">
+      <w:start w:val="1"/>
+      <w:numFmt w:val="bullet"/>
+      <w:lvlText w:val=""/>
+      <w:lvlJc w:val="left"/>
+      <w:pPr>
+        <w:tabs>
+          <w:tab w:val="num" w:pos="3600"/>
+        </w:tabs>
+        <w:ind w:left="3600" w:hanging="360"/>
+      </w:pPr>
+      <w:rPr>
+        <w:rFonts w:ascii="Wingdings" w:hAnsi="Wingdings" w:hint="default"/>
+        <w:sz w:val="20"/>
+      </w:rPr>
+    </w:lvl>
+    <w:lvl w:ilvl="5" w:tentative="1">
+      <w:start w:val="1"/>
+      <w:numFmt w:val="bullet"/>
+      <w:lvlText w:val=""/>
+      <w:lvlJc w:val="left"/>
+      <w:pPr>
+        <w:tabs>
+          <w:tab w:val="num" w:pos="4320"/>
+        </w:tabs>
+        <w:ind w:left="4320" w:hanging="360"/>
+      </w:pPr>
+      <w:rPr>
+        <w:rFonts w:ascii="Wingdings" w:hAnsi="Wingdings" w:hint="default"/>
+        <w:sz w:val="20"/>
+      </w:rPr>
+    </w:lvl>
+    <w:lvl w:ilvl="6" w:tentative="1">
+      <w:start w:val="1"/>
+      <w:numFmt w:val="bullet"/>
+      <w:lvlText w:val=""/>
+      <w:lvlJc w:val="left"/>
+      <w:pPr>
+        <w:tabs>
+          <w:tab w:val="num" w:pos="5040"/>
+        </w:tabs>
+        <w:ind w:left="5040" w:hanging="360"/>
+      </w:pPr>
+      <w:rPr>
+        <w:rFonts w:ascii="Wingdings" w:hAnsi="Wingdings" w:hint="default"/>
+        <w:sz w:val="20"/>
+      </w:rPr>
+    </w:lvl>
+    <w:lvl w:ilvl="7" w:tentative="1">
+      <w:start w:val="1"/>
+      <w:numFmt w:val="bullet"/>
+      <w:lvlText w:val=""/>
+      <w:lvlJc w:val="left"/>
+      <w:pPr>
+        <w:tabs>
+          <w:tab w:val="num" w:pos="5760"/>
+        </w:tabs>
+        <w:ind w:left="5760" w:hanging="360"/>
+      </w:pPr>
+      <w:rPr>
+        <w:rFonts w:ascii="Wingdings" w:hAnsi="Wingdings" w:hint="default"/>
+        <w:sz w:val="20"/>
+      </w:rPr>
+    </w:lvl>
+    <w:lvl w:ilvl="8" w:tentative="1">
+      <w:start w:val="1"/>
+      <w:numFmt w:val="bullet"/>
+      <w:lvlText w:val=""/>
+      <w:lvlJc w:val="left"/>
+      <w:pPr>
+        <w:tabs>
+          <w:tab w:val="num" w:pos="6480"/>
+        </w:tabs>
+        <w:ind w:left="6480" w:hanging="360"/>
+      </w:pPr>
+      <w:rPr>
+        <w:rFonts w:ascii="Wingdings" w:hAnsi="Wingdings" w:hint="default"/>
+        <w:sz w:val="20"/>
+      </w:rPr>
+    </w:lvl>
+  </w:abstractNum>
   <w:num w:numId="1" w16cid:durableId="1391264372">
     <w:abstractNumId w:val="0"/>
   </w:num>
   <w:num w:numId="2" w16cid:durableId="325061029">
     <w:abstractNumId w:val="1"/>
+  </w:num>
+  <w:num w:numId="3" w16cid:durableId="595141119">
+    <w:abstractNumId w:val="2"/>
   </w:num>
 </w:numbering>
 </file>
@@ -3071,4 +6328,16 @@
     </a:ext>
   </a:extLst>
 </a:theme>
+</file>
+
+<file path=customXml/item1.xml><?xml version="1.0" encoding="utf-8"?>
+<b:Sources xmlns:b="http://schemas.openxmlformats.org/officeDocument/2006/bibliography" xmlns="http://schemas.openxmlformats.org/officeDocument/2006/bibliography" SelectedStyle="\APASixthEditionOfficeOnline.xsl" StyleName="APA" Version="6"/>
+</file>
+
+<file path=customXml/itemProps1.xml><?xml version="1.0" encoding="utf-8"?>
+<ds:datastoreItem xmlns:ds="http://schemas.openxmlformats.org/officeDocument/2006/customXml" ds:itemID="{9DEC1B58-8CE7-49A8-8E4B-FF690C7E430D}">
+  <ds:schemaRefs>
+    <ds:schemaRef ds:uri="http://schemas.openxmlformats.org/officeDocument/2006/bibliography"/>
+  </ds:schemaRefs>
+</ds:datastoreItem>
 </file>
--- a/Where did all these kids come from.docx
+++ b/Where did all these kids come from.docx
@@ -200,6 +200,12 @@
           <w:lang w:eastAsia="en-US"/>
         </w:rPr>
         <w:t xml:space="preserve"> an exception to this trend.</w:t>
+      </w:r>
+      <w:r>
+        <w:rPr>
+          <w:lang w:eastAsia="en-US"/>
+        </w:rPr>
+        <w:t xml:space="preserve"> </w:t>
       </w:r>
     </w:p>
     <w:p>

--- a/Where did all these kids come from.docx
+++ b/Where did all these kids come from.docx
@@ -5,7 +5,7 @@
     <w:p>
       <w:pPr>
         <w:pStyle w:val="Title"/>
-        <w:ind w:right="10362"/>
+        <w:ind w:right="4125"/>
         <w:jc w:val="left"/>
       </w:pPr>
       <w:r>
@@ -3783,13 +3783,7 @@
         <w:rPr>
           <w:lang w:eastAsia="en-US"/>
         </w:rPr>
-        <w:t>than they were 40 years ago</w:t>
-      </w:r>
-      <w:r>
-        <w:rPr>
-          <w:lang w:eastAsia="en-US"/>
-        </w:rPr>
-        <w:t xml:space="preserve"> </w:t>
+        <w:t xml:space="preserve">than they were 40 years ago </w:t>
       </w:r>
       <w:r>
         <w:rPr>
@@ -5508,6 +5502,7 @@
   <w:style w:type="character" w:default="1" w:styleId="DefaultParagraphFont">
     <w:name w:val="Default Paragraph Font"/>
     <w:uiPriority w:val="1"/>
+    <w:semiHidden/>
     <w:unhideWhenUsed/>
   </w:style>
   <w:style w:type="table" w:default="1" w:styleId="TableNormal">
